--- a/微生物学(Microbiology)/重点总结/6 真核微生物.docx
+++ b/微生物学(Microbiology)/重点总结/6 真核微生物.docx
@@ -21,7 +21,15 @@
           <w:sz w:val="28"/>
           <w:szCs w:val="36"/>
         </w:rPr>
-        <w:t>第</w:t>
+        <w:t>第六讲</w:t>
+      </w:r>
+      <w:r>
+        <w:rPr>
+          <w:rFonts w:ascii="Times New Roman" w:eastAsia="KaiTi" w:hAnsi="Times New Roman" w:cs="Times New Roman"/>
+          <w:sz w:val="28"/>
+          <w:szCs w:val="36"/>
+        </w:rPr>
+        <w:t xml:space="preserve"> </w:t>
       </w:r>
       <w:r>
         <w:rPr>
@@ -31,9 +39,13 @@
           <w:sz w:val="28"/>
           <w:szCs w:val="36"/>
         </w:rPr>
-        <w:t>六</w:t>
-      </w:r>
-      <w:r>
+        <w:t>真核微生物</w:t>
+      </w:r>
+    </w:p>
+    <w:p>
+      <w:pPr>
+        <w:spacing w:line="276" w:lineRule="auto"/>
+        <w:jc w:val="center"/>
         <w:rPr>
           <w:rFonts w:ascii="Times New Roman" w:eastAsia="KaiTi" w:hAnsi="Times New Roman" w:cs="Times New Roman"/>
           <w:b/>
@@ -41,44 +53,13 @@
           <w:sz w:val="28"/>
           <w:szCs w:val="36"/>
         </w:rPr>
-        <w:t>讲</w:t>
-      </w:r>
-      <w:r>
-        <w:rPr>
-          <w:rFonts w:ascii="Times New Roman" w:eastAsia="KaiTi" w:hAnsi="Times New Roman" w:cs="Times New Roman"/>
-          <w:sz w:val="28"/>
-          <w:szCs w:val="36"/>
-        </w:rPr>
-        <w:t xml:space="preserve"> </w:t>
-      </w:r>
+      </w:pPr>
       <w:r>
         <w:rPr>
           <w:rFonts w:ascii="Times New Roman" w:eastAsia="KaiTi" w:hAnsi="Times New Roman" w:cs="Times New Roman"/>
           <w:b/>
           <w:bCs/>
-          <w:sz w:val="28"/>
-          <w:szCs w:val="36"/>
-        </w:rPr>
-        <w:t>真核微生物</w:t>
-      </w:r>
-    </w:p>
-    <w:p>
-      <w:pPr>
-        <w:spacing w:line="276" w:lineRule="auto"/>
-        <w:jc w:val="center"/>
-        <w:rPr>
-          <w:rFonts w:ascii="Times New Roman" w:eastAsia="KaiTi" w:hAnsi="Times New Roman" w:cs="Times New Roman"/>
-          <w:b/>
-          <w:bCs/>
-          <w:sz w:val="28"/>
-          <w:szCs w:val="36"/>
-        </w:rPr>
-      </w:pPr>
-      <w:r>
-        <w:rPr>
-          <w:rFonts w:ascii="Times New Roman" w:eastAsia="KaiTi" w:hAnsi="Times New Roman" w:cs="Times New Roman"/>
-          <w:b/>
-          <w:bCs/>
+          <w:noProof/>
           <w:sz w:val="28"/>
           <w:szCs w:val="36"/>
         </w:rPr>
@@ -288,14 +269,7 @@
           <w:rFonts w:ascii="Times New Roman" w:eastAsia="KaiTi" w:hAnsi="Times New Roman" w:cs="Times New Roman"/>
           <w:lang w:val="en-US"/>
         </w:rPr>
-        <w:t>真核生物的起源</w:t>
-      </w:r>
-      <w:r>
-        <w:rPr>
-          <w:rFonts w:ascii="Times New Roman" w:eastAsia="KaiTi" w:hAnsi="Times New Roman" w:cs="Times New Roman"/>
-          <w:lang w:val="en-US"/>
-        </w:rPr>
-        <w:t>：内共生学说</w:t>
+        <w:t>真核生物的起源：内共生学说</w:t>
       </w:r>
     </w:p>
     <w:p>
@@ -465,21 +439,7 @@
           <w:rFonts w:ascii="Times New Roman" w:eastAsia="KaiTi" w:hAnsi="Times New Roman" w:cs="Times New Roman"/>
           <w:lang w:val="en-US"/>
         </w:rPr>
-        <w:t>真核细胞核</w:t>
-      </w:r>
-      <w:r>
-        <w:rPr>
-          <w:rFonts w:ascii="Times New Roman" w:eastAsia="KaiTi" w:hAnsi="Times New Roman" w:cs="Times New Roman"/>
-          <w:lang w:val="en-US"/>
-        </w:rPr>
-        <w:t>，</w:t>
-      </w:r>
-      <w:r>
-        <w:rPr>
-          <w:rFonts w:ascii="Times New Roman" w:eastAsia="KaiTi" w:hAnsi="Times New Roman" w:cs="Times New Roman"/>
-          <w:lang w:val="en-US"/>
-        </w:rPr>
-        <w:t>有丝分裂</w:t>
+        <w:t>真核细胞核，有丝分裂</w:t>
       </w:r>
     </w:p>
     <w:p>
@@ -545,28 +505,218 @@
           <w:rFonts w:ascii="Times New Roman" w:eastAsia="KaiTi" w:hAnsi="Times New Roman" w:cs="Times New Roman"/>
           <w:lang w:val="en-US"/>
         </w:rPr>
-        <w:t>可</w:t>
-      </w:r>
-      <w:r>
-        <w:rPr>
-          <w:rFonts w:ascii="Times New Roman" w:eastAsia="KaiTi" w:hAnsi="Times New Roman" w:cs="Times New Roman"/>
-          <w:lang w:val="en-US"/>
-        </w:rPr>
-        <w:t>有性繁殖</w:t>
-      </w:r>
-      <w:r>
-        <w:rPr>
-          <w:rFonts w:ascii="Times New Roman" w:eastAsia="KaiTi" w:hAnsi="Times New Roman" w:cs="Times New Roman"/>
-          <w:lang w:val="en-US"/>
-        </w:rPr>
-        <w:t>（</w:t>
-      </w:r>
-      <w:r>
-        <w:rPr>
-          <w:rFonts w:ascii="Times New Roman" w:eastAsia="KaiTi" w:hAnsi="Times New Roman" w:cs="Times New Roman"/>
-          <w:lang w:val="en-US"/>
-        </w:rPr>
-        <w:t>有性孢子</w:t>
+        <w:t>可有性繁殖（有性孢子）</w:t>
+      </w:r>
+    </w:p>
+    <w:p>
+      <w:pPr>
+        <w:pStyle w:val="ListParagraph"/>
+        <w:numPr>
+          <w:ilvl w:val="0"/>
+          <w:numId w:val="19"/>
+        </w:numPr>
+        <w:spacing w:line="276" w:lineRule="auto"/>
+        <w:ind w:firstLineChars="0"/>
+        <w:rPr>
+          <w:rFonts w:ascii="Times New Roman" w:eastAsia="KaiTi" w:hAnsi="Times New Roman" w:cs="Times New Roman"/>
+          <w:lang w:val="en-US"/>
+        </w:rPr>
+      </w:pPr>
+      <w:r>
+        <w:rPr>
+          <w:rFonts w:ascii="Times New Roman" w:eastAsia="KaiTi" w:hAnsi="Times New Roman" w:cs="Times New Roman"/>
+          <w:lang w:val="en-US"/>
+        </w:rPr>
+        <w:t>营养方式为化能有机营养（异养）好氧</w:t>
+      </w:r>
+    </w:p>
+    <w:p>
+      <w:pPr>
+        <w:pStyle w:val="ListParagraph"/>
+        <w:numPr>
+          <w:ilvl w:val="0"/>
+          <w:numId w:val="19"/>
+        </w:numPr>
+        <w:spacing w:line="276" w:lineRule="auto"/>
+        <w:ind w:firstLineChars="0"/>
+        <w:rPr>
+          <w:rFonts w:ascii="Times New Roman" w:eastAsia="KaiTi" w:hAnsi="Times New Roman" w:cs="Times New Roman"/>
+          <w:lang w:val="en-US"/>
+        </w:rPr>
+      </w:pPr>
+      <w:r>
+        <w:rPr>
+          <w:rFonts w:ascii="Times New Roman" w:eastAsia="KaiTi" w:hAnsi="Times New Roman" w:cs="Times New Roman"/>
+          <w:lang w:val="en-US"/>
+        </w:rPr>
+        <w:t>不运动（仅少数种类的游动孢子有</w:t>
+      </w:r>
+      <w:r>
+        <w:rPr>
+          <w:rFonts w:ascii="Times New Roman" w:eastAsia="KaiTi" w:hAnsi="Times New Roman" w:cs="Times New Roman"/>
+          <w:lang w:val="en-US"/>
+        </w:rPr>
+        <w:t>1-2</w:t>
+      </w:r>
+      <w:r>
+        <w:rPr>
+          <w:rFonts w:ascii="Times New Roman" w:eastAsia="KaiTi" w:hAnsi="Times New Roman" w:cs="Times New Roman"/>
+          <w:lang w:val="en-US"/>
+        </w:rPr>
+        <w:t>根鞭毛）</w:t>
+      </w:r>
+    </w:p>
+    <w:p>
+      <w:pPr>
+        <w:pStyle w:val="ListParagraph"/>
+        <w:numPr>
+          <w:ilvl w:val="0"/>
+          <w:numId w:val="19"/>
+        </w:numPr>
+        <w:spacing w:line="276" w:lineRule="auto"/>
+        <w:ind w:firstLineChars="0"/>
+        <w:rPr>
+          <w:rFonts w:ascii="Times New Roman" w:eastAsia="KaiTi" w:hAnsi="Times New Roman" w:cs="Times New Roman"/>
+          <w:lang w:val="en-US"/>
+        </w:rPr>
+      </w:pPr>
+      <w:r>
+        <w:rPr>
+          <w:rFonts w:ascii="Times New Roman" w:eastAsia="KaiTi" w:hAnsi="Times New Roman" w:cs="Times New Roman"/>
+          <w:lang w:val="en-US"/>
+        </w:rPr>
+        <w:t>种类繁多，形态各异、大小悬殊，细胞结构多样</w:t>
+      </w:r>
+    </w:p>
+    <w:p>
+      <w:pPr>
+        <w:pStyle w:val="ListParagraph"/>
+        <w:numPr>
+          <w:ilvl w:val="0"/>
+          <w:numId w:val="17"/>
+        </w:numPr>
+        <w:spacing w:line="276" w:lineRule="auto"/>
+        <w:ind w:firstLineChars="0"/>
+        <w:rPr>
+          <w:rFonts w:ascii="Times New Roman" w:eastAsia="KaiTi" w:hAnsi="Times New Roman" w:cs="Times New Roman"/>
+          <w:lang w:val="en-US"/>
+        </w:rPr>
+      </w:pPr>
+      <w:r>
+        <w:rPr>
+          <w:rFonts w:ascii="Times New Roman" w:eastAsia="KaiTi" w:hAnsi="Times New Roman" w:cs="Times New Roman"/>
+          <w:lang w:val="en-US"/>
+        </w:rPr>
+        <w:t>霉菌</w:t>
+      </w:r>
+    </w:p>
+    <w:p>
+      <w:pPr>
+        <w:pStyle w:val="ListParagraph"/>
+        <w:numPr>
+          <w:ilvl w:val="0"/>
+          <w:numId w:val="20"/>
+        </w:numPr>
+        <w:spacing w:line="276" w:lineRule="auto"/>
+        <w:ind w:firstLineChars="0"/>
+        <w:rPr>
+          <w:rFonts w:ascii="Times New Roman" w:eastAsia="KaiTi" w:hAnsi="Times New Roman" w:cs="Times New Roman"/>
+          <w:lang w:val="en-US"/>
+        </w:rPr>
+      </w:pPr>
+      <w:r>
+        <w:rPr>
+          <w:rFonts w:ascii="Times New Roman" w:eastAsia="KaiTi" w:hAnsi="Times New Roman" w:cs="Times New Roman"/>
+          <w:lang w:val="en-US"/>
+        </w:rPr>
+        <w:t>简介</w:t>
+      </w:r>
+    </w:p>
+    <w:p>
+      <w:pPr>
+        <w:pStyle w:val="ListParagraph"/>
+        <w:numPr>
+          <w:ilvl w:val="0"/>
+          <w:numId w:val="21"/>
+        </w:numPr>
+        <w:spacing w:line="276" w:lineRule="auto"/>
+        <w:ind w:firstLineChars="0"/>
+        <w:rPr>
+          <w:rFonts w:ascii="Times New Roman" w:eastAsia="KaiTi" w:hAnsi="Times New Roman" w:cs="Times New Roman"/>
+          <w:lang w:val="en-US"/>
+        </w:rPr>
+      </w:pPr>
+      <w:r>
+        <w:rPr>
+          <w:rFonts w:ascii="Times New Roman" w:eastAsia="KaiTi" w:hAnsi="Times New Roman" w:cs="Times New Roman"/>
+          <w:lang w:val="en-US"/>
+        </w:rPr>
+        <w:t>丝状真菌的统称，不是分类学名词</w:t>
+      </w:r>
+    </w:p>
+    <w:p>
+      <w:pPr>
+        <w:pStyle w:val="ListParagraph"/>
+        <w:numPr>
+          <w:ilvl w:val="0"/>
+          <w:numId w:val="21"/>
+        </w:numPr>
+        <w:spacing w:line="276" w:lineRule="auto"/>
+        <w:ind w:firstLineChars="0"/>
+        <w:rPr>
+          <w:rFonts w:ascii="Times New Roman" w:eastAsia="KaiTi" w:hAnsi="Times New Roman" w:cs="Times New Roman"/>
+          <w:lang w:val="en-US"/>
+        </w:rPr>
+      </w:pPr>
+      <w:r>
+        <w:rPr>
+          <w:rFonts w:ascii="Times New Roman" w:eastAsia="KaiTi" w:hAnsi="Times New Roman" w:cs="Times New Roman"/>
+          <w:lang w:val="en-US"/>
+        </w:rPr>
+        <w:t>菌体均由分枝或不分枝的菌丝（</w:t>
+      </w:r>
+      <w:r>
+        <w:rPr>
+          <w:rFonts w:ascii="Times New Roman" w:eastAsia="KaiTi" w:hAnsi="Times New Roman" w:cs="Times New Roman"/>
+          <w:lang w:val="en-US"/>
+        </w:rPr>
+        <w:t>hypha</w:t>
+      </w:r>
+      <w:r>
+        <w:rPr>
+          <w:rFonts w:ascii="Times New Roman" w:eastAsia="KaiTi" w:hAnsi="Times New Roman" w:cs="Times New Roman"/>
+          <w:lang w:val="en-US"/>
+        </w:rPr>
+        <w:t>）构成</w:t>
+      </w:r>
+    </w:p>
+    <w:p>
+      <w:pPr>
+        <w:pStyle w:val="ListParagraph"/>
+        <w:numPr>
+          <w:ilvl w:val="0"/>
+          <w:numId w:val="22"/>
+        </w:numPr>
+        <w:spacing w:line="276" w:lineRule="auto"/>
+        <w:ind w:firstLineChars="0"/>
+        <w:rPr>
+          <w:rFonts w:ascii="Times New Roman" w:eastAsia="KaiTi" w:hAnsi="Times New Roman" w:cs="Times New Roman"/>
+          <w:lang w:val="en-US"/>
+        </w:rPr>
+      </w:pPr>
+      <w:r>
+        <w:rPr>
+          <w:rFonts w:ascii="Times New Roman" w:eastAsia="KaiTi" w:hAnsi="Times New Roman" w:cs="Times New Roman"/>
+          <w:lang w:val="en-US"/>
+        </w:rPr>
+        <w:t>许多菌丝交织成为菌丝体（</w:t>
+      </w:r>
+      <w:r>
+        <w:rPr>
+          <w:rFonts w:ascii="Times New Roman" w:eastAsia="KaiTi" w:hAnsi="Times New Roman" w:cs="Times New Roman"/>
+          <w:lang w:val="en-US"/>
+        </w:rPr>
+        <w:t>mycelium</w:t>
       </w:r>
       <w:r>
         <w:rPr>
@@ -581,157 +731,6 @@
         <w:pStyle w:val="ListParagraph"/>
         <w:numPr>
           <w:ilvl w:val="0"/>
-          <w:numId w:val="19"/>
-        </w:numPr>
-        <w:spacing w:line="276" w:lineRule="auto"/>
-        <w:ind w:firstLineChars="0"/>
-        <w:rPr>
-          <w:rFonts w:ascii="Times New Roman" w:eastAsia="KaiTi" w:hAnsi="Times New Roman" w:cs="Times New Roman"/>
-          <w:lang w:val="en-US"/>
-        </w:rPr>
-      </w:pPr>
-      <w:r>
-        <w:rPr>
-          <w:rFonts w:ascii="Times New Roman" w:eastAsia="KaiTi" w:hAnsi="Times New Roman" w:cs="Times New Roman"/>
-          <w:lang w:val="en-US"/>
-        </w:rPr>
-        <w:t>营养方式为化能有机营养</w:t>
-      </w:r>
-      <w:r>
-        <w:rPr>
-          <w:rFonts w:ascii="Times New Roman" w:eastAsia="KaiTi" w:hAnsi="Times New Roman" w:cs="Times New Roman"/>
-          <w:lang w:val="en-US"/>
-        </w:rPr>
-        <w:t>（</w:t>
-      </w:r>
-      <w:r>
-        <w:rPr>
-          <w:rFonts w:ascii="Times New Roman" w:eastAsia="KaiTi" w:hAnsi="Times New Roman" w:cs="Times New Roman"/>
-          <w:lang w:val="en-US"/>
-        </w:rPr>
-        <w:t>异养</w:t>
-      </w:r>
-      <w:r>
-        <w:rPr>
-          <w:rFonts w:ascii="Times New Roman" w:eastAsia="KaiTi" w:hAnsi="Times New Roman" w:cs="Times New Roman"/>
-          <w:lang w:val="en-US"/>
-        </w:rPr>
-        <w:t>）</w:t>
-      </w:r>
-      <w:r>
-        <w:rPr>
-          <w:rFonts w:ascii="Times New Roman" w:eastAsia="KaiTi" w:hAnsi="Times New Roman" w:cs="Times New Roman"/>
-          <w:lang w:val="en-US"/>
-        </w:rPr>
-        <w:t>好氧</w:t>
-      </w:r>
-    </w:p>
-    <w:p>
-      <w:pPr>
-        <w:pStyle w:val="ListParagraph"/>
-        <w:numPr>
-          <w:ilvl w:val="0"/>
-          <w:numId w:val="19"/>
-        </w:numPr>
-        <w:spacing w:line="276" w:lineRule="auto"/>
-        <w:ind w:firstLineChars="0"/>
-        <w:rPr>
-          <w:rFonts w:ascii="Times New Roman" w:eastAsia="KaiTi" w:hAnsi="Times New Roman" w:cs="Times New Roman"/>
-          <w:lang w:val="en-US"/>
-        </w:rPr>
-      </w:pPr>
-      <w:r>
-        <w:rPr>
-          <w:rFonts w:ascii="Times New Roman" w:eastAsia="KaiTi" w:hAnsi="Times New Roman" w:cs="Times New Roman"/>
-          <w:lang w:val="en-US"/>
-        </w:rPr>
-        <w:t>不运动</w:t>
-      </w:r>
-      <w:r>
-        <w:rPr>
-          <w:rFonts w:ascii="Times New Roman" w:eastAsia="KaiTi" w:hAnsi="Times New Roman" w:cs="Times New Roman"/>
-          <w:lang w:val="en-US"/>
-        </w:rPr>
-        <w:t>（</w:t>
-      </w:r>
-      <w:r>
-        <w:rPr>
-          <w:rFonts w:ascii="Times New Roman" w:eastAsia="KaiTi" w:hAnsi="Times New Roman" w:cs="Times New Roman"/>
-          <w:lang w:val="en-US"/>
-        </w:rPr>
-        <w:t>仅少数种类的游动孢子有</w:t>
-      </w:r>
-      <w:r>
-        <w:rPr>
-          <w:rFonts w:ascii="Times New Roman" w:eastAsia="KaiTi" w:hAnsi="Times New Roman" w:cs="Times New Roman"/>
-          <w:lang w:val="en-US"/>
-        </w:rPr>
-        <w:t>1-2</w:t>
-      </w:r>
-      <w:r>
-        <w:rPr>
-          <w:rFonts w:ascii="Times New Roman" w:eastAsia="KaiTi" w:hAnsi="Times New Roman" w:cs="Times New Roman"/>
-          <w:lang w:val="en-US"/>
-        </w:rPr>
-        <w:t>根鞭毛</w:t>
-      </w:r>
-      <w:r>
-        <w:rPr>
-          <w:rFonts w:ascii="Times New Roman" w:eastAsia="KaiTi" w:hAnsi="Times New Roman" w:cs="Times New Roman"/>
-          <w:lang w:val="en-US"/>
-        </w:rPr>
-        <w:t>）</w:t>
-      </w:r>
-    </w:p>
-    <w:p>
-      <w:pPr>
-        <w:pStyle w:val="ListParagraph"/>
-        <w:numPr>
-          <w:ilvl w:val="0"/>
-          <w:numId w:val="19"/>
-        </w:numPr>
-        <w:spacing w:line="276" w:lineRule="auto"/>
-        <w:ind w:firstLineChars="0"/>
-        <w:rPr>
-          <w:rFonts w:ascii="Times New Roman" w:eastAsia="KaiTi" w:hAnsi="Times New Roman" w:cs="Times New Roman"/>
-          <w:lang w:val="en-US"/>
-        </w:rPr>
-      </w:pPr>
-      <w:r>
-        <w:rPr>
-          <w:rFonts w:ascii="Times New Roman" w:eastAsia="KaiTi" w:hAnsi="Times New Roman" w:cs="Times New Roman"/>
-          <w:lang w:val="en-US"/>
-        </w:rPr>
-        <w:t>种类繁多，形态各异、大小悬殊，细胞结构多样</w:t>
-      </w:r>
-    </w:p>
-    <w:p>
-      <w:pPr>
-        <w:pStyle w:val="ListParagraph"/>
-        <w:numPr>
-          <w:ilvl w:val="0"/>
-          <w:numId w:val="17"/>
-        </w:numPr>
-        <w:spacing w:line="276" w:lineRule="auto"/>
-        <w:ind w:firstLineChars="0"/>
-        <w:rPr>
-          <w:rFonts w:ascii="Times New Roman" w:eastAsia="KaiTi" w:hAnsi="Times New Roman" w:cs="Times New Roman"/>
-          <w:lang w:val="en-US"/>
-        </w:rPr>
-      </w:pPr>
-      <w:r>
-        <w:rPr>
-          <w:rFonts w:ascii="Times New Roman" w:eastAsia="KaiTi" w:hAnsi="Times New Roman" w:cs="Times New Roman"/>
-          <w:lang w:val="en-US"/>
-        </w:rPr>
-        <w:t>霉菌</w:t>
-      </w:r>
-    </w:p>
-    <w:p>
-      <w:pPr>
-        <w:pStyle w:val="ListParagraph"/>
-        <w:numPr>
-          <w:ilvl w:val="0"/>
           <w:numId w:val="20"/>
         </w:numPr>
         <w:spacing w:line="276" w:lineRule="auto"/>
@@ -746,157 +745,6 @@
           <w:rFonts w:ascii="Times New Roman" w:eastAsia="KaiTi" w:hAnsi="Times New Roman" w:cs="Times New Roman"/>
           <w:lang w:val="en-US"/>
         </w:rPr>
-        <w:t>简介</w:t>
-      </w:r>
-    </w:p>
-    <w:p>
-      <w:pPr>
-        <w:pStyle w:val="ListParagraph"/>
-        <w:numPr>
-          <w:ilvl w:val="0"/>
-          <w:numId w:val="21"/>
-        </w:numPr>
-        <w:spacing w:line="276" w:lineRule="auto"/>
-        <w:ind w:firstLineChars="0"/>
-        <w:rPr>
-          <w:rFonts w:ascii="Times New Roman" w:eastAsia="KaiTi" w:hAnsi="Times New Roman" w:cs="Times New Roman"/>
-          <w:lang w:val="en-US"/>
-        </w:rPr>
-      </w:pPr>
-      <w:r>
-        <w:rPr>
-          <w:rFonts w:ascii="Times New Roman" w:eastAsia="KaiTi" w:hAnsi="Times New Roman" w:cs="Times New Roman"/>
-          <w:lang w:val="en-US"/>
-        </w:rPr>
-        <w:t>丝状真菌的统称，不是分类学名词</w:t>
-      </w:r>
-    </w:p>
-    <w:p>
-      <w:pPr>
-        <w:pStyle w:val="ListParagraph"/>
-        <w:numPr>
-          <w:ilvl w:val="0"/>
-          <w:numId w:val="21"/>
-        </w:numPr>
-        <w:spacing w:line="276" w:lineRule="auto"/>
-        <w:ind w:firstLineChars="0"/>
-        <w:rPr>
-          <w:rFonts w:ascii="Times New Roman" w:eastAsia="KaiTi" w:hAnsi="Times New Roman" w:cs="Times New Roman"/>
-          <w:lang w:val="en-US"/>
-        </w:rPr>
-      </w:pPr>
-      <w:r>
-        <w:rPr>
-          <w:rFonts w:ascii="Times New Roman" w:eastAsia="KaiTi" w:hAnsi="Times New Roman" w:cs="Times New Roman"/>
-          <w:lang w:val="en-US"/>
-        </w:rPr>
-        <w:t>菌体均由分枝或不分枝的菌丝</w:t>
-      </w:r>
-      <w:r>
-        <w:rPr>
-          <w:rFonts w:ascii="Times New Roman" w:eastAsia="KaiTi" w:hAnsi="Times New Roman" w:cs="Times New Roman"/>
-          <w:lang w:val="en-US"/>
-        </w:rPr>
-        <w:t>（</w:t>
-      </w:r>
-      <w:r>
-        <w:rPr>
-          <w:rFonts w:ascii="Times New Roman" w:eastAsia="KaiTi" w:hAnsi="Times New Roman" w:cs="Times New Roman"/>
-          <w:lang w:val="en-US"/>
-        </w:rPr>
-        <w:t>hypha</w:t>
-      </w:r>
-      <w:r>
-        <w:rPr>
-          <w:rFonts w:ascii="Times New Roman" w:eastAsia="KaiTi" w:hAnsi="Times New Roman" w:cs="Times New Roman"/>
-          <w:lang w:val="en-US"/>
-        </w:rPr>
-        <w:t>）</w:t>
-      </w:r>
-      <w:r>
-        <w:rPr>
-          <w:rFonts w:ascii="Times New Roman" w:eastAsia="KaiTi" w:hAnsi="Times New Roman" w:cs="Times New Roman"/>
-          <w:lang w:val="en-US"/>
-        </w:rPr>
-        <w:t>构成</w:t>
-      </w:r>
-    </w:p>
-    <w:p>
-      <w:pPr>
-        <w:pStyle w:val="ListParagraph"/>
-        <w:numPr>
-          <w:ilvl w:val="0"/>
-          <w:numId w:val="22"/>
-        </w:numPr>
-        <w:spacing w:line="276" w:lineRule="auto"/>
-        <w:ind w:firstLineChars="0"/>
-        <w:rPr>
-          <w:rFonts w:ascii="Times New Roman" w:eastAsia="KaiTi" w:hAnsi="Times New Roman" w:cs="Times New Roman"/>
-          <w:lang w:val="en-US"/>
-        </w:rPr>
-      </w:pPr>
-      <w:r>
-        <w:rPr>
-          <w:rFonts w:ascii="Times New Roman" w:eastAsia="KaiTi" w:hAnsi="Times New Roman" w:cs="Times New Roman"/>
-          <w:lang w:val="en-US"/>
-        </w:rPr>
-        <w:t>许多菌丝交织</w:t>
-      </w:r>
-      <w:r>
-        <w:rPr>
-          <w:rFonts w:ascii="Times New Roman" w:eastAsia="KaiTi" w:hAnsi="Times New Roman" w:cs="Times New Roman"/>
-          <w:lang w:val="en-US"/>
-        </w:rPr>
-        <w:t>成为</w:t>
-      </w:r>
-      <w:r>
-        <w:rPr>
-          <w:rFonts w:ascii="Times New Roman" w:eastAsia="KaiTi" w:hAnsi="Times New Roman" w:cs="Times New Roman"/>
-          <w:lang w:val="en-US"/>
-        </w:rPr>
-        <w:t>菌丝体</w:t>
-      </w:r>
-      <w:r>
-        <w:rPr>
-          <w:rFonts w:ascii="Times New Roman" w:eastAsia="KaiTi" w:hAnsi="Times New Roman" w:cs="Times New Roman"/>
-          <w:lang w:val="en-US"/>
-        </w:rPr>
-        <w:t>（</w:t>
-      </w:r>
-      <w:r>
-        <w:rPr>
-          <w:rFonts w:ascii="Times New Roman" w:eastAsia="KaiTi" w:hAnsi="Times New Roman" w:cs="Times New Roman"/>
-          <w:lang w:val="en-US"/>
-        </w:rPr>
-        <w:t>mycelium</w:t>
-      </w:r>
-      <w:r>
-        <w:rPr>
-          <w:rFonts w:ascii="Times New Roman" w:eastAsia="KaiTi" w:hAnsi="Times New Roman" w:cs="Times New Roman"/>
-          <w:lang w:val="en-US"/>
-        </w:rPr>
-        <w:t>）</w:t>
-      </w:r>
-    </w:p>
-    <w:p>
-      <w:pPr>
-        <w:pStyle w:val="ListParagraph"/>
-        <w:numPr>
-          <w:ilvl w:val="0"/>
-          <w:numId w:val="20"/>
-        </w:numPr>
-        <w:spacing w:line="276" w:lineRule="auto"/>
-        <w:ind w:firstLineChars="0"/>
-        <w:rPr>
-          <w:rFonts w:ascii="Times New Roman" w:eastAsia="KaiTi" w:hAnsi="Times New Roman" w:cs="Times New Roman"/>
-          <w:lang w:val="en-US"/>
-        </w:rPr>
-      </w:pPr>
-      <w:r>
-        <w:rPr>
-          <w:rFonts w:ascii="Times New Roman" w:eastAsia="KaiTi" w:hAnsi="Times New Roman" w:cs="Times New Roman"/>
-          <w:lang w:val="en-US"/>
-        </w:rPr>
         <w:t>分布特点及与人类的关系</w:t>
       </w:r>
     </w:p>
@@ -963,14 +811,7 @@
           <w:rFonts w:ascii="Times New Roman" w:eastAsia="KaiTi" w:hAnsi="Times New Roman" w:cs="Times New Roman"/>
           <w:lang w:val="en-US"/>
         </w:rPr>
-        <w:t>食物、工农业制品的霉变</w:t>
-      </w:r>
-      <w:r>
-        <w:rPr>
-          <w:rFonts w:ascii="Times New Roman" w:eastAsia="KaiTi" w:hAnsi="Times New Roman" w:cs="Times New Roman"/>
-          <w:lang w:val="en-US"/>
-        </w:rPr>
-        <w:t>（</w:t>
+        <w:t>食物、工农业制品的霉变（</w:t>
       </w:r>
       <w:r>
         <w:rPr>
@@ -1080,14 +921,7 @@
           <w:rFonts w:ascii="Times New Roman" w:eastAsia="KaiTi" w:hAnsi="Times New Roman" w:cs="Times New Roman"/>
           <w:lang w:val="en-US"/>
         </w:rPr>
-        <w:t>直径比一般细菌和放线菌菌丝</w:t>
-      </w:r>
-      <w:r>
-        <w:rPr>
-          <w:rFonts w:ascii="Times New Roman" w:eastAsia="KaiTi" w:hAnsi="Times New Roman" w:cs="Times New Roman"/>
-          <w:lang w:val="en-US"/>
-        </w:rPr>
-        <w:t>（二者</w:t>
+        <w:t>直径比一般细菌和放线菌菌丝（二者</w:t>
       </w:r>
       <w:r>
         <w:rPr>
@@ -1101,14 +935,7 @@
           <w:rFonts w:ascii="Times New Roman" w:eastAsia="KaiTi" w:hAnsi="Times New Roman" w:cs="Times New Roman"/>
           <w:lang w:val="en-US"/>
         </w:rPr>
-        <w:t>很像）</w:t>
-      </w:r>
-      <w:r>
-        <w:rPr>
-          <w:rFonts w:ascii="Times New Roman" w:eastAsia="KaiTi" w:hAnsi="Times New Roman" w:cs="Times New Roman"/>
-          <w:lang w:val="en-US"/>
-        </w:rPr>
-        <w:t>大几到几十倍</w:t>
+        <w:t>很像）大几到几十倍</w:t>
       </w:r>
     </w:p>
     <w:p>
@@ -1203,35 +1030,7 @@
           <w:rFonts w:ascii="Times New Roman" w:eastAsia="KaiTi" w:hAnsi="Times New Roman" w:cs="Times New Roman"/>
           <w:lang w:val="en-US"/>
         </w:rPr>
-        <w:t>隔膜：</w:t>
-      </w:r>
-      <w:r>
-        <w:rPr>
-          <w:rFonts w:ascii="Times New Roman" w:eastAsia="KaiTi" w:hAnsi="Times New Roman" w:cs="Times New Roman"/>
-          <w:lang w:val="en-US"/>
-        </w:rPr>
-        <w:t>分隔成串</w:t>
-      </w:r>
-      <w:r>
-        <w:rPr>
-          <w:rFonts w:ascii="Times New Roman" w:eastAsia="KaiTi" w:hAnsi="Times New Roman" w:cs="Times New Roman"/>
-          <w:lang w:val="en-US"/>
-        </w:rPr>
-        <w:t>的</w:t>
-      </w:r>
-      <w:r>
-        <w:rPr>
-          <w:rFonts w:ascii="Times New Roman" w:eastAsia="KaiTi" w:hAnsi="Times New Roman" w:cs="Times New Roman"/>
-          <w:lang w:val="en-US"/>
-        </w:rPr>
-        <w:t>多细胞</w:t>
-      </w:r>
-      <w:r>
-        <w:rPr>
-          <w:rFonts w:ascii="Times New Roman" w:eastAsia="KaiTi" w:hAnsi="Times New Roman" w:cs="Times New Roman"/>
-          <w:lang w:val="en-US"/>
-        </w:rPr>
-        <w:t>，上有小孔</w:t>
+        <w:t>隔膜：分隔成串的多细胞，上有小孔</w:t>
       </w:r>
       <w:r>
         <w:rPr>
@@ -1399,21 +1198,7 @@
           <w:rFonts w:ascii="Times New Roman" w:eastAsia="KaiTi" w:hAnsi="Times New Roman" w:cs="Times New Roman"/>
           <w:lang w:val="en-US"/>
         </w:rPr>
-        <w:t>菌环</w:t>
-      </w:r>
-      <w:r>
-        <w:rPr>
-          <w:rFonts w:ascii="Times New Roman" w:eastAsia="KaiTi" w:hAnsi="Times New Roman" w:cs="Times New Roman"/>
-          <w:lang w:val="en-US"/>
-        </w:rPr>
-        <w:t>：</w:t>
-      </w:r>
-      <w:r>
-        <w:rPr>
-          <w:rFonts w:ascii="Times New Roman" w:eastAsia="KaiTi" w:hAnsi="Times New Roman" w:cs="Times New Roman"/>
-          <w:lang w:val="en-US"/>
-        </w:rPr>
-        <w:t>菌丝交织成套状</w:t>
+        <w:t>菌环：菌丝交织成套状</w:t>
       </w:r>
     </w:p>
     <w:p>
@@ -1435,21 +1220,7 @@
           <w:rFonts w:ascii="Times New Roman" w:eastAsia="KaiTi" w:hAnsi="Times New Roman" w:cs="Times New Roman"/>
           <w:lang w:val="en-US"/>
         </w:rPr>
-        <w:t>菌网</w:t>
-      </w:r>
-      <w:r>
-        <w:rPr>
-          <w:rFonts w:ascii="Times New Roman" w:eastAsia="KaiTi" w:hAnsi="Times New Roman" w:cs="Times New Roman"/>
-          <w:lang w:val="en-US"/>
-        </w:rPr>
-        <w:t>：</w:t>
-      </w:r>
-      <w:r>
-        <w:rPr>
-          <w:rFonts w:ascii="Times New Roman" w:eastAsia="KaiTi" w:hAnsi="Times New Roman" w:cs="Times New Roman"/>
-          <w:lang w:val="en-US"/>
-        </w:rPr>
-        <w:t>菌丝交织成网状</w:t>
+        <w:t>菌网：菌丝交织成网状</w:t>
       </w:r>
     </w:p>
     <w:p>
@@ -1471,14 +1242,7 @@
           <w:rFonts w:ascii="Times New Roman" w:eastAsia="KaiTi" w:hAnsi="Times New Roman" w:cs="Times New Roman"/>
           <w:lang w:val="en-US"/>
         </w:rPr>
-        <w:t>附枝：</w:t>
-      </w:r>
-      <w:r>
-        <w:rPr>
-          <w:rFonts w:ascii="Times New Roman" w:eastAsia="KaiTi" w:hAnsi="Times New Roman" w:cs="Times New Roman"/>
-          <w:lang w:val="en-US"/>
-        </w:rPr>
-        <w:t>匍匐菌丝</w:t>
+        <w:t>附枝：匍匐菌丝</w:t>
       </w:r>
       <w:r>
         <w:rPr>
@@ -1492,14 +1256,7 @@
           <w:rFonts w:ascii="Times New Roman" w:eastAsia="KaiTi" w:hAnsi="Times New Roman" w:cs="Times New Roman"/>
           <w:lang w:val="en-US"/>
         </w:rPr>
-        <w:t>假根</w:t>
-      </w:r>
-      <w:r>
-        <w:rPr>
-          <w:rFonts w:ascii="Times New Roman" w:eastAsia="KaiTi" w:hAnsi="Times New Roman" w:cs="Times New Roman"/>
-          <w:lang w:val="en-US"/>
-        </w:rPr>
-        <w:t>（附着，吸收营养）</w:t>
+        <w:t>假根（附着，吸收营养）</w:t>
       </w:r>
     </w:p>
     <w:p>
@@ -1535,21 +1292,7 @@
           <w:rFonts w:ascii="Times New Roman" w:eastAsia="KaiTi" w:hAnsi="Times New Roman" w:cs="Times New Roman"/>
           <w:lang w:val="en-US"/>
         </w:rPr>
-        <w:t>1</w:t>
-      </w:r>
-      <w:r>
-        <w:rPr>
-          <w:rFonts w:ascii="Times New Roman" w:eastAsia="KaiTi" w:hAnsi="Times New Roman" w:cs="Times New Roman"/>
-          <w:lang w:val="en-US"/>
-        </w:rPr>
-        <w:t xml:space="preserve"> – </w:t>
-      </w:r>
-      <w:r>
-        <w:rPr>
-          <w:rFonts w:ascii="Times New Roman" w:eastAsia="KaiTi" w:hAnsi="Times New Roman" w:cs="Times New Roman"/>
-          <w:lang w:val="en-US"/>
-        </w:rPr>
-        <w:t>2</w:t>
+        <w:t>1 – 2</w:t>
       </w:r>
       <w:r>
         <w:rPr>
@@ -1585,14 +1328,7 @@
           <w:rFonts w:ascii="Times New Roman" w:eastAsia="KaiTi" w:hAnsi="Times New Roman" w:cs="Times New Roman"/>
           <w:lang w:val="en-US"/>
         </w:rPr>
-        <w:t>：</w:t>
-      </w:r>
-      <w:r>
-        <w:rPr>
-          <w:rFonts w:ascii="Times New Roman" w:eastAsia="KaiTi" w:hAnsi="Times New Roman" w:cs="Times New Roman"/>
-          <w:lang w:val="en-US"/>
-        </w:rPr>
-        <w:t>专性寄生真菌从菌丝上分化出来的旁枝，侵入细胞内分化成指状、球状或丝状，以吸收细胞内的营养</w:t>
+        <w:t>：专性寄生真菌从菌丝上分化出来的旁枝，侵入细胞内分化成指状、球状或丝状，以吸收细胞内的营养</w:t>
       </w:r>
     </w:p>
     <w:p>
@@ -1635,21 +1371,7 @@
           <w:rFonts w:ascii="Times New Roman" w:eastAsia="KaiTi" w:hAnsi="Times New Roman" w:cs="Times New Roman"/>
           <w:lang w:val="en-US"/>
         </w:rPr>
-        <w:t>固地粘附在宿主的表面</w:t>
-      </w:r>
-      <w:r>
-        <w:rPr>
-          <w:rFonts w:ascii="Times New Roman" w:eastAsia="KaiTi" w:hAnsi="Times New Roman" w:cs="Times New Roman"/>
-          <w:lang w:val="en-US"/>
-        </w:rPr>
-        <w:t>（附着胞），</w:t>
-      </w:r>
-      <w:r>
-        <w:rPr>
-          <w:rFonts w:ascii="Times New Roman" w:eastAsia="KaiTi" w:hAnsi="Times New Roman" w:cs="Times New Roman"/>
-          <w:lang w:val="en-US"/>
-        </w:rPr>
-        <w:t>附着胞上再形成纤细的针状感染菌丝，以侵入</w:t>
+        <w:t>固地粘附在宿主的表面（附着胞），附着胞上再形成纤细的针状感染菌丝，以侵入</w:t>
       </w:r>
       <w:r>
         <w:rPr>
@@ -1663,21 +1385,7 @@
           <w:rFonts w:ascii="Times New Roman" w:eastAsia="KaiTi" w:hAnsi="Times New Roman" w:cs="Times New Roman"/>
           <w:lang w:val="en-US"/>
         </w:rPr>
-        <w:t>宿主的角质层</w:t>
-      </w:r>
-      <w:r>
-        <w:rPr>
-          <w:rFonts w:ascii="Times New Roman" w:eastAsia="KaiTi" w:hAnsi="Times New Roman" w:cs="Times New Roman"/>
-          <w:lang w:val="en-US"/>
-        </w:rPr>
-        <w:t>从</w:t>
-      </w:r>
-      <w:r>
-        <w:rPr>
-          <w:rFonts w:ascii="Times New Roman" w:eastAsia="KaiTi" w:hAnsi="Times New Roman" w:cs="Times New Roman"/>
-          <w:lang w:val="en-US"/>
-        </w:rPr>
-        <w:t>而吸取营养</w:t>
+        <w:t>宿主的角质层从而吸取营养</w:t>
       </w:r>
     </w:p>
     <w:p>
@@ -1699,14 +1407,7 @@
           <w:rFonts w:ascii="Times New Roman" w:eastAsia="KaiTi" w:hAnsi="Times New Roman" w:cs="Times New Roman"/>
           <w:lang w:val="en-US"/>
         </w:rPr>
-        <w:t>菌核：</w:t>
-      </w:r>
-      <w:r>
-        <w:rPr>
-          <w:rFonts w:ascii="Times New Roman" w:eastAsia="KaiTi" w:hAnsi="Times New Roman" w:cs="Times New Roman"/>
-          <w:lang w:val="en-US"/>
-        </w:rPr>
-        <w:t>休眠的菌丝组织。由菌丝密集地交织在一起，外层坚硬色深，内层疏松，大多呈白色</w:t>
+        <w:t>菌核：休眠的菌丝组织。由菌丝密集地交织在一起，外层坚硬色深，内层疏松，大多呈白色</w:t>
       </w:r>
     </w:p>
     <w:p>
@@ -1728,14 +1429,7 @@
           <w:rFonts w:ascii="Times New Roman" w:eastAsia="KaiTi" w:hAnsi="Times New Roman" w:cs="Times New Roman"/>
           <w:lang w:val="en-US"/>
         </w:rPr>
-        <w:t>子座：</w:t>
-      </w:r>
-      <w:r>
-        <w:rPr>
-          <w:rFonts w:ascii="Times New Roman" w:eastAsia="KaiTi" w:hAnsi="Times New Roman" w:cs="Times New Roman"/>
-          <w:lang w:val="en-US"/>
-        </w:rPr>
-        <w:t>菌丝交织成垫状</w:t>
+        <w:t>子座：菌丝交织成垫状</w:t>
       </w:r>
       <w:r>
         <w:rPr>
@@ -1792,6 +1486,7 @@
       <w:r>
         <w:rPr>
           <w:rFonts w:ascii="Times New Roman" w:eastAsia="KaiTi" w:hAnsi="Times New Roman" w:cs="Times New Roman"/>
+          <w:noProof/>
           <w:lang w:val="en-US"/>
         </w:rPr>
         <w:drawing>
@@ -1840,6 +1535,7 @@
       <w:r>
         <w:rPr>
           <w:rFonts w:ascii="Times New Roman" w:eastAsia="KaiTi" w:hAnsi="Times New Roman" w:cs="Times New Roman"/>
+          <w:noProof/>
           <w:lang w:val="en-US"/>
         </w:rPr>
         <w:drawing>
@@ -1891,6 +1587,7 @@
       <w:r>
         <w:rPr>
           <w:rFonts w:ascii="Times New Roman" w:eastAsia="KaiTi" w:hAnsi="Times New Roman" w:cs="Times New Roman"/>
+          <w:noProof/>
           <w:lang w:val="en-US"/>
         </w:rPr>
         <w:drawing>
@@ -1939,6 +1636,7 @@
       <w:r>
         <w:rPr>
           <w:rFonts w:ascii="Times New Roman" w:eastAsia="KaiTi" w:hAnsi="Times New Roman" w:cs="Times New Roman"/>
+          <w:noProof/>
           <w:lang w:val="en-US"/>
         </w:rPr>
         <w:drawing>
@@ -2007,6 +1705,98 @@
         <w:pStyle w:val="ListParagraph"/>
         <w:numPr>
           <w:ilvl w:val="0"/>
+          <w:numId w:val="24"/>
+        </w:numPr>
+        <w:spacing w:line="276" w:lineRule="auto"/>
+        <w:ind w:firstLineChars="0"/>
+        <w:jc w:val="left"/>
+        <w:rPr>
+          <w:rFonts w:ascii="Times New Roman" w:eastAsia="KaiTi" w:hAnsi="Times New Roman" w:cs="Times New Roman"/>
+          <w:noProof/>
+        </w:rPr>
+      </w:pPr>
+      <w:r>
+        <w:rPr>
+          <w:rFonts w:ascii="Times New Roman" w:eastAsia="KaiTi" w:hAnsi="Times New Roman" w:cs="Times New Roman" w:hint="eastAsia"/>
+          <w:noProof/>
+        </w:rPr>
+        <w:t>基本概念</w:t>
+      </w:r>
+    </w:p>
+    <w:p>
+      <w:pPr>
+        <w:pStyle w:val="ListParagraph"/>
+        <w:numPr>
+          <w:ilvl w:val="0"/>
+          <w:numId w:val="31"/>
+        </w:numPr>
+        <w:spacing w:line="276" w:lineRule="auto"/>
+        <w:ind w:firstLineChars="0"/>
+        <w:jc w:val="left"/>
+        <w:rPr>
+          <w:rFonts w:ascii="Times New Roman" w:eastAsia="KaiTi" w:hAnsi="Times New Roman" w:cs="Times New Roman"/>
+          <w:noProof/>
+        </w:rPr>
+      </w:pPr>
+      <w:r>
+        <w:rPr>
+          <w:rFonts w:ascii="Times New Roman" w:eastAsia="KaiTi" w:hAnsi="Times New Roman" w:cs="Times New Roman" w:hint="eastAsia"/>
+          <w:noProof/>
+        </w:rPr>
+        <w:t>由粗而长的分枝状菌丝组成，菌落疏松，呈绒毛状、絮状或蜘蛛网状</w:t>
+      </w:r>
+    </w:p>
+    <w:p>
+      <w:pPr>
+        <w:pStyle w:val="ListParagraph"/>
+        <w:numPr>
+          <w:ilvl w:val="0"/>
+          <w:numId w:val="31"/>
+        </w:numPr>
+        <w:spacing w:line="276" w:lineRule="auto"/>
+        <w:ind w:firstLineChars="0"/>
+        <w:jc w:val="left"/>
+        <w:rPr>
+          <w:rFonts w:ascii="Times New Roman" w:eastAsia="KaiTi" w:hAnsi="Times New Roman" w:cs="Times New Roman"/>
+          <w:noProof/>
+        </w:rPr>
+      </w:pPr>
+      <w:r>
+        <w:rPr>
+          <w:rFonts w:ascii="Times New Roman" w:eastAsia="KaiTi" w:hAnsi="Times New Roman" w:cs="Times New Roman" w:hint="eastAsia"/>
+          <w:noProof/>
+        </w:rPr>
+        <w:t>比细菌菌落大几到几十倍，有的无固定大小</w:t>
+      </w:r>
+    </w:p>
+    <w:p>
+      <w:pPr>
+        <w:pStyle w:val="ListParagraph"/>
+        <w:numPr>
+          <w:ilvl w:val="0"/>
+          <w:numId w:val="31"/>
+        </w:numPr>
+        <w:spacing w:line="276" w:lineRule="auto"/>
+        <w:ind w:firstLineChars="0"/>
+        <w:jc w:val="left"/>
+        <w:rPr>
+          <w:rFonts w:ascii="Times New Roman" w:eastAsia="KaiTi" w:hAnsi="Times New Roman" w:cs="Times New Roman" w:hint="eastAsia"/>
+          <w:noProof/>
+        </w:rPr>
+      </w:pPr>
+      <w:r>
+        <w:rPr>
+          <w:rFonts w:ascii="Times New Roman" w:eastAsia="KaiTi" w:hAnsi="Times New Roman" w:cs="Times New Roman" w:hint="eastAsia"/>
+          <w:noProof/>
+        </w:rPr>
+        <w:t>在特定培养基上菌落大小、形状、颜色等相对稳定，可作为分类依据</w:t>
+      </w:r>
+    </w:p>
+    <w:p>
+      <w:pPr>
+        <w:pStyle w:val="ListParagraph"/>
+        <w:numPr>
+          <w:ilvl w:val="0"/>
           <w:numId w:val="30"/>
         </w:numPr>
         <w:spacing w:line="276" w:lineRule="auto"/>
@@ -2024,6 +1814,427 @@
         </w:rPr>
         <w:t>繁殖方式</w:t>
       </w:r>
+      <w:r>
+        <w:rPr>
+          <w:rFonts w:ascii="Times New Roman" w:eastAsia="KaiTi" w:hAnsi="Times New Roman" w:cs="Times New Roman" w:hint="eastAsia"/>
+          <w:noProof/>
+        </w:rPr>
+        <w:t>——孢子</w:t>
+      </w:r>
+    </w:p>
+    <w:p>
+      <w:pPr>
+        <w:pStyle w:val="ListParagraph"/>
+        <w:numPr>
+          <w:ilvl w:val="0"/>
+          <w:numId w:val="24"/>
+        </w:numPr>
+        <w:spacing w:line="276" w:lineRule="auto"/>
+        <w:ind w:firstLineChars="0"/>
+        <w:jc w:val="left"/>
+        <w:rPr>
+          <w:rFonts w:ascii="Times New Roman" w:eastAsia="KaiTi" w:hAnsi="Times New Roman" w:cs="Times New Roman"/>
+          <w:noProof/>
+        </w:rPr>
+      </w:pPr>
+      <w:r>
+        <w:rPr>
+          <w:rFonts w:ascii="Times New Roman" w:eastAsia="KaiTi" w:hAnsi="Times New Roman" w:cs="Times New Roman" w:hint="eastAsia"/>
+          <w:noProof/>
+        </w:rPr>
+        <w:t>无性孢子</w:t>
+      </w:r>
+    </w:p>
+    <w:p>
+      <w:pPr>
+        <w:pStyle w:val="ListParagraph"/>
+        <w:numPr>
+          <w:ilvl w:val="0"/>
+          <w:numId w:val="32"/>
+        </w:numPr>
+        <w:spacing w:line="276" w:lineRule="auto"/>
+        <w:ind w:firstLineChars="0"/>
+        <w:jc w:val="left"/>
+        <w:rPr>
+          <w:rFonts w:ascii="Times New Roman" w:eastAsia="KaiTi" w:hAnsi="Times New Roman" w:cs="Times New Roman"/>
+          <w:noProof/>
+        </w:rPr>
+      </w:pPr>
+      <w:r>
+        <w:rPr>
+          <w:rFonts w:ascii="Times New Roman" w:eastAsia="KaiTi" w:hAnsi="Times New Roman" w:cs="Times New Roman" w:hint="eastAsia"/>
+          <w:noProof/>
+        </w:rPr>
+        <w:t>不经过两性细胞融合，通过营养细胞的分裂或营养菌丝的分化（断裂切割）形成新个体</w:t>
+      </w:r>
+    </w:p>
+    <w:p>
+      <w:pPr>
+        <w:pStyle w:val="ListParagraph"/>
+        <w:numPr>
+          <w:ilvl w:val="0"/>
+          <w:numId w:val="32"/>
+        </w:numPr>
+        <w:spacing w:line="276" w:lineRule="auto"/>
+        <w:ind w:firstLineChars="0"/>
+        <w:jc w:val="left"/>
+        <w:rPr>
+          <w:rFonts w:ascii="Times New Roman" w:eastAsia="KaiTi" w:hAnsi="Times New Roman" w:cs="Times New Roman"/>
+          <w:noProof/>
+        </w:rPr>
+      </w:pPr>
+      <w:r>
+        <w:rPr>
+          <w:rFonts w:ascii="Times New Roman" w:eastAsia="KaiTi" w:hAnsi="Times New Roman" w:cs="Times New Roman" w:hint="eastAsia"/>
+          <w:noProof/>
+        </w:rPr>
+        <w:t>类型：</w:t>
+      </w:r>
+      <w:r>
+        <w:rPr>
+          <w:rFonts w:ascii="Times New Roman" w:eastAsia="KaiTi" w:hAnsi="Times New Roman" w:cs="Times New Roman" w:hint="eastAsia"/>
+          <w:noProof/>
+        </w:rPr>
+        <w:t>厚垣孢子、节孢子、分生孢子、孢囊孢子</w:t>
+      </w:r>
+    </w:p>
+    <w:p>
+      <w:pPr>
+        <w:spacing w:line="276" w:lineRule="auto"/>
+        <w:jc w:val="center"/>
+        <w:rPr>
+          <w:rFonts w:ascii="Times New Roman" w:eastAsia="KaiTi" w:hAnsi="Times New Roman" w:cs="Times New Roman" w:hint="eastAsia"/>
+          <w:noProof/>
+        </w:rPr>
+      </w:pPr>
+      <w:r>
+        <w:rPr>
+          <w:rFonts w:ascii="Times New Roman" w:eastAsia="KaiTi" w:hAnsi="Times New Roman" w:cs="Times New Roman"/>
+          <w:noProof/>
+        </w:rPr>
+        <w:drawing>
+          <wp:inline distT="0" distB="0" distL="0" distR="0" wp14:anchorId="4B4F281F" wp14:editId="1A7A2D8E">
+            <wp:extent cx="2123090" cy="1537511"/>
+            <wp:effectExtent l="0" t="0" r="0" b="0"/>
+            <wp:docPr id="2" name="Picture 2"/>
+            <wp:cNvGraphicFramePr>
+              <a:graphicFrameLocks xmlns:a="http://schemas.openxmlformats.org/drawingml/2006/main" noChangeAspect="1"/>
+            </wp:cNvGraphicFramePr>
+            <a:graphic xmlns:a="http://schemas.openxmlformats.org/drawingml/2006/main">
+              <a:graphicData uri="http://schemas.openxmlformats.org/drawingml/2006/picture">
+                <pic:pic xmlns:pic="http://schemas.openxmlformats.org/drawingml/2006/picture">
+                  <pic:nvPicPr>
+                    <pic:cNvPr id="1" name=""/>
+                    <pic:cNvPicPr/>
+                  </pic:nvPicPr>
+                  <pic:blipFill rotWithShape="1">
+                    <a:blip r:embed="rId10"/>
+                    <a:srcRect l="34017"/>
+                    <a:stretch/>
+                  </pic:blipFill>
+                  <pic:spPr bwMode="auto">
+                    <a:xfrm>
+                      <a:off x="0" y="0"/>
+                      <a:ext cx="2146155" cy="1554214"/>
+                    </a:xfrm>
+                    <a:prstGeom prst="rect">
+                      <a:avLst/>
+                    </a:prstGeom>
+                    <a:ln>
+                      <a:noFill/>
+                    </a:ln>
+                    <a:extLst>
+                      <a:ext uri="{53640926-AAD7-44D8-BBD7-CCE9431645EC}">
+                        <a14:shadowObscured xmlns:a14="http://schemas.microsoft.com/office/drawing/2010/main"/>
+                      </a:ext>
+                    </a:extLst>
+                  </pic:spPr>
+                </pic:pic>
+              </a:graphicData>
+            </a:graphic>
+          </wp:inline>
+        </w:drawing>
+      </w:r>
+    </w:p>
+    <w:p>
+      <w:pPr>
+        <w:pStyle w:val="ListParagraph"/>
+        <w:numPr>
+          <w:ilvl w:val="0"/>
+          <w:numId w:val="24"/>
+        </w:numPr>
+        <w:spacing w:line="276" w:lineRule="auto"/>
+        <w:ind w:firstLineChars="0"/>
+        <w:jc w:val="left"/>
+        <w:rPr>
+          <w:rFonts w:ascii="Times New Roman" w:eastAsia="KaiTi" w:hAnsi="Times New Roman" w:cs="Times New Roman"/>
+          <w:noProof/>
+        </w:rPr>
+      </w:pPr>
+      <w:r>
+        <w:rPr>
+          <w:rFonts w:ascii="Times New Roman" w:eastAsia="KaiTi" w:hAnsi="Times New Roman" w:cs="Times New Roman" w:hint="eastAsia"/>
+          <w:noProof/>
+        </w:rPr>
+        <w:t>有性孢子</w:t>
+      </w:r>
+      <w:r>
+        <w:rPr>
+          <w:rFonts w:ascii="Times New Roman" w:eastAsia="KaiTi" w:hAnsi="Times New Roman" w:cs="Times New Roman" w:hint="eastAsia"/>
+          <w:noProof/>
+        </w:rPr>
+        <w:t>（</w:t>
+      </w:r>
+      <w:r>
+        <w:rPr>
+          <w:rFonts w:ascii="Times New Roman" w:eastAsia="KaiTi" w:hAnsi="Times New Roman" w:cs="Times New Roman" w:hint="eastAsia"/>
+          <w:noProof/>
+        </w:rPr>
+        <w:t>繁殖过程</w:t>
+      </w:r>
+      <w:r>
+        <w:rPr>
+          <w:rFonts w:ascii="Times New Roman" w:eastAsia="KaiTi" w:hAnsi="Times New Roman" w:cs="Times New Roman" w:hint="eastAsia"/>
+          <w:noProof/>
+        </w:rPr>
+        <w:t>）</w:t>
+      </w:r>
+    </w:p>
+    <w:p>
+      <w:pPr>
+        <w:pStyle w:val="ListParagraph"/>
+        <w:numPr>
+          <w:ilvl w:val="0"/>
+          <w:numId w:val="33"/>
+        </w:numPr>
+        <w:spacing w:line="276" w:lineRule="auto"/>
+        <w:ind w:firstLineChars="0"/>
+        <w:jc w:val="left"/>
+        <w:rPr>
+          <w:rFonts w:ascii="Times New Roman" w:eastAsia="KaiTi" w:hAnsi="Times New Roman" w:cs="Times New Roman"/>
+          <w:noProof/>
+        </w:rPr>
+      </w:pPr>
+      <w:r>
+        <w:rPr>
+          <w:rFonts w:ascii="Times New Roman" w:eastAsia="KaiTi" w:hAnsi="Times New Roman" w:cs="Times New Roman" w:hint="eastAsia"/>
+          <w:noProof/>
+        </w:rPr>
+        <w:t>质配：两个性细胞细胞质融合</w:t>
+      </w:r>
+      <w:r>
+        <w:rPr>
+          <w:rFonts w:ascii="Times New Roman" w:eastAsia="KaiTi" w:hAnsi="Times New Roman" w:cs="Times New Roman"/>
+          <w:noProof/>
+          <w:lang w:val="en-US"/>
+        </w:rPr>
+        <w:t xml:space="preserve"> -&gt; </w:t>
+      </w:r>
+      <w:r>
+        <w:rPr>
+          <w:rFonts w:ascii="Times New Roman" w:eastAsia="KaiTi" w:hAnsi="Times New Roman" w:cs="Times New Roman" w:hint="eastAsia"/>
+          <w:noProof/>
+          <w:lang w:val="en-US"/>
+        </w:rPr>
+        <w:t>双核细胞（</w:t>
+      </w:r>
+      <w:r>
+        <w:rPr>
+          <w:rFonts w:ascii="Times New Roman" w:eastAsia="KaiTi" w:hAnsi="Times New Roman" w:cs="Times New Roman"/>
+          <w:noProof/>
+          <w:lang w:val="en-US"/>
+        </w:rPr>
+        <w:t>n + n</w:t>
+      </w:r>
+      <w:r>
+        <w:rPr>
+          <w:rFonts w:ascii="Times New Roman" w:eastAsia="KaiTi" w:hAnsi="Times New Roman" w:cs="Times New Roman" w:hint="eastAsia"/>
+          <w:noProof/>
+          <w:lang w:val="en-US"/>
+        </w:rPr>
+        <w:t>）</w:t>
+      </w:r>
+    </w:p>
+    <w:p>
+      <w:pPr>
+        <w:pStyle w:val="ListParagraph"/>
+        <w:numPr>
+          <w:ilvl w:val="0"/>
+          <w:numId w:val="33"/>
+        </w:numPr>
+        <w:spacing w:line="276" w:lineRule="auto"/>
+        <w:ind w:firstLineChars="0"/>
+        <w:jc w:val="left"/>
+        <w:rPr>
+          <w:rFonts w:ascii="Times New Roman" w:eastAsia="KaiTi" w:hAnsi="Times New Roman" w:cs="Times New Roman"/>
+          <w:noProof/>
+        </w:rPr>
+      </w:pPr>
+      <w:r>
+        <w:rPr>
+          <w:rFonts w:ascii="Times New Roman" w:eastAsia="KaiTi" w:hAnsi="Times New Roman" w:cs="Times New Roman" w:hint="eastAsia"/>
+          <w:noProof/>
+        </w:rPr>
+        <w:t>核配：核融合</w:t>
+      </w:r>
+      <w:r>
+        <w:rPr>
+          <w:rFonts w:ascii="Times New Roman" w:eastAsia="KaiTi" w:hAnsi="Times New Roman" w:cs="Times New Roman" w:hint="eastAsia"/>
+          <w:noProof/>
+        </w:rPr>
+        <w:t xml:space="preserve"> </w:t>
+      </w:r>
+      <w:r>
+        <w:rPr>
+          <w:rFonts w:ascii="Times New Roman" w:eastAsia="KaiTi" w:hAnsi="Times New Roman" w:cs="Times New Roman"/>
+          <w:noProof/>
+        </w:rPr>
+        <w:t xml:space="preserve">-&gt; </w:t>
+      </w:r>
+      <w:r>
+        <w:rPr>
+          <w:rFonts w:ascii="Times New Roman" w:eastAsia="KaiTi" w:hAnsi="Times New Roman" w:cs="Times New Roman" w:hint="eastAsia"/>
+          <w:noProof/>
+        </w:rPr>
+        <w:t>二倍体</w:t>
+      </w:r>
+      <w:r>
+        <w:rPr>
+          <w:rFonts w:ascii="Times New Roman" w:eastAsia="KaiTi" w:hAnsi="Times New Roman" w:cs="Times New Roman" w:hint="eastAsia"/>
+          <w:noProof/>
+        </w:rPr>
+        <w:t>接</w:t>
+      </w:r>
+      <w:r>
+        <w:rPr>
+          <w:rFonts w:ascii="Times New Roman" w:eastAsia="KaiTi" w:hAnsi="Times New Roman" w:cs="Times New Roman" w:hint="eastAsia"/>
+          <w:noProof/>
+        </w:rPr>
+        <w:t>合子核（</w:t>
+      </w:r>
+      <w:r>
+        <w:rPr>
+          <w:rFonts w:ascii="Times New Roman" w:eastAsia="KaiTi" w:hAnsi="Times New Roman" w:cs="Times New Roman" w:hint="eastAsia"/>
+          <w:noProof/>
+        </w:rPr>
+        <w:t>2n</w:t>
+      </w:r>
+      <w:r>
+        <w:rPr>
+          <w:rFonts w:ascii="Times New Roman" w:eastAsia="KaiTi" w:hAnsi="Times New Roman" w:cs="Times New Roman" w:hint="eastAsia"/>
+          <w:noProof/>
+        </w:rPr>
+        <w:t>）</w:t>
+      </w:r>
+    </w:p>
+    <w:p>
+      <w:pPr>
+        <w:pStyle w:val="ListParagraph"/>
+        <w:numPr>
+          <w:ilvl w:val="0"/>
+          <w:numId w:val="33"/>
+        </w:numPr>
+        <w:spacing w:line="276" w:lineRule="auto"/>
+        <w:ind w:firstLineChars="0"/>
+        <w:jc w:val="left"/>
+        <w:rPr>
+          <w:rFonts w:ascii="Times New Roman" w:eastAsia="KaiTi" w:hAnsi="Times New Roman" w:cs="Times New Roman" w:hint="eastAsia"/>
+          <w:noProof/>
+        </w:rPr>
+      </w:pPr>
+      <w:r>
+        <w:rPr>
+          <w:rFonts w:ascii="Times New Roman" w:eastAsia="KaiTi" w:hAnsi="Times New Roman" w:cs="Times New Roman" w:hint="eastAsia"/>
+          <w:noProof/>
+        </w:rPr>
+        <w:t>减数分裂</w:t>
+      </w:r>
+      <w:r>
+        <w:rPr>
+          <w:rFonts w:ascii="Times New Roman" w:eastAsia="KaiTi" w:hAnsi="Times New Roman" w:cs="Times New Roman" w:hint="eastAsia"/>
+          <w:noProof/>
+        </w:rPr>
+        <w:t>：</w:t>
+      </w:r>
+      <w:r>
+        <w:rPr>
+          <w:rFonts w:ascii="Times New Roman" w:eastAsia="KaiTi" w:hAnsi="Times New Roman" w:cs="Times New Roman" w:hint="eastAsia"/>
+          <w:noProof/>
+          <w:lang w:val="en-US"/>
+        </w:rPr>
+        <w:t>二倍体</w:t>
+      </w:r>
+      <w:r>
+        <w:rPr>
+          <w:rFonts w:ascii="Times New Roman" w:eastAsia="KaiTi" w:hAnsi="Times New Roman" w:cs="Times New Roman" w:hint="eastAsia"/>
+          <w:noProof/>
+          <w:lang w:val="en-US"/>
+        </w:rPr>
+        <w:t>接</w:t>
+      </w:r>
+      <w:r>
+        <w:rPr>
+          <w:rFonts w:ascii="Times New Roman" w:eastAsia="KaiTi" w:hAnsi="Times New Roman" w:cs="Times New Roman" w:hint="eastAsia"/>
+          <w:noProof/>
+          <w:lang w:val="en-US"/>
+        </w:rPr>
+        <w:t>合子核</w:t>
+      </w:r>
+      <w:r>
+        <w:rPr>
+          <w:rFonts w:ascii="Times New Roman" w:eastAsia="KaiTi" w:hAnsi="Times New Roman" w:cs="Times New Roman" w:hint="eastAsia"/>
+          <w:noProof/>
+          <w:lang w:val="en-US"/>
+        </w:rPr>
+        <w:t>减数分裂一次</w:t>
+      </w:r>
+      <w:r>
+        <w:rPr>
+          <w:rFonts w:ascii="Times New Roman" w:eastAsia="KaiTi" w:hAnsi="Times New Roman" w:cs="Times New Roman" w:hint="eastAsia"/>
+          <w:noProof/>
+          <w:lang w:val="en-US"/>
+        </w:rPr>
+        <w:t>（</w:t>
+      </w:r>
+      <w:r>
+        <w:rPr>
+          <w:rFonts w:ascii="Times New Roman" w:eastAsia="KaiTi" w:hAnsi="Times New Roman" w:cs="Times New Roman" w:hint="eastAsia"/>
+          <w:noProof/>
+          <w:lang w:val="en-US"/>
+        </w:rPr>
+        <w:t>霉菌的性细胞核配后一般立即进行减数分裂</w:t>
+      </w:r>
+      <w:r>
+        <w:rPr>
+          <w:rFonts w:ascii="Times New Roman" w:eastAsia="KaiTi" w:hAnsi="Times New Roman" w:cs="Times New Roman" w:hint="eastAsia"/>
+          <w:noProof/>
+          <w:lang w:val="en-US"/>
+        </w:rPr>
+        <w:t>）</w:t>
+      </w:r>
+    </w:p>
+    <w:p>
+      <w:pPr>
+        <w:pStyle w:val="ListParagraph"/>
+        <w:numPr>
+          <w:ilvl w:val="0"/>
+          <w:numId w:val="24"/>
+        </w:numPr>
+        <w:spacing w:line="276" w:lineRule="auto"/>
+        <w:ind w:firstLineChars="0"/>
+        <w:jc w:val="left"/>
+        <w:rPr>
+          <w:rFonts w:ascii="Times New Roman" w:eastAsia="KaiTi" w:hAnsi="Times New Roman" w:cs="Times New Roman"/>
+          <w:noProof/>
+        </w:rPr>
+      </w:pPr>
+      <w:r>
+        <w:rPr>
+          <w:rFonts w:ascii="Times New Roman" w:eastAsia="KaiTi" w:hAnsi="Times New Roman" w:cs="Times New Roman" w:hint="eastAsia"/>
+          <w:noProof/>
+        </w:rPr>
+        <w:t>菌丝断片</w:t>
+      </w:r>
     </w:p>
     <w:p>
       <w:pPr>
@@ -2045,6 +2256,171 @@
           <w:rFonts w:ascii="Times New Roman" w:eastAsia="KaiTi" w:hAnsi="Times New Roman" w:cs="Times New Roman" w:hint="eastAsia"/>
           <w:noProof/>
         </w:rPr>
+        <w:t>孢子的特点</w:t>
+      </w:r>
+    </w:p>
+    <w:p>
+      <w:pPr>
+        <w:pStyle w:val="ListParagraph"/>
+        <w:numPr>
+          <w:ilvl w:val="0"/>
+          <w:numId w:val="24"/>
+        </w:numPr>
+        <w:spacing w:line="276" w:lineRule="auto"/>
+        <w:ind w:firstLineChars="0"/>
+        <w:jc w:val="left"/>
+        <w:rPr>
+          <w:rFonts w:ascii="Times New Roman" w:eastAsia="KaiTi" w:hAnsi="Times New Roman" w:cs="Times New Roman"/>
+          <w:noProof/>
+        </w:rPr>
+      </w:pPr>
+      <w:r>
+        <w:rPr>
+          <w:rFonts w:ascii="Times New Roman" w:eastAsia="KaiTi" w:hAnsi="Times New Roman" w:cs="Times New Roman" w:hint="eastAsia"/>
+          <w:noProof/>
+        </w:rPr>
+        <w:t>小、轻、干、多、形态色泽多样、休眠期长、抗逆性强</w:t>
+      </w:r>
+    </w:p>
+    <w:p>
+      <w:pPr>
+        <w:pStyle w:val="ListParagraph"/>
+        <w:numPr>
+          <w:ilvl w:val="0"/>
+          <w:numId w:val="36"/>
+        </w:numPr>
+        <w:spacing w:line="276" w:lineRule="auto"/>
+        <w:ind w:firstLineChars="0"/>
+        <w:jc w:val="left"/>
+        <w:rPr>
+          <w:rFonts w:ascii="Times New Roman" w:eastAsia="KaiTi" w:hAnsi="Times New Roman" w:cs="Times New Roman"/>
+          <w:noProof/>
+        </w:rPr>
+      </w:pPr>
+      <w:r>
+        <w:rPr>
+          <w:rFonts w:ascii="Times New Roman" w:eastAsia="KaiTi" w:hAnsi="Times New Roman" w:cs="Times New Roman" w:hint="eastAsia"/>
+          <w:noProof/>
+        </w:rPr>
+        <w:t>抗逆性较细菌芽</w:t>
+      </w:r>
+      <w:r>
+        <w:rPr>
+          <w:rFonts w:ascii="Times New Roman" w:eastAsia="KaiTi" w:hAnsi="Times New Roman" w:cs="Times New Roman" w:hint="eastAsia"/>
+          <w:noProof/>
+          <w:u w:val="single"/>
+        </w:rPr>
+        <w:t>胞</w:t>
+      </w:r>
+      <w:r>
+        <w:rPr>
+          <w:rFonts w:ascii="Times New Roman" w:eastAsia="KaiTi" w:hAnsi="Times New Roman" w:cs="Times New Roman" w:hint="eastAsia"/>
+          <w:noProof/>
+        </w:rPr>
+        <w:t>差，</w:t>
+      </w:r>
+      <w:r>
+        <w:rPr>
+          <w:rFonts w:ascii="Times New Roman" w:eastAsia="KaiTi" w:hAnsi="Times New Roman" w:cs="Times New Roman" w:hint="eastAsia"/>
+          <w:noProof/>
+        </w:rPr>
+        <w:t>60</w:t>
+      </w:r>
+      <w:r>
+        <w:rPr>
+          <w:rFonts w:ascii="Times New Roman" w:eastAsia="KaiTi" w:hAnsi="Times New Roman" w:cs="Times New Roman"/>
+          <w:noProof/>
+        </w:rPr>
+        <w:t xml:space="preserve"> – </w:t>
+      </w:r>
+      <w:r>
+        <w:rPr>
+          <w:rFonts w:ascii="Times New Roman" w:eastAsia="KaiTi" w:hAnsi="Times New Roman" w:cs="Times New Roman"/>
+          <w:noProof/>
+        </w:rPr>
+        <w:t>70</w:t>
+      </w:r>
+      <w:r>
+        <w:rPr>
+          <w:rFonts w:ascii="Times New Roman" w:eastAsia="KaiTi" w:hAnsi="Times New Roman" w:cs="Times New Roman"/>
+          <w:noProof/>
+        </w:rPr>
+        <w:t>℃</w:t>
+      </w:r>
+      <w:r>
+        <w:rPr>
+          <w:rFonts w:ascii="Times New Roman" w:eastAsia="KaiTi" w:hAnsi="Times New Roman" w:cs="Times New Roman" w:hint="eastAsia"/>
+          <w:noProof/>
+        </w:rPr>
+        <w:t>下易杀死</w:t>
+      </w:r>
+    </w:p>
+    <w:p>
+      <w:pPr>
+        <w:pStyle w:val="ListParagraph"/>
+        <w:numPr>
+          <w:ilvl w:val="0"/>
+          <w:numId w:val="36"/>
+        </w:numPr>
+        <w:spacing w:line="276" w:lineRule="auto"/>
+        <w:ind w:firstLineChars="0"/>
+        <w:jc w:val="left"/>
+        <w:rPr>
+          <w:rFonts w:ascii="Times New Roman" w:eastAsia="KaiTi" w:hAnsi="Times New Roman" w:cs="Times New Roman"/>
+          <w:noProof/>
+        </w:rPr>
+      </w:pPr>
+      <w:r>
+        <w:rPr>
+          <w:rFonts w:ascii="Times New Roman" w:eastAsia="KaiTi" w:hAnsi="Times New Roman" w:cs="Times New Roman" w:hint="eastAsia"/>
+          <w:noProof/>
+        </w:rPr>
+        <w:t>有助于传播、繁殖</w:t>
+      </w:r>
+    </w:p>
+    <w:p>
+      <w:pPr>
+        <w:pStyle w:val="ListParagraph"/>
+        <w:numPr>
+          <w:ilvl w:val="0"/>
+          <w:numId w:val="36"/>
+        </w:numPr>
+        <w:spacing w:line="276" w:lineRule="auto"/>
+        <w:ind w:firstLineChars="0"/>
+        <w:jc w:val="left"/>
+        <w:rPr>
+          <w:rFonts w:ascii="Times New Roman" w:eastAsia="KaiTi" w:hAnsi="Times New Roman" w:cs="Times New Roman" w:hint="eastAsia"/>
+          <w:noProof/>
+        </w:rPr>
+      </w:pPr>
+      <w:r>
+        <w:rPr>
+          <w:rFonts w:ascii="Times New Roman" w:eastAsia="KaiTi" w:hAnsi="Times New Roman" w:cs="Times New Roman" w:hint="eastAsia"/>
+          <w:noProof/>
+        </w:rPr>
+        <w:t>易于造成污染</w:t>
+      </w:r>
+    </w:p>
+    <w:p>
+      <w:pPr>
+        <w:pStyle w:val="ListParagraph"/>
+        <w:numPr>
+          <w:ilvl w:val="0"/>
+          <w:numId w:val="30"/>
+        </w:numPr>
+        <w:spacing w:line="276" w:lineRule="auto"/>
+        <w:ind w:firstLineChars="0"/>
+        <w:jc w:val="left"/>
+        <w:rPr>
+          <w:rFonts w:ascii="Times New Roman" w:eastAsia="KaiTi" w:hAnsi="Times New Roman" w:cs="Times New Roman"/>
+          <w:noProof/>
+        </w:rPr>
+      </w:pPr>
+      <w:r>
+        <w:rPr>
+          <w:rFonts w:ascii="Times New Roman" w:eastAsia="KaiTi" w:hAnsi="Times New Roman" w:cs="Times New Roman" w:hint="eastAsia"/>
+          <w:noProof/>
+        </w:rPr>
         <w:t>生活史</w:t>
       </w:r>
     </w:p>
@@ -2053,13 +2429,156 @@
         <w:pStyle w:val="ListParagraph"/>
         <w:numPr>
           <w:ilvl w:val="0"/>
+          <w:numId w:val="34"/>
+        </w:numPr>
+        <w:spacing w:line="276" w:lineRule="auto"/>
+        <w:ind w:firstLineChars="0"/>
+        <w:jc w:val="left"/>
+        <w:rPr>
+          <w:rFonts w:ascii="Times New Roman" w:eastAsia="KaiTi" w:hAnsi="Times New Roman" w:cs="Times New Roman"/>
+          <w:noProof/>
+        </w:rPr>
+      </w:pPr>
+      <w:r>
+        <w:rPr>
+          <w:rFonts w:ascii="Times New Roman" w:eastAsia="KaiTi" w:hAnsi="Times New Roman" w:cs="Times New Roman" w:hint="eastAsia"/>
+          <w:noProof/>
+        </w:rPr>
+        <w:t>无性繁殖阶段</w:t>
+      </w:r>
+    </w:p>
+    <w:p>
+      <w:pPr>
+        <w:pStyle w:val="ListParagraph"/>
+        <w:numPr>
+          <w:ilvl w:val="0"/>
+          <w:numId w:val="35"/>
+        </w:numPr>
+        <w:spacing w:line="276" w:lineRule="auto"/>
+        <w:ind w:firstLineChars="0"/>
+        <w:jc w:val="left"/>
+        <w:rPr>
+          <w:rFonts w:ascii="Times New Roman" w:eastAsia="KaiTi" w:hAnsi="Times New Roman" w:cs="Times New Roman" w:hint="eastAsia"/>
+          <w:noProof/>
+        </w:rPr>
+      </w:pPr>
+      <w:r>
+        <w:rPr>
+          <w:rFonts w:ascii="Times New Roman" w:eastAsia="KaiTi" w:hAnsi="Times New Roman" w:cs="Times New Roman" w:hint="eastAsia"/>
+          <w:noProof/>
+        </w:rPr>
+        <w:t>菌丝体在适宜条件下产生无性孢子，无性孢子萌发形成新的菌丝体</w:t>
+      </w:r>
+    </w:p>
+    <w:p>
+      <w:pPr>
+        <w:pStyle w:val="ListParagraph"/>
+        <w:numPr>
+          <w:ilvl w:val="0"/>
+          <w:numId w:val="34"/>
+        </w:numPr>
+        <w:spacing w:line="276" w:lineRule="auto"/>
+        <w:ind w:firstLineChars="0"/>
+        <w:jc w:val="left"/>
+        <w:rPr>
+          <w:rFonts w:ascii="Times New Roman" w:eastAsia="KaiTi" w:hAnsi="Times New Roman" w:cs="Times New Roman"/>
+          <w:noProof/>
+        </w:rPr>
+      </w:pPr>
+      <w:r>
+        <w:rPr>
+          <w:rFonts w:ascii="Times New Roman" w:eastAsia="KaiTi" w:hAnsi="Times New Roman" w:cs="Times New Roman" w:hint="eastAsia"/>
+          <w:noProof/>
+        </w:rPr>
+        <w:t>有性繁殖阶段</w:t>
+      </w:r>
+    </w:p>
+    <w:p>
+      <w:pPr>
+        <w:pStyle w:val="ListParagraph"/>
+        <w:numPr>
+          <w:ilvl w:val="0"/>
+          <w:numId w:val="35"/>
+        </w:numPr>
+        <w:spacing w:line="276" w:lineRule="auto"/>
+        <w:ind w:firstLineChars="0"/>
+        <w:jc w:val="left"/>
+        <w:rPr>
+          <w:rFonts w:ascii="Times New Roman" w:eastAsia="KaiTi" w:hAnsi="Times New Roman" w:cs="Times New Roman"/>
+          <w:noProof/>
+        </w:rPr>
+      </w:pPr>
+      <w:r>
+        <w:rPr>
+          <w:rFonts w:ascii="Times New Roman" w:eastAsia="KaiTi" w:hAnsi="Times New Roman" w:cs="Times New Roman" w:hint="eastAsia"/>
+          <w:noProof/>
+        </w:rPr>
+        <w:t>发育后期在一定条件下菌丝体上分化出特殊性器官</w:t>
+      </w:r>
+      <w:r>
+        <w:rPr>
+          <w:rFonts w:ascii="Times New Roman" w:eastAsia="KaiTi" w:hAnsi="Times New Roman" w:cs="Times New Roman" w:hint="eastAsia"/>
+          <w:noProof/>
+        </w:rPr>
+        <w:t>（</w:t>
+      </w:r>
+      <w:r>
+        <w:rPr>
+          <w:rFonts w:ascii="Times New Roman" w:eastAsia="KaiTi" w:hAnsi="Times New Roman" w:cs="Times New Roman" w:hint="eastAsia"/>
+          <w:noProof/>
+        </w:rPr>
+        <w:t>细胞</w:t>
+      </w:r>
+      <w:r>
+        <w:rPr>
+          <w:rFonts w:ascii="Times New Roman" w:eastAsia="KaiTi" w:hAnsi="Times New Roman" w:cs="Times New Roman" w:hint="eastAsia"/>
+          <w:noProof/>
+        </w:rPr>
+        <w:t>）</w:t>
+      </w:r>
+      <w:r>
+        <w:rPr>
+          <w:rFonts w:ascii="Times New Roman" w:eastAsia="KaiTi" w:hAnsi="Times New Roman" w:cs="Times New Roman" w:hint="eastAsia"/>
+          <w:noProof/>
+        </w:rPr>
+        <w:t>，质配、核配、减数分裂后形成单倍体孢子，再萌发形成新的菌丝体</w:t>
+      </w:r>
+    </w:p>
+    <w:p>
+      <w:pPr>
+        <w:pStyle w:val="ListParagraph"/>
+        <w:numPr>
+          <w:ilvl w:val="0"/>
+          <w:numId w:val="34"/>
+        </w:numPr>
+        <w:spacing w:line="276" w:lineRule="auto"/>
+        <w:ind w:firstLineChars="0"/>
+        <w:jc w:val="left"/>
+        <w:rPr>
+          <w:rFonts w:ascii="Times New Roman" w:eastAsia="KaiTi" w:hAnsi="Times New Roman" w:cs="Times New Roman" w:hint="eastAsia"/>
+          <w:noProof/>
+        </w:rPr>
+      </w:pPr>
+      <w:r>
+        <w:rPr>
+          <w:rFonts w:ascii="Times New Roman" w:eastAsia="KaiTi" w:hAnsi="Times New Roman" w:cs="Times New Roman" w:hint="eastAsia"/>
+          <w:noProof/>
+        </w:rPr>
+        <w:t>半知菌：未发现有性繁殖阶段</w:t>
+      </w:r>
+    </w:p>
+    <w:p>
+      <w:pPr>
+        <w:pStyle w:val="ListParagraph"/>
+        <w:numPr>
+          <w:ilvl w:val="0"/>
           <w:numId w:val="17"/>
         </w:numPr>
         <w:spacing w:line="276" w:lineRule="auto"/>
         <w:ind w:firstLineChars="0"/>
         <w:jc w:val="left"/>
         <w:rPr>
-          <w:rFonts w:ascii="Times New Roman" w:eastAsia="KaiTi" w:hAnsi="Times New Roman" w:cs="Times New Roman" w:hint="eastAsia"/>
+          <w:rFonts w:ascii="Times New Roman" w:eastAsia="KaiTi" w:hAnsi="Times New Roman" w:cs="Times New Roman"/>
           <w:noProof/>
         </w:rPr>
       </w:pPr>
@@ -2073,13 +2592,980 @@
     </w:p>
     <w:p>
       <w:pPr>
+        <w:pStyle w:val="ListParagraph"/>
+        <w:numPr>
+          <w:ilvl w:val="0"/>
+          <w:numId w:val="30"/>
+        </w:numPr>
+        <w:spacing w:line="276" w:lineRule="auto"/>
+        <w:ind w:firstLineChars="0"/>
+        <w:jc w:val="left"/>
+        <w:rPr>
+          <w:rFonts w:ascii="Times New Roman" w:eastAsia="KaiTi" w:hAnsi="Times New Roman" w:cs="Times New Roman"/>
+          <w:noProof/>
+        </w:rPr>
+      </w:pPr>
+      <w:r>
+        <w:rPr>
+          <w:rFonts w:ascii="Times New Roman" w:eastAsia="KaiTi" w:hAnsi="Times New Roman" w:cs="Times New Roman" w:hint="eastAsia"/>
+          <w:noProof/>
+        </w:rPr>
+        <w:t>基本概念及特点</w:t>
+      </w:r>
+    </w:p>
+    <w:p>
+      <w:pPr>
+        <w:pStyle w:val="ListParagraph"/>
+        <w:numPr>
+          <w:ilvl w:val="0"/>
+          <w:numId w:val="34"/>
+        </w:numPr>
+        <w:spacing w:line="276" w:lineRule="auto"/>
+        <w:ind w:firstLineChars="0"/>
+        <w:jc w:val="left"/>
+        <w:rPr>
+          <w:rFonts w:ascii="Times New Roman" w:eastAsia="KaiTi" w:hAnsi="Times New Roman" w:cs="Times New Roman"/>
+          <w:noProof/>
+        </w:rPr>
+      </w:pPr>
+      <w:r>
+        <w:rPr>
+          <w:rFonts w:ascii="Times New Roman" w:eastAsia="KaiTi" w:hAnsi="Times New Roman" w:cs="Times New Roman" w:hint="eastAsia"/>
+          <w:noProof/>
+        </w:rPr>
+        <w:t>无分类学意义的名称</w:t>
+      </w:r>
+    </w:p>
+    <w:p>
+      <w:pPr>
+        <w:pStyle w:val="ListParagraph"/>
+        <w:numPr>
+          <w:ilvl w:val="0"/>
+          <w:numId w:val="34"/>
+        </w:numPr>
+        <w:spacing w:line="276" w:lineRule="auto"/>
+        <w:ind w:firstLineChars="0"/>
+        <w:jc w:val="left"/>
+        <w:rPr>
+          <w:rFonts w:ascii="Times New Roman" w:eastAsia="KaiTi" w:hAnsi="Times New Roman" w:cs="Times New Roman"/>
+          <w:noProof/>
+        </w:rPr>
+      </w:pPr>
+      <w:r>
+        <w:rPr>
+          <w:rFonts w:ascii="Times New Roman" w:eastAsia="KaiTi" w:hAnsi="Times New Roman" w:cs="Times New Roman" w:hint="eastAsia"/>
+          <w:noProof/>
+        </w:rPr>
+        <w:t>通常用于以</w:t>
+      </w:r>
+      <w:r>
+        <w:rPr>
+          <w:rFonts w:ascii="Times New Roman" w:eastAsia="KaiTi" w:hAnsi="Times New Roman" w:cs="Times New Roman" w:hint="eastAsia"/>
+          <w:noProof/>
+        </w:rPr>
+        <w:t>芽殖或裂殖来进行无性繁殖</w:t>
+      </w:r>
+      <w:r>
+        <w:rPr>
+          <w:rFonts w:ascii="Times New Roman" w:eastAsia="KaiTi" w:hAnsi="Times New Roman" w:cs="Times New Roman" w:hint="eastAsia"/>
+          <w:noProof/>
+        </w:rPr>
+        <w:t>的</w:t>
+      </w:r>
+      <w:r>
+        <w:rPr>
+          <w:rFonts w:ascii="Times New Roman" w:eastAsia="KaiTi" w:hAnsi="Times New Roman" w:cs="Times New Roman" w:hint="eastAsia"/>
+          <w:noProof/>
+        </w:rPr>
+        <w:t>单细胞真菌</w:t>
+      </w:r>
+    </w:p>
+    <w:p>
+      <w:pPr>
+        <w:pStyle w:val="ListParagraph"/>
+        <w:numPr>
+          <w:ilvl w:val="0"/>
+          <w:numId w:val="35"/>
+        </w:numPr>
+        <w:spacing w:line="276" w:lineRule="auto"/>
+        <w:ind w:firstLineChars="0"/>
+        <w:jc w:val="left"/>
+        <w:rPr>
+          <w:rFonts w:ascii="Times New Roman" w:eastAsia="KaiTi" w:hAnsi="Times New Roman" w:cs="Times New Roman" w:hint="eastAsia"/>
+          <w:noProof/>
+        </w:rPr>
+      </w:pPr>
+      <w:r>
+        <w:rPr>
+          <w:rFonts w:ascii="Times New Roman" w:eastAsia="KaiTi" w:hAnsi="Times New Roman" w:cs="Times New Roman" w:hint="eastAsia"/>
+          <w:noProof/>
+        </w:rPr>
+        <w:lastRenderedPageBreak/>
+        <w:t>有些可产生子囊孢子有性繁殖</w:t>
+      </w:r>
+    </w:p>
+    <w:p>
+      <w:pPr>
+        <w:pStyle w:val="ListParagraph"/>
+        <w:numPr>
+          <w:ilvl w:val="0"/>
+          <w:numId w:val="30"/>
+        </w:numPr>
+        <w:spacing w:line="276" w:lineRule="auto"/>
+        <w:ind w:firstLineChars="0"/>
+        <w:jc w:val="left"/>
+        <w:rPr>
+          <w:rFonts w:ascii="Times New Roman" w:eastAsia="KaiTi" w:hAnsi="Times New Roman" w:cs="Times New Roman"/>
+          <w:noProof/>
+        </w:rPr>
+      </w:pPr>
+      <w:r>
+        <w:rPr>
+          <w:rFonts w:ascii="Times New Roman" w:eastAsia="KaiTi" w:hAnsi="Times New Roman" w:cs="Times New Roman" w:hint="eastAsia"/>
+          <w:noProof/>
+        </w:rPr>
+        <w:t>分布及与人类的关系</w:t>
+      </w:r>
+    </w:p>
+    <w:p>
+      <w:pPr>
+        <w:pStyle w:val="ListParagraph"/>
+        <w:numPr>
+          <w:ilvl w:val="0"/>
+          <w:numId w:val="37"/>
+        </w:numPr>
+        <w:spacing w:line="276" w:lineRule="auto"/>
+        <w:ind w:firstLineChars="0"/>
+        <w:jc w:val="left"/>
+        <w:rPr>
+          <w:rFonts w:ascii="Times New Roman" w:eastAsia="KaiTi" w:hAnsi="Times New Roman" w:cs="Times New Roman"/>
+          <w:noProof/>
+        </w:rPr>
+      </w:pPr>
+      <w:r>
+        <w:rPr>
+          <w:rFonts w:ascii="Times New Roman" w:eastAsia="KaiTi" w:hAnsi="Times New Roman" w:cs="Times New Roman" w:hint="eastAsia"/>
+          <w:noProof/>
+        </w:rPr>
+        <w:t>多分布在含糖的偏酸性环境，也称为“糖菌”</w:t>
+      </w:r>
+    </w:p>
+    <w:p>
+      <w:pPr>
+        <w:pStyle w:val="ListParagraph"/>
+        <w:numPr>
+          <w:ilvl w:val="0"/>
+          <w:numId w:val="37"/>
+        </w:numPr>
+        <w:spacing w:line="276" w:lineRule="auto"/>
+        <w:ind w:firstLineChars="0"/>
+        <w:jc w:val="left"/>
+        <w:rPr>
+          <w:rFonts w:ascii="Times New Roman" w:eastAsia="KaiTi" w:hAnsi="Times New Roman" w:cs="Times New Roman"/>
+          <w:noProof/>
+        </w:rPr>
+      </w:pPr>
+      <w:r>
+        <w:rPr>
+          <w:rFonts w:ascii="Times New Roman" w:eastAsia="KaiTi" w:hAnsi="Times New Roman" w:cs="Times New Roman" w:hint="eastAsia"/>
+          <w:noProof/>
+        </w:rPr>
+        <w:t>重要的微生物资源</w:t>
+      </w:r>
+      <w:r>
+        <w:rPr>
+          <w:rFonts w:ascii="Times New Roman" w:eastAsia="KaiTi" w:hAnsi="Times New Roman" w:cs="Times New Roman" w:hint="eastAsia"/>
+          <w:noProof/>
+        </w:rPr>
+        <w:t>（第一种家养微生物）</w:t>
+      </w:r>
+    </w:p>
+    <w:p>
+      <w:pPr>
+        <w:pStyle w:val="ListParagraph"/>
+        <w:numPr>
+          <w:ilvl w:val="0"/>
+          <w:numId w:val="37"/>
+        </w:numPr>
+        <w:spacing w:line="276" w:lineRule="auto"/>
+        <w:ind w:firstLineChars="0"/>
+        <w:jc w:val="left"/>
+        <w:rPr>
+          <w:rFonts w:ascii="Times New Roman" w:eastAsia="KaiTi" w:hAnsi="Times New Roman" w:cs="Times New Roman"/>
+          <w:noProof/>
+        </w:rPr>
+      </w:pPr>
+      <w:r>
+        <w:rPr>
+          <w:rFonts w:ascii="Times New Roman" w:eastAsia="KaiTi" w:hAnsi="Times New Roman" w:cs="Times New Roman" w:hint="eastAsia"/>
+          <w:noProof/>
+        </w:rPr>
+        <w:t>重要的科研模式微生物</w:t>
+      </w:r>
+    </w:p>
+    <w:p>
+      <w:pPr>
+        <w:pStyle w:val="ListParagraph"/>
+        <w:numPr>
+          <w:ilvl w:val="0"/>
+          <w:numId w:val="37"/>
+        </w:numPr>
+        <w:spacing w:line="276" w:lineRule="auto"/>
+        <w:ind w:firstLineChars="0"/>
+        <w:jc w:val="left"/>
+        <w:rPr>
+          <w:rFonts w:ascii="Times New Roman" w:eastAsia="KaiTi" w:hAnsi="Times New Roman" w:cs="Times New Roman"/>
+          <w:noProof/>
+        </w:rPr>
+      </w:pPr>
+      <w:r>
+        <w:rPr>
+          <w:rFonts w:ascii="Times New Roman" w:eastAsia="KaiTi" w:hAnsi="Times New Roman" w:cs="Times New Roman" w:hint="eastAsia"/>
+          <w:noProof/>
+        </w:rPr>
+        <w:t>有些具有危害性</w:t>
+      </w:r>
+      <w:r>
+        <w:rPr>
+          <w:rFonts w:ascii="Times New Roman" w:eastAsia="KaiTi" w:hAnsi="Times New Roman" w:cs="Times New Roman" w:hint="eastAsia"/>
+          <w:noProof/>
+        </w:rPr>
+        <w:t>（念珠菌）</w:t>
+      </w:r>
+    </w:p>
+    <w:p>
+      <w:pPr>
+        <w:pStyle w:val="ListParagraph"/>
+        <w:numPr>
+          <w:ilvl w:val="0"/>
+          <w:numId w:val="30"/>
+        </w:numPr>
+        <w:spacing w:line="276" w:lineRule="auto"/>
+        <w:ind w:firstLineChars="0"/>
+        <w:jc w:val="left"/>
+        <w:rPr>
+          <w:rFonts w:ascii="Times New Roman" w:eastAsia="KaiTi" w:hAnsi="Times New Roman" w:cs="Times New Roman"/>
+          <w:noProof/>
+        </w:rPr>
+      </w:pPr>
+      <w:r>
+        <w:rPr>
+          <w:rFonts w:ascii="Times New Roman" w:eastAsia="KaiTi" w:hAnsi="Times New Roman" w:cs="Times New Roman" w:hint="eastAsia"/>
+          <w:noProof/>
+        </w:rPr>
+        <w:t>形态结构</w:t>
+      </w:r>
+    </w:p>
+    <w:p>
+      <w:pPr>
+        <w:pStyle w:val="ListParagraph"/>
+        <w:numPr>
+          <w:ilvl w:val="0"/>
+          <w:numId w:val="38"/>
+        </w:numPr>
+        <w:spacing w:line="276" w:lineRule="auto"/>
+        <w:ind w:firstLineChars="0"/>
+        <w:jc w:val="left"/>
+        <w:rPr>
+          <w:rFonts w:ascii="Times New Roman" w:eastAsia="KaiTi" w:hAnsi="Times New Roman" w:cs="Times New Roman"/>
+          <w:noProof/>
+        </w:rPr>
+      </w:pPr>
+      <w:r>
+        <w:rPr>
+          <w:rFonts w:ascii="Times New Roman" w:eastAsia="KaiTi" w:hAnsi="Times New Roman" w:cs="Times New Roman" w:hint="eastAsia"/>
+          <w:noProof/>
+        </w:rPr>
+        <w:t>假菌丝、酵母态、真菌丝</w:t>
+      </w:r>
+    </w:p>
+    <w:p>
+      <w:pPr>
         <w:spacing w:line="276" w:lineRule="auto"/>
         <w:jc w:val="center"/>
         <w:rPr>
           <w:rFonts w:ascii="Times New Roman" w:eastAsia="KaiTi" w:hAnsi="Times New Roman" w:cs="Times New Roman"/>
-          <w:lang w:val="en-US"/>
-        </w:rPr>
-      </w:pPr>
+          <w:noProof/>
+        </w:rPr>
+      </w:pPr>
+      <w:r>
+        <w:rPr>
+          <w:rFonts w:ascii="Times New Roman" w:eastAsia="KaiTi" w:hAnsi="Times New Roman" w:cs="Times New Roman"/>
+          <w:noProof/>
+        </w:rPr>
+        <w:drawing>
+          <wp:inline distT="0" distB="0" distL="0" distR="0" wp14:anchorId="2D78431F" wp14:editId="7746C5AF">
+            <wp:extent cx="2154621" cy="1262552"/>
+            <wp:effectExtent l="0" t="0" r="4445" b="0"/>
+            <wp:docPr id="7" name="Picture 7"/>
+            <wp:cNvGraphicFramePr>
+              <a:graphicFrameLocks xmlns:a="http://schemas.openxmlformats.org/drawingml/2006/main" noChangeAspect="1"/>
+            </wp:cNvGraphicFramePr>
+            <a:graphic xmlns:a="http://schemas.openxmlformats.org/drawingml/2006/main">
+              <a:graphicData uri="http://schemas.openxmlformats.org/drawingml/2006/picture">
+                <pic:pic xmlns:pic="http://schemas.openxmlformats.org/drawingml/2006/picture">
+                  <pic:nvPicPr>
+                    <pic:cNvPr id="1" name=""/>
+                    <pic:cNvPicPr/>
+                  </pic:nvPicPr>
+                  <pic:blipFill>
+                    <a:blip r:embed="rId11"/>
+                    <a:stretch>
+                      <a:fillRect/>
+                    </a:stretch>
+                  </pic:blipFill>
+                  <pic:spPr>
+                    <a:xfrm>
+                      <a:off x="0" y="0"/>
+                      <a:ext cx="2195449" cy="1286476"/>
+                    </a:xfrm>
+                    <a:prstGeom prst="rect">
+                      <a:avLst/>
+                    </a:prstGeom>
+                  </pic:spPr>
+                </pic:pic>
+              </a:graphicData>
+            </a:graphic>
+          </wp:inline>
+        </w:drawing>
+      </w:r>
+    </w:p>
+    <w:p>
+      <w:pPr>
+        <w:pStyle w:val="ListParagraph"/>
+        <w:numPr>
+          <w:ilvl w:val="0"/>
+          <w:numId w:val="30"/>
+        </w:numPr>
+        <w:spacing w:line="276" w:lineRule="auto"/>
+        <w:ind w:firstLineChars="0"/>
+        <w:jc w:val="left"/>
+        <w:rPr>
+          <w:rFonts w:ascii="Times New Roman" w:eastAsia="KaiTi" w:hAnsi="Times New Roman" w:cs="Times New Roman"/>
+          <w:noProof/>
+        </w:rPr>
+      </w:pPr>
+      <w:r>
+        <w:rPr>
+          <w:rFonts w:ascii="Times New Roman" w:eastAsia="KaiTi" w:hAnsi="Times New Roman" w:cs="Times New Roman" w:hint="eastAsia"/>
+          <w:noProof/>
+        </w:rPr>
+        <w:t>菌落特征</w:t>
+      </w:r>
+    </w:p>
+    <w:p>
+      <w:pPr>
+        <w:pStyle w:val="ListParagraph"/>
+        <w:numPr>
+          <w:ilvl w:val="0"/>
+          <w:numId w:val="38"/>
+        </w:numPr>
+        <w:spacing w:line="276" w:lineRule="auto"/>
+        <w:ind w:firstLineChars="0"/>
+        <w:jc w:val="left"/>
+        <w:rPr>
+          <w:rFonts w:ascii="Times New Roman" w:eastAsia="KaiTi" w:hAnsi="Times New Roman" w:cs="Times New Roman"/>
+          <w:noProof/>
+        </w:rPr>
+      </w:pPr>
+      <w:r>
+        <w:rPr>
+          <w:rFonts w:ascii="Times New Roman" w:eastAsia="KaiTi" w:hAnsi="Times New Roman" w:cs="Times New Roman" w:hint="eastAsia"/>
+          <w:noProof/>
+        </w:rPr>
+        <w:t>与</w:t>
+      </w:r>
+      <w:r>
+        <w:rPr>
+          <w:rFonts w:ascii="Times New Roman" w:eastAsia="KaiTi" w:hAnsi="Times New Roman" w:cs="Times New Roman" w:hint="eastAsia"/>
+          <w:noProof/>
+        </w:rPr>
+        <w:t>细菌菌落类似</w:t>
+      </w:r>
+      <w:r>
+        <w:rPr>
+          <w:rFonts w:ascii="Times New Roman" w:eastAsia="KaiTi" w:hAnsi="Times New Roman" w:cs="Times New Roman" w:hint="eastAsia"/>
+          <w:noProof/>
+        </w:rPr>
+        <w:t>（更大更厚）</w:t>
+      </w:r>
+    </w:p>
+    <w:p>
+      <w:pPr>
+        <w:pStyle w:val="ListParagraph"/>
+        <w:numPr>
+          <w:ilvl w:val="0"/>
+          <w:numId w:val="38"/>
+        </w:numPr>
+        <w:spacing w:line="276" w:lineRule="auto"/>
+        <w:ind w:firstLineChars="0"/>
+        <w:jc w:val="left"/>
+        <w:rPr>
+          <w:rFonts w:ascii="Times New Roman" w:eastAsia="KaiTi" w:hAnsi="Times New Roman" w:cs="Times New Roman"/>
+          <w:noProof/>
+        </w:rPr>
+      </w:pPr>
+      <w:r>
+        <w:rPr>
+          <w:rFonts w:ascii="Times New Roman" w:eastAsia="KaiTi" w:hAnsi="Times New Roman" w:cs="Times New Roman" w:hint="eastAsia"/>
+          <w:noProof/>
+        </w:rPr>
+        <w:t>表面湿润粘稠，易被挑起</w:t>
+      </w:r>
+    </w:p>
+    <w:p>
+      <w:pPr>
+        <w:pStyle w:val="ListParagraph"/>
+        <w:numPr>
+          <w:ilvl w:val="0"/>
+          <w:numId w:val="38"/>
+        </w:numPr>
+        <w:spacing w:line="276" w:lineRule="auto"/>
+        <w:ind w:firstLineChars="0"/>
+        <w:jc w:val="left"/>
+        <w:rPr>
+          <w:rFonts w:ascii="Times New Roman" w:eastAsia="KaiTi" w:hAnsi="Times New Roman" w:cs="Times New Roman"/>
+          <w:noProof/>
+        </w:rPr>
+      </w:pPr>
+      <w:r>
+        <w:rPr>
+          <w:rFonts w:ascii="Times New Roman" w:eastAsia="KaiTi" w:hAnsi="Times New Roman" w:cs="Times New Roman" w:hint="eastAsia"/>
+          <w:noProof/>
+        </w:rPr>
+        <w:t>多乳白色，少数红色</w:t>
+      </w:r>
+    </w:p>
+    <w:p>
+      <w:pPr>
+        <w:pStyle w:val="ListParagraph"/>
+        <w:numPr>
+          <w:ilvl w:val="0"/>
+          <w:numId w:val="30"/>
+        </w:numPr>
+        <w:spacing w:line="276" w:lineRule="auto"/>
+        <w:ind w:firstLineChars="0"/>
+        <w:jc w:val="left"/>
+        <w:rPr>
+          <w:rFonts w:ascii="Times New Roman" w:eastAsia="KaiTi" w:hAnsi="Times New Roman" w:cs="Times New Roman"/>
+          <w:noProof/>
+        </w:rPr>
+      </w:pPr>
+      <w:r>
+        <w:rPr>
+          <w:rFonts w:ascii="Times New Roman" w:eastAsia="KaiTi" w:hAnsi="Times New Roman" w:cs="Times New Roman" w:hint="eastAsia"/>
+          <w:noProof/>
+        </w:rPr>
+        <w:t>繁殖方式</w:t>
+      </w:r>
+      <w:r>
+        <w:rPr>
+          <w:rFonts w:ascii="Times New Roman" w:eastAsia="KaiTi" w:hAnsi="Times New Roman" w:cs="Times New Roman" w:hint="eastAsia"/>
+          <w:noProof/>
+        </w:rPr>
+        <w:t>和生活史</w:t>
+      </w:r>
+    </w:p>
+    <w:p>
+      <w:pPr>
+        <w:pStyle w:val="ListParagraph"/>
+        <w:numPr>
+          <w:ilvl w:val="0"/>
+          <w:numId w:val="39"/>
+        </w:numPr>
+        <w:spacing w:line="276" w:lineRule="auto"/>
+        <w:ind w:firstLineChars="0"/>
+        <w:jc w:val="left"/>
+        <w:rPr>
+          <w:rFonts w:ascii="Times New Roman" w:eastAsia="KaiTi" w:hAnsi="Times New Roman" w:cs="Times New Roman"/>
+          <w:noProof/>
+        </w:rPr>
+      </w:pPr>
+      <w:r>
+        <w:rPr>
+          <w:rFonts w:ascii="Times New Roman" w:eastAsia="KaiTi" w:hAnsi="Times New Roman" w:cs="Times New Roman" w:hint="eastAsia"/>
+          <w:noProof/>
+        </w:rPr>
+        <w:t>无性繁殖</w:t>
+      </w:r>
+    </w:p>
+    <w:p>
+      <w:pPr>
+        <w:pStyle w:val="ListParagraph"/>
+        <w:numPr>
+          <w:ilvl w:val="0"/>
+          <w:numId w:val="35"/>
+        </w:numPr>
+        <w:spacing w:line="276" w:lineRule="auto"/>
+        <w:ind w:firstLineChars="0"/>
+        <w:jc w:val="left"/>
+        <w:rPr>
+          <w:rFonts w:ascii="Times New Roman" w:eastAsia="KaiTi" w:hAnsi="Times New Roman" w:cs="Times New Roman"/>
+          <w:noProof/>
+        </w:rPr>
+      </w:pPr>
+      <w:r>
+        <w:rPr>
+          <w:rFonts w:ascii="Times New Roman" w:eastAsia="KaiTi" w:hAnsi="Times New Roman" w:cs="Times New Roman" w:hint="eastAsia"/>
+          <w:noProof/>
+        </w:rPr>
+        <w:t>芽殖：主要无性繁殖方式，</w:t>
+      </w:r>
+      <w:r>
+        <w:rPr>
+          <w:rFonts w:ascii="Times New Roman" w:eastAsia="KaiTi" w:hAnsi="Times New Roman" w:cs="Times New Roman" w:hint="eastAsia"/>
+          <w:noProof/>
+        </w:rPr>
+        <w:t>出芽生殖</w:t>
+      </w:r>
+    </w:p>
+    <w:p>
+      <w:pPr>
+        <w:pStyle w:val="ListParagraph"/>
+        <w:numPr>
+          <w:ilvl w:val="0"/>
+          <w:numId w:val="35"/>
+        </w:numPr>
+        <w:spacing w:line="276" w:lineRule="auto"/>
+        <w:ind w:firstLineChars="0"/>
+        <w:jc w:val="left"/>
+        <w:rPr>
+          <w:rFonts w:ascii="Times New Roman" w:eastAsia="KaiTi" w:hAnsi="Times New Roman" w:cs="Times New Roman" w:hint="eastAsia"/>
+          <w:noProof/>
+        </w:rPr>
+      </w:pPr>
+      <w:r>
+        <w:rPr>
+          <w:rFonts w:ascii="Times New Roman" w:eastAsia="KaiTi" w:hAnsi="Times New Roman" w:cs="Times New Roman" w:hint="eastAsia"/>
+          <w:noProof/>
+        </w:rPr>
+        <w:t>裂殖</w:t>
+      </w:r>
+      <w:r>
+        <w:rPr>
+          <w:rFonts w:ascii="Times New Roman" w:eastAsia="KaiTi" w:hAnsi="Times New Roman" w:cs="Times New Roman" w:hint="eastAsia"/>
+          <w:noProof/>
+        </w:rPr>
+        <w:t>：少数酵母菌（如裂殖酵母），类似细菌的二分裂</w:t>
+      </w:r>
+    </w:p>
+    <w:p>
+      <w:pPr>
+        <w:pStyle w:val="ListParagraph"/>
+        <w:numPr>
+          <w:ilvl w:val="0"/>
+          <w:numId w:val="39"/>
+        </w:numPr>
+        <w:spacing w:line="276" w:lineRule="auto"/>
+        <w:ind w:firstLineChars="0"/>
+        <w:jc w:val="left"/>
+        <w:rPr>
+          <w:rFonts w:ascii="Times New Roman" w:eastAsia="KaiTi" w:hAnsi="Times New Roman" w:cs="Times New Roman"/>
+          <w:noProof/>
+        </w:rPr>
+      </w:pPr>
+      <w:r>
+        <w:rPr>
+          <w:rFonts w:ascii="Times New Roman" w:eastAsia="KaiTi" w:hAnsi="Times New Roman" w:cs="Times New Roman" w:hint="eastAsia"/>
+          <w:noProof/>
+        </w:rPr>
+        <w:t>有性繁殖</w:t>
+      </w:r>
+    </w:p>
+    <w:p>
+      <w:pPr>
+        <w:pStyle w:val="ListParagraph"/>
+        <w:numPr>
+          <w:ilvl w:val="0"/>
+          <w:numId w:val="40"/>
+        </w:numPr>
+        <w:spacing w:line="276" w:lineRule="auto"/>
+        <w:ind w:firstLineChars="0"/>
+        <w:jc w:val="left"/>
+        <w:rPr>
+          <w:rFonts w:ascii="Times New Roman" w:eastAsia="KaiTi" w:hAnsi="Times New Roman" w:cs="Times New Roman"/>
+          <w:noProof/>
+        </w:rPr>
+      </w:pPr>
+      <w:r>
+        <w:rPr>
+          <w:rFonts w:ascii="Times New Roman" w:eastAsia="KaiTi" w:hAnsi="Times New Roman" w:cs="Times New Roman" w:hint="eastAsia"/>
+          <w:noProof/>
+        </w:rPr>
+        <w:t>子囊和子囊孢子</w:t>
+      </w:r>
+    </w:p>
+    <w:p>
+      <w:pPr>
+        <w:pStyle w:val="ListParagraph"/>
+        <w:numPr>
+          <w:ilvl w:val="0"/>
+          <w:numId w:val="40"/>
+        </w:numPr>
+        <w:spacing w:line="276" w:lineRule="auto"/>
+        <w:ind w:firstLineChars="0"/>
+        <w:jc w:val="left"/>
+        <w:rPr>
+          <w:rFonts w:ascii="Times New Roman" w:eastAsia="KaiTi" w:hAnsi="Times New Roman" w:cs="Times New Roman"/>
+          <w:noProof/>
+        </w:rPr>
+      </w:pPr>
+      <w:r>
+        <w:rPr>
+          <w:rFonts w:ascii="Times New Roman" w:eastAsia="KaiTi" w:hAnsi="Times New Roman" w:cs="Times New Roman" w:hint="eastAsia"/>
+          <w:noProof/>
+        </w:rPr>
+        <w:t>单倍体接触</w:t>
+      </w:r>
+      <w:r>
+        <w:rPr>
+          <w:rFonts w:ascii="Times New Roman" w:eastAsia="KaiTi" w:hAnsi="Times New Roman" w:cs="Times New Roman" w:hint="eastAsia"/>
+          <w:noProof/>
+        </w:rPr>
+        <w:t xml:space="preserve"> </w:t>
+      </w:r>
+      <w:r>
+        <w:rPr>
+          <w:rFonts w:ascii="Times New Roman" w:eastAsia="KaiTi" w:hAnsi="Times New Roman" w:cs="Times New Roman"/>
+          <w:noProof/>
+          <w:lang w:val="en-US"/>
+        </w:rPr>
+        <w:t xml:space="preserve">=&gt; </w:t>
+      </w:r>
+      <w:r>
+        <w:rPr>
+          <w:rFonts w:ascii="Times New Roman" w:eastAsia="KaiTi" w:hAnsi="Times New Roman" w:cs="Times New Roman" w:hint="eastAsia"/>
+          <w:noProof/>
+          <w:lang w:val="en-US"/>
+        </w:rPr>
+        <w:t>质配</w:t>
+      </w:r>
+      <w:r>
+        <w:rPr>
+          <w:rFonts w:ascii="Times New Roman" w:eastAsia="KaiTi" w:hAnsi="Times New Roman" w:cs="Times New Roman" w:hint="eastAsia"/>
+          <w:noProof/>
+          <w:lang w:val="en-US"/>
+        </w:rPr>
+        <w:t xml:space="preserve"> </w:t>
+      </w:r>
+      <w:r>
+        <w:rPr>
+          <w:rFonts w:ascii="Times New Roman" w:eastAsia="KaiTi" w:hAnsi="Times New Roman" w:cs="Times New Roman"/>
+          <w:noProof/>
+          <w:lang w:val="en-US"/>
+        </w:rPr>
+        <w:t xml:space="preserve">=&gt; </w:t>
+      </w:r>
+      <w:r>
+        <w:rPr>
+          <w:rFonts w:ascii="Times New Roman" w:eastAsia="KaiTi" w:hAnsi="Times New Roman" w:cs="Times New Roman" w:hint="eastAsia"/>
+          <w:noProof/>
+          <w:lang w:val="en-US"/>
+        </w:rPr>
+        <w:t>核配，形成二倍体接合子</w:t>
+      </w:r>
+      <w:r>
+        <w:rPr>
+          <w:rFonts w:ascii="Times New Roman" w:eastAsia="KaiTi" w:hAnsi="Times New Roman" w:cs="Times New Roman"/>
+          <w:noProof/>
+          <w:lang w:val="en-US"/>
+        </w:rPr>
+        <w:t xml:space="preserve"> =&gt;</w:t>
+      </w:r>
+    </w:p>
+    <w:p>
+      <w:pPr>
+        <w:pStyle w:val="ListParagraph"/>
+        <w:numPr>
+          <w:ilvl w:val="0"/>
+          <w:numId w:val="40"/>
+        </w:numPr>
+        <w:spacing w:line="276" w:lineRule="auto"/>
+        <w:ind w:firstLineChars="0"/>
+        <w:jc w:val="left"/>
+        <w:rPr>
+          <w:rFonts w:ascii="Times New Roman" w:eastAsia="KaiTi" w:hAnsi="Times New Roman" w:cs="Times New Roman"/>
+          <w:noProof/>
+        </w:rPr>
+      </w:pPr>
+      <w:r>
+        <w:rPr>
+          <w:rFonts w:ascii="Times New Roman" w:eastAsia="KaiTi" w:hAnsi="Times New Roman" w:cs="Times New Roman"/>
+          <w:noProof/>
+          <w:lang w:val="en-US"/>
+        </w:rPr>
+        <w:t>A.</w:t>
+      </w:r>
+      <w:r>
+        <w:rPr>
+          <w:rFonts w:ascii="Times New Roman" w:eastAsia="KaiTi" w:hAnsi="Times New Roman" w:cs="Times New Roman" w:hint="eastAsia"/>
+          <w:noProof/>
+          <w:lang w:val="en-US"/>
+        </w:rPr>
+        <w:t>以二倍体营养细胞生长繁殖，下次有性繁殖前减数分裂</w:t>
+      </w:r>
+    </w:p>
+    <w:p>
+      <w:pPr>
+        <w:pStyle w:val="ListParagraph"/>
+        <w:numPr>
+          <w:ilvl w:val="0"/>
+          <w:numId w:val="40"/>
+        </w:numPr>
+        <w:spacing w:line="276" w:lineRule="auto"/>
+        <w:ind w:firstLineChars="0"/>
+        <w:jc w:val="left"/>
+        <w:rPr>
+          <w:rFonts w:ascii="Times New Roman" w:eastAsia="KaiTi" w:hAnsi="Times New Roman" w:cs="Times New Roman"/>
+          <w:noProof/>
+        </w:rPr>
+      </w:pPr>
+      <w:r>
+        <w:rPr>
+          <w:rFonts w:ascii="Times New Roman" w:eastAsia="KaiTi" w:hAnsi="Times New Roman" w:cs="Times New Roman" w:hint="eastAsia"/>
+          <w:noProof/>
+          <w:lang w:val="en-US"/>
+        </w:rPr>
+        <w:t>B</w:t>
+      </w:r>
+      <w:r>
+        <w:rPr>
+          <w:rFonts w:ascii="Times New Roman" w:eastAsia="KaiTi" w:hAnsi="Times New Roman" w:cs="Times New Roman"/>
+          <w:noProof/>
+          <w:lang w:val="en-US"/>
+        </w:rPr>
+        <w:t>.</w:t>
+      </w:r>
+      <w:r>
+        <w:rPr>
+          <w:rFonts w:ascii="Times New Roman" w:eastAsia="KaiTi" w:hAnsi="Times New Roman" w:cs="Times New Roman" w:hint="eastAsia"/>
+          <w:noProof/>
+          <w:lang w:val="en-US"/>
+        </w:rPr>
+        <w:t>减数分裂，形成</w:t>
+      </w:r>
+      <w:r>
+        <w:rPr>
+          <w:rFonts w:ascii="Times New Roman" w:eastAsia="KaiTi" w:hAnsi="Times New Roman" w:cs="Times New Roman" w:hint="eastAsia"/>
+          <w:noProof/>
+          <w:lang w:val="en-US"/>
+        </w:rPr>
+        <w:t>4</w:t>
+      </w:r>
+      <w:r>
+        <w:rPr>
+          <w:rFonts w:ascii="Times New Roman" w:eastAsia="KaiTi" w:hAnsi="Times New Roman" w:cs="Times New Roman"/>
+          <w:noProof/>
+          <w:lang w:val="en-US"/>
+        </w:rPr>
+        <w:t>/8</w:t>
+      </w:r>
+      <w:r>
+        <w:rPr>
+          <w:rFonts w:ascii="Times New Roman" w:eastAsia="KaiTi" w:hAnsi="Times New Roman" w:cs="Times New Roman" w:hint="eastAsia"/>
+          <w:noProof/>
+          <w:lang w:val="en-US"/>
+        </w:rPr>
+        <w:t>子囊孢子，</w:t>
+      </w:r>
+      <w:r>
+        <w:rPr>
+          <w:rFonts w:ascii="Times New Roman" w:eastAsia="KaiTi" w:hAnsi="Times New Roman" w:cs="Times New Roman" w:hint="eastAsia"/>
+          <w:noProof/>
+          <w:lang w:val="en-US"/>
+        </w:rPr>
+        <w:t>原有的营养细胞成为子囊</w:t>
+      </w:r>
+    </w:p>
+    <w:p>
+      <w:pPr>
+        <w:spacing w:line="276" w:lineRule="auto"/>
+        <w:jc w:val="center"/>
+        <w:rPr>
+          <w:rFonts w:ascii="Times New Roman" w:eastAsia="KaiTi" w:hAnsi="Times New Roman" w:cs="Times New Roman" w:hint="eastAsia"/>
+          <w:noProof/>
+        </w:rPr>
+      </w:pPr>
+      <w:r>
+        <w:rPr>
+          <w:rFonts w:ascii="Times New Roman" w:eastAsia="KaiTi" w:hAnsi="Times New Roman" w:cs="Times New Roman"/>
+          <w:noProof/>
+        </w:rPr>
+        <w:drawing>
+          <wp:inline distT="0" distB="0" distL="0" distR="0" wp14:anchorId="1D33E5E2" wp14:editId="0EC94AE2">
+            <wp:extent cx="2942897" cy="1429062"/>
+            <wp:effectExtent l="0" t="0" r="3810" b="6350"/>
+            <wp:docPr id="9" name="Picture 9"/>
+            <wp:cNvGraphicFramePr>
+              <a:graphicFrameLocks xmlns:a="http://schemas.openxmlformats.org/drawingml/2006/main" noChangeAspect="1"/>
+            </wp:cNvGraphicFramePr>
+            <a:graphic xmlns:a="http://schemas.openxmlformats.org/drawingml/2006/main">
+              <a:graphicData uri="http://schemas.openxmlformats.org/drawingml/2006/picture">
+                <pic:pic xmlns:pic="http://schemas.openxmlformats.org/drawingml/2006/picture">
+                  <pic:nvPicPr>
+                    <pic:cNvPr id="1" name=""/>
+                    <pic:cNvPicPr/>
+                  </pic:nvPicPr>
+                  <pic:blipFill>
+                    <a:blip r:embed="rId12"/>
+                    <a:stretch>
+                      <a:fillRect/>
+                    </a:stretch>
+                  </pic:blipFill>
+                  <pic:spPr>
+                    <a:xfrm>
+                      <a:off x="0" y="0"/>
+                      <a:ext cx="2984581" cy="1449303"/>
+                    </a:xfrm>
+                    <a:prstGeom prst="rect">
+                      <a:avLst/>
+                    </a:prstGeom>
+                  </pic:spPr>
+                </pic:pic>
+              </a:graphicData>
+            </a:graphic>
+          </wp:inline>
+        </w:drawing>
+      </w:r>
+    </w:p>
+    <w:p>
+      <w:pPr>
+        <w:pStyle w:val="ListParagraph"/>
+        <w:numPr>
+          <w:ilvl w:val="0"/>
+          <w:numId w:val="30"/>
+        </w:numPr>
+        <w:spacing w:line="276" w:lineRule="auto"/>
+        <w:ind w:firstLineChars="0"/>
+        <w:jc w:val="left"/>
+        <w:rPr>
+          <w:rFonts w:ascii="Times New Roman" w:eastAsia="KaiTi" w:hAnsi="Times New Roman" w:cs="Times New Roman"/>
+          <w:noProof/>
+        </w:rPr>
+      </w:pPr>
+      <w:r>
+        <w:rPr>
+          <w:rFonts w:ascii="Times New Roman" w:eastAsia="KaiTi" w:hAnsi="Times New Roman" w:cs="Times New Roman" w:hint="eastAsia"/>
+          <w:noProof/>
+        </w:rPr>
+        <w:t>实验技术：单细胞（孢子）分离</w:t>
+      </w:r>
+      <w:r>
+        <w:rPr>
+          <w:rFonts w:ascii="Times New Roman" w:eastAsia="KaiTi" w:hAnsi="Times New Roman" w:cs="Times New Roman" w:hint="eastAsia"/>
+          <w:noProof/>
+        </w:rPr>
+        <w:t>，显微镜下进行</w:t>
+      </w:r>
+    </w:p>
+    <w:p>
+      <w:pPr>
+        <w:spacing w:line="276" w:lineRule="auto"/>
+        <w:jc w:val="left"/>
+        <w:rPr>
+          <w:rFonts w:ascii="Times New Roman" w:eastAsia="KaiTi" w:hAnsi="Times New Roman" w:cs="Times New Roman"/>
+          <w:noProof/>
+        </w:rPr>
+      </w:pPr>
+    </w:p>
+    <w:p>
+      <w:pPr>
+        <w:spacing w:line="276" w:lineRule="auto"/>
+        <w:jc w:val="left"/>
+        <w:rPr>
+          <w:rFonts w:ascii="Times New Roman" w:eastAsia="KaiTi" w:hAnsi="Times New Roman" w:cs="Times New Roman"/>
+          <w:noProof/>
+        </w:rPr>
+      </w:pPr>
+    </w:p>
+    <w:p>
+      <w:pPr>
+        <w:spacing w:line="276" w:lineRule="auto"/>
+        <w:jc w:val="left"/>
+        <w:rPr>
+          <w:rFonts w:ascii="Times New Roman" w:eastAsia="KaiTi" w:hAnsi="Times New Roman" w:cs="Times New Roman"/>
+          <w:noProof/>
+        </w:rPr>
+      </w:pPr>
+    </w:p>
+    <w:p>
+      <w:pPr>
+        <w:spacing w:line="276" w:lineRule="auto"/>
+        <w:jc w:val="left"/>
+        <w:rPr>
+          <w:rFonts w:ascii="Times New Roman" w:eastAsia="KaiTi" w:hAnsi="Times New Roman" w:cs="Times New Roman"/>
+          <w:noProof/>
+        </w:rPr>
+      </w:pPr>
+    </w:p>
+    <w:p>
+      <w:pPr>
+        <w:spacing w:line="276" w:lineRule="auto"/>
+        <w:jc w:val="left"/>
+        <w:rPr>
+          <w:rFonts w:ascii="Times New Roman" w:eastAsia="KaiTi" w:hAnsi="Times New Roman" w:cs="Times New Roman"/>
+          <w:noProof/>
+        </w:rPr>
+      </w:pPr>
+      <w:r>
+        <w:rPr>
+          <w:rFonts w:ascii="Times New Roman" w:eastAsia="KaiTi" w:hAnsi="Times New Roman" w:cs="Times New Roman" w:hint="eastAsia"/>
+          <w:noProof/>
+        </w:rPr>
+        <w:lastRenderedPageBreak/>
+        <w:t>总结：细菌、古菌和真核生物的对比</w:t>
+      </w:r>
+    </w:p>
+    <w:p>
+      <w:pPr>
+        <w:spacing w:line="276" w:lineRule="auto"/>
+        <w:jc w:val="center"/>
+        <w:rPr>
+          <w:rFonts w:ascii="Times New Roman" w:eastAsia="KaiTi" w:hAnsi="Times New Roman" w:cs="Times New Roman" w:hint="eastAsia"/>
+          <w:noProof/>
+        </w:rPr>
+      </w:pPr>
+      <w:r>
+        <w:rPr>
+          <w:rFonts w:ascii="Times New Roman" w:eastAsia="KaiTi" w:hAnsi="Times New Roman" w:cs="Times New Roman"/>
+          <w:noProof/>
+        </w:rPr>
+        <w:drawing>
+          <wp:inline distT="0" distB="0" distL="0" distR="0" wp14:anchorId="146B78B7" wp14:editId="47E2C49F">
+            <wp:extent cx="3594538" cy="3457042"/>
+            <wp:effectExtent l="0" t="0" r="0" b="0"/>
+            <wp:docPr id="10" name="Picture 10"/>
+            <wp:cNvGraphicFramePr>
+              <a:graphicFrameLocks xmlns:a="http://schemas.openxmlformats.org/drawingml/2006/main" noChangeAspect="1"/>
+            </wp:cNvGraphicFramePr>
+            <a:graphic xmlns:a="http://schemas.openxmlformats.org/drawingml/2006/main">
+              <a:graphicData uri="http://schemas.openxmlformats.org/drawingml/2006/picture">
+                <pic:pic xmlns:pic="http://schemas.openxmlformats.org/drawingml/2006/picture">
+                  <pic:nvPicPr>
+                    <pic:cNvPr id="1" name=""/>
+                    <pic:cNvPicPr/>
+                  </pic:nvPicPr>
+                  <pic:blipFill>
+                    <a:blip r:embed="rId13"/>
+                    <a:stretch>
+                      <a:fillRect/>
+                    </a:stretch>
+                  </pic:blipFill>
+                  <pic:spPr>
+                    <a:xfrm>
+                      <a:off x="0" y="0"/>
+                      <a:ext cx="3620170" cy="3481694"/>
+                    </a:xfrm>
+                    <a:prstGeom prst="rect">
+                      <a:avLst/>
+                    </a:prstGeom>
+                  </pic:spPr>
+                </pic:pic>
+              </a:graphicData>
+            </a:graphic>
+          </wp:inline>
+        </w:drawing>
+      </w:r>
     </w:p>
     <w:sectPr>
       <w:pgSz w:w="11906" w:h="16838"/>
@@ -2546,6 +4032,232 @@
     </w:lvl>
   </w:abstractNum>
   <w:abstractNum w:abstractNumId="4" w15:restartNumberingAfterBreak="0">
+    <w:nsid w:val="12450D8F"/>
+    <w:multiLevelType w:val="hybridMultilevel"/>
+    <w:tmpl w:val="C19E4620"/>
+    <w:lvl w:ilvl="0" w:tplc="0409000B">
+      <w:start w:val="1"/>
+      <w:numFmt w:val="bullet"/>
+      <w:lvlText w:val=""/>
+      <w:lvlJc w:val="left"/>
+      <w:pPr>
+        <w:ind w:left="1260" w:hanging="420"/>
+      </w:pPr>
+      <w:rPr>
+        <w:rFonts w:ascii="Wingdings" w:hAnsi="Wingdings" w:hint="default"/>
+      </w:rPr>
+    </w:lvl>
+    <w:lvl w:ilvl="1" w:tplc="04090003" w:tentative="1">
+      <w:start w:val="1"/>
+      <w:numFmt w:val="bullet"/>
+      <w:lvlText w:val=""/>
+      <w:lvlJc w:val="left"/>
+      <w:pPr>
+        <w:ind w:left="1680" w:hanging="420"/>
+      </w:pPr>
+      <w:rPr>
+        <w:rFonts w:ascii="Wingdings" w:hAnsi="Wingdings" w:hint="default"/>
+      </w:rPr>
+    </w:lvl>
+    <w:lvl w:ilvl="2" w:tplc="04090005" w:tentative="1">
+      <w:start w:val="1"/>
+      <w:numFmt w:val="bullet"/>
+      <w:lvlText w:val=""/>
+      <w:lvlJc w:val="left"/>
+      <w:pPr>
+        <w:ind w:left="2100" w:hanging="420"/>
+      </w:pPr>
+      <w:rPr>
+        <w:rFonts w:ascii="Wingdings" w:hAnsi="Wingdings" w:hint="default"/>
+      </w:rPr>
+    </w:lvl>
+    <w:lvl w:ilvl="3" w:tplc="04090001" w:tentative="1">
+      <w:start w:val="1"/>
+      <w:numFmt w:val="bullet"/>
+      <w:lvlText w:val=""/>
+      <w:lvlJc w:val="left"/>
+      <w:pPr>
+        <w:ind w:left="2520" w:hanging="420"/>
+      </w:pPr>
+      <w:rPr>
+        <w:rFonts w:ascii="Wingdings" w:hAnsi="Wingdings" w:hint="default"/>
+      </w:rPr>
+    </w:lvl>
+    <w:lvl w:ilvl="4" w:tplc="04090003" w:tentative="1">
+      <w:start w:val="1"/>
+      <w:numFmt w:val="bullet"/>
+      <w:lvlText w:val=""/>
+      <w:lvlJc w:val="left"/>
+      <w:pPr>
+        <w:ind w:left="2940" w:hanging="420"/>
+      </w:pPr>
+      <w:rPr>
+        <w:rFonts w:ascii="Wingdings" w:hAnsi="Wingdings" w:hint="default"/>
+      </w:rPr>
+    </w:lvl>
+    <w:lvl w:ilvl="5" w:tplc="04090005" w:tentative="1">
+      <w:start w:val="1"/>
+      <w:numFmt w:val="bullet"/>
+      <w:lvlText w:val=""/>
+      <w:lvlJc w:val="left"/>
+      <w:pPr>
+        <w:ind w:left="3360" w:hanging="420"/>
+      </w:pPr>
+      <w:rPr>
+        <w:rFonts w:ascii="Wingdings" w:hAnsi="Wingdings" w:hint="default"/>
+      </w:rPr>
+    </w:lvl>
+    <w:lvl w:ilvl="6" w:tplc="04090001" w:tentative="1">
+      <w:start w:val="1"/>
+      <w:numFmt w:val="bullet"/>
+      <w:lvlText w:val=""/>
+      <w:lvlJc w:val="left"/>
+      <w:pPr>
+        <w:ind w:left="3780" w:hanging="420"/>
+      </w:pPr>
+      <w:rPr>
+        <w:rFonts w:ascii="Wingdings" w:hAnsi="Wingdings" w:hint="default"/>
+      </w:rPr>
+    </w:lvl>
+    <w:lvl w:ilvl="7" w:tplc="04090003" w:tentative="1">
+      <w:start w:val="1"/>
+      <w:numFmt w:val="bullet"/>
+      <w:lvlText w:val=""/>
+      <w:lvlJc w:val="left"/>
+      <w:pPr>
+        <w:ind w:left="4200" w:hanging="420"/>
+      </w:pPr>
+      <w:rPr>
+        <w:rFonts w:ascii="Wingdings" w:hAnsi="Wingdings" w:hint="default"/>
+      </w:rPr>
+    </w:lvl>
+    <w:lvl w:ilvl="8" w:tplc="04090005" w:tentative="1">
+      <w:start w:val="1"/>
+      <w:numFmt w:val="bullet"/>
+      <w:lvlText w:val=""/>
+      <w:lvlJc w:val="left"/>
+      <w:pPr>
+        <w:ind w:left="4620" w:hanging="420"/>
+      </w:pPr>
+      <w:rPr>
+        <w:rFonts w:ascii="Wingdings" w:hAnsi="Wingdings" w:hint="default"/>
+      </w:rPr>
+    </w:lvl>
+  </w:abstractNum>
+  <w:abstractNum w:abstractNumId="5" w15:restartNumberingAfterBreak="0">
+    <w:nsid w:val="15C017A4"/>
+    <w:multiLevelType w:val="hybridMultilevel"/>
+    <w:tmpl w:val="5022A84C"/>
+    <w:lvl w:ilvl="0" w:tplc="04090009">
+      <w:start w:val="1"/>
+      <w:numFmt w:val="bullet"/>
+      <w:lvlText w:val=""/>
+      <w:lvlJc w:val="left"/>
+      <w:pPr>
+        <w:ind w:left="840" w:hanging="420"/>
+      </w:pPr>
+      <w:rPr>
+        <w:rFonts w:ascii="Wingdings" w:hAnsi="Wingdings" w:hint="default"/>
+      </w:rPr>
+    </w:lvl>
+    <w:lvl w:ilvl="1" w:tplc="04090003" w:tentative="1">
+      <w:start w:val="1"/>
+      <w:numFmt w:val="bullet"/>
+      <w:lvlText w:val=""/>
+      <w:lvlJc w:val="left"/>
+      <w:pPr>
+        <w:ind w:left="1680" w:hanging="420"/>
+      </w:pPr>
+      <w:rPr>
+        <w:rFonts w:ascii="Wingdings" w:hAnsi="Wingdings" w:hint="default"/>
+      </w:rPr>
+    </w:lvl>
+    <w:lvl w:ilvl="2" w:tplc="04090005" w:tentative="1">
+      <w:start w:val="1"/>
+      <w:numFmt w:val="bullet"/>
+      <w:lvlText w:val=""/>
+      <w:lvlJc w:val="left"/>
+      <w:pPr>
+        <w:ind w:left="2100" w:hanging="420"/>
+      </w:pPr>
+      <w:rPr>
+        <w:rFonts w:ascii="Wingdings" w:hAnsi="Wingdings" w:hint="default"/>
+      </w:rPr>
+    </w:lvl>
+    <w:lvl w:ilvl="3" w:tplc="04090001" w:tentative="1">
+      <w:start w:val="1"/>
+      <w:numFmt w:val="bullet"/>
+      <w:lvlText w:val=""/>
+      <w:lvlJc w:val="left"/>
+      <w:pPr>
+        <w:ind w:left="2520" w:hanging="420"/>
+      </w:pPr>
+      <w:rPr>
+        <w:rFonts w:ascii="Wingdings" w:hAnsi="Wingdings" w:hint="default"/>
+      </w:rPr>
+    </w:lvl>
+    <w:lvl w:ilvl="4" w:tplc="04090003" w:tentative="1">
+      <w:start w:val="1"/>
+      <w:numFmt w:val="bullet"/>
+      <w:lvlText w:val=""/>
+      <w:lvlJc w:val="left"/>
+      <w:pPr>
+        <w:ind w:left="2940" w:hanging="420"/>
+      </w:pPr>
+      <w:rPr>
+        <w:rFonts w:ascii="Wingdings" w:hAnsi="Wingdings" w:hint="default"/>
+      </w:rPr>
+    </w:lvl>
+    <w:lvl w:ilvl="5" w:tplc="04090005" w:tentative="1">
+      <w:start w:val="1"/>
+      <w:numFmt w:val="bullet"/>
+      <w:lvlText w:val=""/>
+      <w:lvlJc w:val="left"/>
+      <w:pPr>
+        <w:ind w:left="3360" w:hanging="420"/>
+      </w:pPr>
+      <w:rPr>
+        <w:rFonts w:ascii="Wingdings" w:hAnsi="Wingdings" w:hint="default"/>
+      </w:rPr>
+    </w:lvl>
+    <w:lvl w:ilvl="6" w:tplc="04090001" w:tentative="1">
+      <w:start w:val="1"/>
+      <w:numFmt w:val="bullet"/>
+      <w:lvlText w:val=""/>
+      <w:lvlJc w:val="left"/>
+      <w:pPr>
+        <w:ind w:left="3780" w:hanging="420"/>
+      </w:pPr>
+      <w:rPr>
+        <w:rFonts w:ascii="Wingdings" w:hAnsi="Wingdings" w:hint="default"/>
+      </w:rPr>
+    </w:lvl>
+    <w:lvl w:ilvl="7" w:tplc="04090003" w:tentative="1">
+      <w:start w:val="1"/>
+      <w:numFmt w:val="bullet"/>
+      <w:lvlText w:val=""/>
+      <w:lvlJc w:val="left"/>
+      <w:pPr>
+        <w:ind w:left="4200" w:hanging="420"/>
+      </w:pPr>
+      <w:rPr>
+        <w:rFonts w:ascii="Wingdings" w:hAnsi="Wingdings" w:hint="default"/>
+      </w:rPr>
+    </w:lvl>
+    <w:lvl w:ilvl="8" w:tplc="04090005" w:tentative="1">
+      <w:start w:val="1"/>
+      <w:numFmt w:val="bullet"/>
+      <w:lvlText w:val=""/>
+      <w:lvlJc w:val="left"/>
+      <w:pPr>
+        <w:ind w:left="4620" w:hanging="420"/>
+      </w:pPr>
+      <w:rPr>
+        <w:rFonts w:ascii="Wingdings" w:hAnsi="Wingdings" w:hint="default"/>
+      </w:rPr>
+    </w:lvl>
+  </w:abstractNum>
+  <w:abstractNum w:abstractNumId="6" w15:restartNumberingAfterBreak="0">
     <w:nsid w:val="1978344A"/>
     <w:multiLevelType w:val="hybridMultilevel"/>
     <w:tmpl w:val="730C33A2"/>
@@ -2658,7 +4370,7 @@
       </w:rPr>
     </w:lvl>
   </w:abstractNum>
-  <w:abstractNum w:abstractNumId="5" w15:restartNumberingAfterBreak="0">
+  <w:abstractNum w:abstractNumId="7" w15:restartNumberingAfterBreak="0">
     <w:nsid w:val="241F6941"/>
     <w:multiLevelType w:val="hybridMultilevel"/>
     <w:tmpl w:val="0E38D14C"/>
@@ -2772,7 +4484,120 @@
       </w:rPr>
     </w:lvl>
   </w:abstractNum>
-  <w:abstractNum w:abstractNumId="6" w15:restartNumberingAfterBreak="0">
+  <w:abstractNum w:abstractNumId="8" w15:restartNumberingAfterBreak="0">
+    <w:nsid w:val="266C2AFD"/>
+    <w:multiLevelType w:val="hybridMultilevel"/>
+    <w:tmpl w:val="BC78E72E"/>
+    <w:lvl w:ilvl="0" w:tplc="0409000B">
+      <w:start w:val="1"/>
+      <w:numFmt w:val="bullet"/>
+      <w:lvlText w:val=""/>
+      <w:lvlJc w:val="left"/>
+      <w:pPr>
+        <w:ind w:left="1260" w:hanging="420"/>
+      </w:pPr>
+      <w:rPr>
+        <w:rFonts w:ascii="Wingdings" w:hAnsi="Wingdings" w:hint="default"/>
+      </w:rPr>
+    </w:lvl>
+    <w:lvl w:ilvl="1" w:tplc="04090003" w:tentative="1">
+      <w:start w:val="1"/>
+      <w:numFmt w:val="bullet"/>
+      <w:lvlText w:val=""/>
+      <w:lvlJc w:val="left"/>
+      <w:pPr>
+        <w:ind w:left="1680" w:hanging="420"/>
+      </w:pPr>
+      <w:rPr>
+        <w:rFonts w:ascii="Wingdings" w:hAnsi="Wingdings" w:hint="default"/>
+      </w:rPr>
+    </w:lvl>
+    <w:lvl w:ilvl="2" w:tplc="04090005" w:tentative="1">
+      <w:start w:val="1"/>
+      <w:numFmt w:val="bullet"/>
+      <w:lvlText w:val=""/>
+      <w:lvlJc w:val="left"/>
+      <w:pPr>
+        <w:ind w:left="2100" w:hanging="420"/>
+      </w:pPr>
+      <w:rPr>
+        <w:rFonts w:ascii="Wingdings" w:hAnsi="Wingdings" w:hint="default"/>
+      </w:rPr>
+    </w:lvl>
+    <w:lvl w:ilvl="3" w:tplc="04090001" w:tentative="1">
+      <w:start w:val="1"/>
+      <w:numFmt w:val="bullet"/>
+      <w:lvlText w:val=""/>
+      <w:lvlJc w:val="left"/>
+      <w:pPr>
+        <w:ind w:left="2520" w:hanging="420"/>
+      </w:pPr>
+      <w:rPr>
+        <w:rFonts w:ascii="Wingdings" w:hAnsi="Wingdings" w:hint="default"/>
+      </w:rPr>
+    </w:lvl>
+    <w:lvl w:ilvl="4" w:tplc="04090003" w:tentative="1">
+      <w:start w:val="1"/>
+      <w:numFmt w:val="bullet"/>
+      <w:lvlText w:val=""/>
+      <w:lvlJc w:val="left"/>
+      <w:pPr>
+        <w:ind w:left="2940" w:hanging="420"/>
+      </w:pPr>
+      <w:rPr>
+        <w:rFonts w:ascii="Wingdings" w:hAnsi="Wingdings" w:hint="default"/>
+      </w:rPr>
+    </w:lvl>
+    <w:lvl w:ilvl="5" w:tplc="04090005" w:tentative="1">
+      <w:start w:val="1"/>
+      <w:numFmt w:val="bullet"/>
+      <w:lvlText w:val=""/>
+      <w:lvlJc w:val="left"/>
+      <w:pPr>
+        <w:ind w:left="3360" w:hanging="420"/>
+      </w:pPr>
+      <w:rPr>
+        <w:rFonts w:ascii="Wingdings" w:hAnsi="Wingdings" w:hint="default"/>
+      </w:rPr>
+    </w:lvl>
+    <w:lvl w:ilvl="6" w:tplc="04090001" w:tentative="1">
+      <w:start w:val="1"/>
+      <w:numFmt w:val="bullet"/>
+      <w:lvlText w:val=""/>
+      <w:lvlJc w:val="left"/>
+      <w:pPr>
+        <w:ind w:left="3780" w:hanging="420"/>
+      </w:pPr>
+      <w:rPr>
+        <w:rFonts w:ascii="Wingdings" w:hAnsi="Wingdings" w:hint="default"/>
+      </w:rPr>
+    </w:lvl>
+    <w:lvl w:ilvl="7" w:tplc="04090003" w:tentative="1">
+      <w:start w:val="1"/>
+      <w:numFmt w:val="bullet"/>
+      <w:lvlText w:val=""/>
+      <w:lvlJc w:val="left"/>
+      <w:pPr>
+        <w:ind w:left="4200" w:hanging="420"/>
+      </w:pPr>
+      <w:rPr>
+        <w:rFonts w:ascii="Wingdings" w:hAnsi="Wingdings" w:hint="default"/>
+      </w:rPr>
+    </w:lvl>
+    <w:lvl w:ilvl="8" w:tplc="04090005" w:tentative="1">
+      <w:start w:val="1"/>
+      <w:numFmt w:val="bullet"/>
+      <w:lvlText w:val=""/>
+      <w:lvlJc w:val="left"/>
+      <w:pPr>
+        <w:ind w:left="4620" w:hanging="420"/>
+      </w:pPr>
+      <w:rPr>
+        <w:rFonts w:ascii="Wingdings" w:hAnsi="Wingdings" w:hint="default"/>
+      </w:rPr>
+    </w:lvl>
+  </w:abstractNum>
+  <w:abstractNum w:abstractNumId="9" w15:restartNumberingAfterBreak="0">
     <w:nsid w:val="2740697D"/>
     <w:multiLevelType w:val="hybridMultilevel"/>
     <w:tmpl w:val="4296E85E"/>
@@ -2885,10 +4710,10 @@
       </w:rPr>
     </w:lvl>
   </w:abstractNum>
-  <w:abstractNum w:abstractNumId="7" w15:restartNumberingAfterBreak="0">
+  <w:abstractNum w:abstractNumId="10" w15:restartNumberingAfterBreak="0">
     <w:nsid w:val="28A91E7F"/>
     <w:multiLevelType w:val="hybridMultilevel"/>
-    <w:tmpl w:val="6E44A6CA"/>
+    <w:tmpl w:val="E3945F46"/>
     <w:lvl w:ilvl="0" w:tplc="04090009">
       <w:start w:val="1"/>
       <w:numFmt w:val="bullet"/>
@@ -2998,7 +4823,7 @@
       </w:rPr>
     </w:lvl>
   </w:abstractNum>
-  <w:abstractNum w:abstractNumId="8" w15:restartNumberingAfterBreak="0">
+  <w:abstractNum w:abstractNumId="11" w15:restartNumberingAfterBreak="0">
     <w:nsid w:val="2A147640"/>
     <w:multiLevelType w:val="hybridMultilevel"/>
     <w:tmpl w:val="6C00DE2C"/>
@@ -3111,7 +4936,7 @@
       </w:rPr>
     </w:lvl>
   </w:abstractNum>
-  <w:abstractNum w:abstractNumId="9" w15:restartNumberingAfterBreak="0">
+  <w:abstractNum w:abstractNumId="12" w15:restartNumberingAfterBreak="0">
     <w:nsid w:val="31780E72"/>
     <w:multiLevelType w:val="hybridMultilevel"/>
     <w:tmpl w:val="B4FA65CA"/>
@@ -3224,7 +5049,7 @@
       </w:rPr>
     </w:lvl>
   </w:abstractNum>
-  <w:abstractNum w:abstractNumId="10" w15:restartNumberingAfterBreak="0">
+  <w:abstractNum w:abstractNumId="13" w15:restartNumberingAfterBreak="0">
     <w:nsid w:val="31A96E73"/>
     <w:multiLevelType w:val="hybridMultilevel"/>
     <w:tmpl w:val="F3A6E500"/>
@@ -3337,7 +5162,7 @@
       </w:rPr>
     </w:lvl>
   </w:abstractNum>
-  <w:abstractNum w:abstractNumId="11" w15:restartNumberingAfterBreak="0">
+  <w:abstractNum w:abstractNumId="14" w15:restartNumberingAfterBreak="0">
     <w:nsid w:val="3903644B"/>
     <w:multiLevelType w:val="hybridMultilevel"/>
     <w:tmpl w:val="9B7AFDE6"/>
@@ -3426,7 +5251,7 @@
       </w:pPr>
     </w:lvl>
   </w:abstractNum>
-  <w:abstractNum w:abstractNumId="12" w15:restartNumberingAfterBreak="0">
+  <w:abstractNum w:abstractNumId="15" w15:restartNumberingAfterBreak="0">
     <w:nsid w:val="3AFE54D2"/>
     <w:multiLevelType w:val="hybridMultilevel"/>
     <w:tmpl w:val="7B04CDDA"/>
@@ -3539,7 +5364,120 @@
       </w:rPr>
     </w:lvl>
   </w:abstractNum>
-  <w:abstractNum w:abstractNumId="13" w15:restartNumberingAfterBreak="0">
+  <w:abstractNum w:abstractNumId="16" w15:restartNumberingAfterBreak="0">
+    <w:nsid w:val="3BAE474A"/>
+    <w:multiLevelType w:val="hybridMultilevel"/>
+    <w:tmpl w:val="495A51F8"/>
+    <w:lvl w:ilvl="0" w:tplc="0409000B">
+      <w:start w:val="1"/>
+      <w:numFmt w:val="bullet"/>
+      <w:lvlText w:val=""/>
+      <w:lvlJc w:val="left"/>
+      <w:pPr>
+        <w:ind w:left="1260" w:hanging="420"/>
+      </w:pPr>
+      <w:rPr>
+        <w:rFonts w:ascii="Wingdings" w:hAnsi="Wingdings" w:hint="default"/>
+      </w:rPr>
+    </w:lvl>
+    <w:lvl w:ilvl="1" w:tplc="04090003" w:tentative="1">
+      <w:start w:val="1"/>
+      <w:numFmt w:val="bullet"/>
+      <w:lvlText w:val=""/>
+      <w:lvlJc w:val="left"/>
+      <w:pPr>
+        <w:ind w:left="1680" w:hanging="420"/>
+      </w:pPr>
+      <w:rPr>
+        <w:rFonts w:ascii="Wingdings" w:hAnsi="Wingdings" w:hint="default"/>
+      </w:rPr>
+    </w:lvl>
+    <w:lvl w:ilvl="2" w:tplc="04090005" w:tentative="1">
+      <w:start w:val="1"/>
+      <w:numFmt w:val="bullet"/>
+      <w:lvlText w:val=""/>
+      <w:lvlJc w:val="left"/>
+      <w:pPr>
+        <w:ind w:left="2100" w:hanging="420"/>
+      </w:pPr>
+      <w:rPr>
+        <w:rFonts w:ascii="Wingdings" w:hAnsi="Wingdings" w:hint="default"/>
+      </w:rPr>
+    </w:lvl>
+    <w:lvl w:ilvl="3" w:tplc="04090001" w:tentative="1">
+      <w:start w:val="1"/>
+      <w:numFmt w:val="bullet"/>
+      <w:lvlText w:val=""/>
+      <w:lvlJc w:val="left"/>
+      <w:pPr>
+        <w:ind w:left="2520" w:hanging="420"/>
+      </w:pPr>
+      <w:rPr>
+        <w:rFonts w:ascii="Wingdings" w:hAnsi="Wingdings" w:hint="default"/>
+      </w:rPr>
+    </w:lvl>
+    <w:lvl w:ilvl="4" w:tplc="04090003" w:tentative="1">
+      <w:start w:val="1"/>
+      <w:numFmt w:val="bullet"/>
+      <w:lvlText w:val=""/>
+      <w:lvlJc w:val="left"/>
+      <w:pPr>
+        <w:ind w:left="2940" w:hanging="420"/>
+      </w:pPr>
+      <w:rPr>
+        <w:rFonts w:ascii="Wingdings" w:hAnsi="Wingdings" w:hint="default"/>
+      </w:rPr>
+    </w:lvl>
+    <w:lvl w:ilvl="5" w:tplc="04090005" w:tentative="1">
+      <w:start w:val="1"/>
+      <w:numFmt w:val="bullet"/>
+      <w:lvlText w:val=""/>
+      <w:lvlJc w:val="left"/>
+      <w:pPr>
+        <w:ind w:left="3360" w:hanging="420"/>
+      </w:pPr>
+      <w:rPr>
+        <w:rFonts w:ascii="Wingdings" w:hAnsi="Wingdings" w:hint="default"/>
+      </w:rPr>
+    </w:lvl>
+    <w:lvl w:ilvl="6" w:tplc="04090001" w:tentative="1">
+      <w:start w:val="1"/>
+      <w:numFmt w:val="bullet"/>
+      <w:lvlText w:val=""/>
+      <w:lvlJc w:val="left"/>
+      <w:pPr>
+        <w:ind w:left="3780" w:hanging="420"/>
+      </w:pPr>
+      <w:rPr>
+        <w:rFonts w:ascii="Wingdings" w:hAnsi="Wingdings" w:hint="default"/>
+      </w:rPr>
+    </w:lvl>
+    <w:lvl w:ilvl="7" w:tplc="04090003" w:tentative="1">
+      <w:start w:val="1"/>
+      <w:numFmt w:val="bullet"/>
+      <w:lvlText w:val=""/>
+      <w:lvlJc w:val="left"/>
+      <w:pPr>
+        <w:ind w:left="4200" w:hanging="420"/>
+      </w:pPr>
+      <w:rPr>
+        <w:rFonts w:ascii="Wingdings" w:hAnsi="Wingdings" w:hint="default"/>
+      </w:rPr>
+    </w:lvl>
+    <w:lvl w:ilvl="8" w:tplc="04090005" w:tentative="1">
+      <w:start w:val="1"/>
+      <w:numFmt w:val="bullet"/>
+      <w:lvlText w:val=""/>
+      <w:lvlJc w:val="left"/>
+      <w:pPr>
+        <w:ind w:left="4620" w:hanging="420"/>
+      </w:pPr>
+      <w:rPr>
+        <w:rFonts w:ascii="Wingdings" w:hAnsi="Wingdings" w:hint="default"/>
+      </w:rPr>
+    </w:lvl>
+  </w:abstractNum>
+  <w:abstractNum w:abstractNumId="17" w15:restartNumberingAfterBreak="0">
     <w:nsid w:val="3C106A08"/>
     <w:multiLevelType w:val="hybridMultilevel"/>
     <w:tmpl w:val="EA80E752"/>
@@ -3652,7 +5590,120 @@
       </w:rPr>
     </w:lvl>
   </w:abstractNum>
-  <w:abstractNum w:abstractNumId="14" w15:restartNumberingAfterBreak="0">
+  <w:abstractNum w:abstractNumId="18" w15:restartNumberingAfterBreak="0">
+    <w:nsid w:val="3C2B7EDF"/>
+    <w:multiLevelType w:val="hybridMultilevel"/>
+    <w:tmpl w:val="02EC83B4"/>
+    <w:lvl w:ilvl="0" w:tplc="0409000B">
+      <w:start w:val="1"/>
+      <w:numFmt w:val="bullet"/>
+      <w:lvlText w:val=""/>
+      <w:lvlJc w:val="left"/>
+      <w:pPr>
+        <w:ind w:left="1260" w:hanging="420"/>
+      </w:pPr>
+      <w:rPr>
+        <w:rFonts w:ascii="Wingdings" w:hAnsi="Wingdings" w:hint="default"/>
+      </w:rPr>
+    </w:lvl>
+    <w:lvl w:ilvl="1" w:tplc="04090003" w:tentative="1">
+      <w:start w:val="1"/>
+      <w:numFmt w:val="bullet"/>
+      <w:lvlText w:val=""/>
+      <w:lvlJc w:val="left"/>
+      <w:pPr>
+        <w:ind w:left="1680" w:hanging="420"/>
+      </w:pPr>
+      <w:rPr>
+        <w:rFonts w:ascii="Wingdings" w:hAnsi="Wingdings" w:hint="default"/>
+      </w:rPr>
+    </w:lvl>
+    <w:lvl w:ilvl="2" w:tplc="04090005" w:tentative="1">
+      <w:start w:val="1"/>
+      <w:numFmt w:val="bullet"/>
+      <w:lvlText w:val=""/>
+      <w:lvlJc w:val="left"/>
+      <w:pPr>
+        <w:ind w:left="2100" w:hanging="420"/>
+      </w:pPr>
+      <w:rPr>
+        <w:rFonts w:ascii="Wingdings" w:hAnsi="Wingdings" w:hint="default"/>
+      </w:rPr>
+    </w:lvl>
+    <w:lvl w:ilvl="3" w:tplc="04090001" w:tentative="1">
+      <w:start w:val="1"/>
+      <w:numFmt w:val="bullet"/>
+      <w:lvlText w:val=""/>
+      <w:lvlJc w:val="left"/>
+      <w:pPr>
+        <w:ind w:left="2520" w:hanging="420"/>
+      </w:pPr>
+      <w:rPr>
+        <w:rFonts w:ascii="Wingdings" w:hAnsi="Wingdings" w:hint="default"/>
+      </w:rPr>
+    </w:lvl>
+    <w:lvl w:ilvl="4" w:tplc="04090003" w:tentative="1">
+      <w:start w:val="1"/>
+      <w:numFmt w:val="bullet"/>
+      <w:lvlText w:val=""/>
+      <w:lvlJc w:val="left"/>
+      <w:pPr>
+        <w:ind w:left="2940" w:hanging="420"/>
+      </w:pPr>
+      <w:rPr>
+        <w:rFonts w:ascii="Wingdings" w:hAnsi="Wingdings" w:hint="default"/>
+      </w:rPr>
+    </w:lvl>
+    <w:lvl w:ilvl="5" w:tplc="04090005" w:tentative="1">
+      <w:start w:val="1"/>
+      <w:numFmt w:val="bullet"/>
+      <w:lvlText w:val=""/>
+      <w:lvlJc w:val="left"/>
+      <w:pPr>
+        <w:ind w:left="3360" w:hanging="420"/>
+      </w:pPr>
+      <w:rPr>
+        <w:rFonts w:ascii="Wingdings" w:hAnsi="Wingdings" w:hint="default"/>
+      </w:rPr>
+    </w:lvl>
+    <w:lvl w:ilvl="6" w:tplc="04090001" w:tentative="1">
+      <w:start w:val="1"/>
+      <w:numFmt w:val="bullet"/>
+      <w:lvlText w:val=""/>
+      <w:lvlJc w:val="left"/>
+      <w:pPr>
+        <w:ind w:left="3780" w:hanging="420"/>
+      </w:pPr>
+      <w:rPr>
+        <w:rFonts w:ascii="Wingdings" w:hAnsi="Wingdings" w:hint="default"/>
+      </w:rPr>
+    </w:lvl>
+    <w:lvl w:ilvl="7" w:tplc="04090003" w:tentative="1">
+      <w:start w:val="1"/>
+      <w:numFmt w:val="bullet"/>
+      <w:lvlText w:val=""/>
+      <w:lvlJc w:val="left"/>
+      <w:pPr>
+        <w:ind w:left="4200" w:hanging="420"/>
+      </w:pPr>
+      <w:rPr>
+        <w:rFonts w:ascii="Wingdings" w:hAnsi="Wingdings" w:hint="default"/>
+      </w:rPr>
+    </w:lvl>
+    <w:lvl w:ilvl="8" w:tplc="04090005" w:tentative="1">
+      <w:start w:val="1"/>
+      <w:numFmt w:val="bullet"/>
+      <w:lvlText w:val=""/>
+      <w:lvlJc w:val="left"/>
+      <w:pPr>
+        <w:ind w:left="4620" w:hanging="420"/>
+      </w:pPr>
+      <w:rPr>
+        <w:rFonts w:ascii="Wingdings" w:hAnsi="Wingdings" w:hint="default"/>
+      </w:rPr>
+    </w:lvl>
+  </w:abstractNum>
+  <w:abstractNum w:abstractNumId="19" w15:restartNumberingAfterBreak="0">
     <w:nsid w:val="3DD43102"/>
     <w:multiLevelType w:val="hybridMultilevel"/>
     <w:tmpl w:val="972E5856"/>
@@ -3765,7 +5816,7 @@
       </w:rPr>
     </w:lvl>
   </w:abstractNum>
-  <w:abstractNum w:abstractNumId="15" w15:restartNumberingAfterBreak="0">
+  <w:abstractNum w:abstractNumId="20" w15:restartNumberingAfterBreak="0">
     <w:nsid w:val="3E283D3C"/>
     <w:multiLevelType w:val="hybridMultilevel"/>
     <w:tmpl w:val="E4EA5FCC"/>
@@ -3878,7 +5929,7 @@
       </w:rPr>
     </w:lvl>
   </w:abstractNum>
-  <w:abstractNum w:abstractNumId="16" w15:restartNumberingAfterBreak="0">
+  <w:abstractNum w:abstractNumId="21" w15:restartNumberingAfterBreak="0">
     <w:nsid w:val="464A419F"/>
     <w:multiLevelType w:val="hybridMultilevel"/>
     <w:tmpl w:val="63648D24"/>
@@ -3991,7 +6042,7 @@
       </w:rPr>
     </w:lvl>
   </w:abstractNum>
-  <w:abstractNum w:abstractNumId="17" w15:restartNumberingAfterBreak="0">
+  <w:abstractNum w:abstractNumId="22" w15:restartNumberingAfterBreak="0">
     <w:nsid w:val="4889633B"/>
     <w:multiLevelType w:val="hybridMultilevel"/>
     <w:tmpl w:val="5218D2FE"/>
@@ -4080,7 +6131,346 @@
       </w:pPr>
     </w:lvl>
   </w:abstractNum>
-  <w:abstractNum w:abstractNumId="18" w15:restartNumberingAfterBreak="0">
+  <w:abstractNum w:abstractNumId="23" w15:restartNumberingAfterBreak="0">
+    <w:nsid w:val="4EFC587F"/>
+    <w:multiLevelType w:val="hybridMultilevel"/>
+    <w:tmpl w:val="7E167654"/>
+    <w:lvl w:ilvl="0" w:tplc="0409000B">
+      <w:start w:val="1"/>
+      <w:numFmt w:val="bullet"/>
+      <w:lvlText w:val=""/>
+      <w:lvlJc w:val="left"/>
+      <w:pPr>
+        <w:ind w:left="1260" w:hanging="420"/>
+      </w:pPr>
+      <w:rPr>
+        <w:rFonts w:ascii="Wingdings" w:hAnsi="Wingdings" w:hint="default"/>
+      </w:rPr>
+    </w:lvl>
+    <w:lvl w:ilvl="1" w:tplc="04090003" w:tentative="1">
+      <w:start w:val="1"/>
+      <w:numFmt w:val="bullet"/>
+      <w:lvlText w:val=""/>
+      <w:lvlJc w:val="left"/>
+      <w:pPr>
+        <w:ind w:left="1680" w:hanging="420"/>
+      </w:pPr>
+      <w:rPr>
+        <w:rFonts w:ascii="Wingdings" w:hAnsi="Wingdings" w:hint="default"/>
+      </w:rPr>
+    </w:lvl>
+    <w:lvl w:ilvl="2" w:tplc="04090005" w:tentative="1">
+      <w:start w:val="1"/>
+      <w:numFmt w:val="bullet"/>
+      <w:lvlText w:val=""/>
+      <w:lvlJc w:val="left"/>
+      <w:pPr>
+        <w:ind w:left="2100" w:hanging="420"/>
+      </w:pPr>
+      <w:rPr>
+        <w:rFonts w:ascii="Wingdings" w:hAnsi="Wingdings" w:hint="default"/>
+      </w:rPr>
+    </w:lvl>
+    <w:lvl w:ilvl="3" w:tplc="04090001" w:tentative="1">
+      <w:start w:val="1"/>
+      <w:numFmt w:val="bullet"/>
+      <w:lvlText w:val=""/>
+      <w:lvlJc w:val="left"/>
+      <w:pPr>
+        <w:ind w:left="2520" w:hanging="420"/>
+      </w:pPr>
+      <w:rPr>
+        <w:rFonts w:ascii="Wingdings" w:hAnsi="Wingdings" w:hint="default"/>
+      </w:rPr>
+    </w:lvl>
+    <w:lvl w:ilvl="4" w:tplc="04090003" w:tentative="1">
+      <w:start w:val="1"/>
+      <w:numFmt w:val="bullet"/>
+      <w:lvlText w:val=""/>
+      <w:lvlJc w:val="left"/>
+      <w:pPr>
+        <w:ind w:left="2940" w:hanging="420"/>
+      </w:pPr>
+      <w:rPr>
+        <w:rFonts w:ascii="Wingdings" w:hAnsi="Wingdings" w:hint="default"/>
+      </w:rPr>
+    </w:lvl>
+    <w:lvl w:ilvl="5" w:tplc="04090005" w:tentative="1">
+      <w:start w:val="1"/>
+      <w:numFmt w:val="bullet"/>
+      <w:lvlText w:val=""/>
+      <w:lvlJc w:val="left"/>
+      <w:pPr>
+        <w:ind w:left="3360" w:hanging="420"/>
+      </w:pPr>
+      <w:rPr>
+        <w:rFonts w:ascii="Wingdings" w:hAnsi="Wingdings" w:hint="default"/>
+      </w:rPr>
+    </w:lvl>
+    <w:lvl w:ilvl="6" w:tplc="04090001" w:tentative="1">
+      <w:start w:val="1"/>
+      <w:numFmt w:val="bullet"/>
+      <w:lvlText w:val=""/>
+      <w:lvlJc w:val="left"/>
+      <w:pPr>
+        <w:ind w:left="3780" w:hanging="420"/>
+      </w:pPr>
+      <w:rPr>
+        <w:rFonts w:ascii="Wingdings" w:hAnsi="Wingdings" w:hint="default"/>
+      </w:rPr>
+    </w:lvl>
+    <w:lvl w:ilvl="7" w:tplc="04090003" w:tentative="1">
+      <w:start w:val="1"/>
+      <w:numFmt w:val="bullet"/>
+      <w:lvlText w:val=""/>
+      <w:lvlJc w:val="left"/>
+      <w:pPr>
+        <w:ind w:left="4200" w:hanging="420"/>
+      </w:pPr>
+      <w:rPr>
+        <w:rFonts w:ascii="Wingdings" w:hAnsi="Wingdings" w:hint="default"/>
+      </w:rPr>
+    </w:lvl>
+    <w:lvl w:ilvl="8" w:tplc="04090005" w:tentative="1">
+      <w:start w:val="1"/>
+      <w:numFmt w:val="bullet"/>
+      <w:lvlText w:val=""/>
+      <w:lvlJc w:val="left"/>
+      <w:pPr>
+        <w:ind w:left="4620" w:hanging="420"/>
+      </w:pPr>
+      <w:rPr>
+        <w:rFonts w:ascii="Wingdings" w:hAnsi="Wingdings" w:hint="default"/>
+      </w:rPr>
+    </w:lvl>
+  </w:abstractNum>
+  <w:abstractNum w:abstractNumId="24" w15:restartNumberingAfterBreak="0">
+    <w:nsid w:val="508413AF"/>
+    <w:multiLevelType w:val="hybridMultilevel"/>
+    <w:tmpl w:val="03DECE52"/>
+    <w:lvl w:ilvl="0" w:tplc="0409000B">
+      <w:start w:val="1"/>
+      <w:numFmt w:val="bullet"/>
+      <w:lvlText w:val=""/>
+      <w:lvlJc w:val="left"/>
+      <w:pPr>
+        <w:ind w:left="1260" w:hanging="420"/>
+      </w:pPr>
+      <w:rPr>
+        <w:rFonts w:ascii="Wingdings" w:hAnsi="Wingdings" w:hint="default"/>
+      </w:rPr>
+    </w:lvl>
+    <w:lvl w:ilvl="1" w:tplc="04090003" w:tentative="1">
+      <w:start w:val="1"/>
+      <w:numFmt w:val="bullet"/>
+      <w:lvlText w:val=""/>
+      <w:lvlJc w:val="left"/>
+      <w:pPr>
+        <w:ind w:left="1680" w:hanging="420"/>
+      </w:pPr>
+      <w:rPr>
+        <w:rFonts w:ascii="Wingdings" w:hAnsi="Wingdings" w:hint="default"/>
+      </w:rPr>
+    </w:lvl>
+    <w:lvl w:ilvl="2" w:tplc="04090005" w:tentative="1">
+      <w:start w:val="1"/>
+      <w:numFmt w:val="bullet"/>
+      <w:lvlText w:val=""/>
+      <w:lvlJc w:val="left"/>
+      <w:pPr>
+        <w:ind w:left="2100" w:hanging="420"/>
+      </w:pPr>
+      <w:rPr>
+        <w:rFonts w:ascii="Wingdings" w:hAnsi="Wingdings" w:hint="default"/>
+      </w:rPr>
+    </w:lvl>
+    <w:lvl w:ilvl="3" w:tplc="04090001" w:tentative="1">
+      <w:start w:val="1"/>
+      <w:numFmt w:val="bullet"/>
+      <w:lvlText w:val=""/>
+      <w:lvlJc w:val="left"/>
+      <w:pPr>
+        <w:ind w:left="2520" w:hanging="420"/>
+      </w:pPr>
+      <w:rPr>
+        <w:rFonts w:ascii="Wingdings" w:hAnsi="Wingdings" w:hint="default"/>
+      </w:rPr>
+    </w:lvl>
+    <w:lvl w:ilvl="4" w:tplc="04090003" w:tentative="1">
+      <w:start w:val="1"/>
+      <w:numFmt w:val="bullet"/>
+      <w:lvlText w:val=""/>
+      <w:lvlJc w:val="left"/>
+      <w:pPr>
+        <w:ind w:left="2940" w:hanging="420"/>
+      </w:pPr>
+      <w:rPr>
+        <w:rFonts w:ascii="Wingdings" w:hAnsi="Wingdings" w:hint="default"/>
+      </w:rPr>
+    </w:lvl>
+    <w:lvl w:ilvl="5" w:tplc="04090005" w:tentative="1">
+      <w:start w:val="1"/>
+      <w:numFmt w:val="bullet"/>
+      <w:lvlText w:val=""/>
+      <w:lvlJc w:val="left"/>
+      <w:pPr>
+        <w:ind w:left="3360" w:hanging="420"/>
+      </w:pPr>
+      <w:rPr>
+        <w:rFonts w:ascii="Wingdings" w:hAnsi="Wingdings" w:hint="default"/>
+      </w:rPr>
+    </w:lvl>
+    <w:lvl w:ilvl="6" w:tplc="04090001" w:tentative="1">
+      <w:start w:val="1"/>
+      <w:numFmt w:val="bullet"/>
+      <w:lvlText w:val=""/>
+      <w:lvlJc w:val="left"/>
+      <w:pPr>
+        <w:ind w:left="3780" w:hanging="420"/>
+      </w:pPr>
+      <w:rPr>
+        <w:rFonts w:ascii="Wingdings" w:hAnsi="Wingdings" w:hint="default"/>
+      </w:rPr>
+    </w:lvl>
+    <w:lvl w:ilvl="7" w:tplc="04090003" w:tentative="1">
+      <w:start w:val="1"/>
+      <w:numFmt w:val="bullet"/>
+      <w:lvlText w:val=""/>
+      <w:lvlJc w:val="left"/>
+      <w:pPr>
+        <w:ind w:left="4200" w:hanging="420"/>
+      </w:pPr>
+      <w:rPr>
+        <w:rFonts w:ascii="Wingdings" w:hAnsi="Wingdings" w:hint="default"/>
+      </w:rPr>
+    </w:lvl>
+    <w:lvl w:ilvl="8" w:tplc="04090005" w:tentative="1">
+      <w:start w:val="1"/>
+      <w:numFmt w:val="bullet"/>
+      <w:lvlText w:val=""/>
+      <w:lvlJc w:val="left"/>
+      <w:pPr>
+        <w:ind w:left="4620" w:hanging="420"/>
+      </w:pPr>
+      <w:rPr>
+        <w:rFonts w:ascii="Wingdings" w:hAnsi="Wingdings" w:hint="default"/>
+      </w:rPr>
+    </w:lvl>
+  </w:abstractNum>
+  <w:abstractNum w:abstractNumId="25" w15:restartNumberingAfterBreak="0">
+    <w:nsid w:val="57C60BA8"/>
+    <w:multiLevelType w:val="hybridMultilevel"/>
+    <w:tmpl w:val="E7B4719A"/>
+    <w:lvl w:ilvl="0" w:tplc="04090009">
+      <w:start w:val="1"/>
+      <w:numFmt w:val="bullet"/>
+      <w:lvlText w:val=""/>
+      <w:lvlJc w:val="left"/>
+      <w:pPr>
+        <w:ind w:left="840" w:hanging="420"/>
+      </w:pPr>
+      <w:rPr>
+        <w:rFonts w:ascii="Wingdings" w:hAnsi="Wingdings" w:hint="default"/>
+      </w:rPr>
+    </w:lvl>
+    <w:lvl w:ilvl="1" w:tplc="04090003" w:tentative="1">
+      <w:start w:val="1"/>
+      <w:numFmt w:val="bullet"/>
+      <w:lvlText w:val=""/>
+      <w:lvlJc w:val="left"/>
+      <w:pPr>
+        <w:ind w:left="1260" w:hanging="420"/>
+      </w:pPr>
+      <w:rPr>
+        <w:rFonts w:ascii="Wingdings" w:hAnsi="Wingdings" w:hint="default"/>
+      </w:rPr>
+    </w:lvl>
+    <w:lvl w:ilvl="2" w:tplc="04090005" w:tentative="1">
+      <w:start w:val="1"/>
+      <w:numFmt w:val="bullet"/>
+      <w:lvlText w:val=""/>
+      <w:lvlJc w:val="left"/>
+      <w:pPr>
+        <w:ind w:left="1680" w:hanging="420"/>
+      </w:pPr>
+      <w:rPr>
+        <w:rFonts w:ascii="Wingdings" w:hAnsi="Wingdings" w:hint="default"/>
+      </w:rPr>
+    </w:lvl>
+    <w:lvl w:ilvl="3" w:tplc="04090001" w:tentative="1">
+      <w:start w:val="1"/>
+      <w:numFmt w:val="bullet"/>
+      <w:lvlText w:val=""/>
+      <w:lvlJc w:val="left"/>
+      <w:pPr>
+        <w:ind w:left="2100" w:hanging="420"/>
+      </w:pPr>
+      <w:rPr>
+        <w:rFonts w:ascii="Wingdings" w:hAnsi="Wingdings" w:hint="default"/>
+      </w:rPr>
+    </w:lvl>
+    <w:lvl w:ilvl="4" w:tplc="04090003" w:tentative="1">
+      <w:start w:val="1"/>
+      <w:numFmt w:val="bullet"/>
+      <w:lvlText w:val=""/>
+      <w:lvlJc w:val="left"/>
+      <w:pPr>
+        <w:ind w:left="2520" w:hanging="420"/>
+      </w:pPr>
+      <w:rPr>
+        <w:rFonts w:ascii="Wingdings" w:hAnsi="Wingdings" w:hint="default"/>
+      </w:rPr>
+    </w:lvl>
+    <w:lvl w:ilvl="5" w:tplc="04090005" w:tentative="1">
+      <w:start w:val="1"/>
+      <w:numFmt w:val="bullet"/>
+      <w:lvlText w:val=""/>
+      <w:lvlJc w:val="left"/>
+      <w:pPr>
+        <w:ind w:left="2940" w:hanging="420"/>
+      </w:pPr>
+      <w:rPr>
+        <w:rFonts w:ascii="Wingdings" w:hAnsi="Wingdings" w:hint="default"/>
+      </w:rPr>
+    </w:lvl>
+    <w:lvl w:ilvl="6" w:tplc="04090001" w:tentative="1">
+      <w:start w:val="1"/>
+      <w:numFmt w:val="bullet"/>
+      <w:lvlText w:val=""/>
+      <w:lvlJc w:val="left"/>
+      <w:pPr>
+        <w:ind w:left="3360" w:hanging="420"/>
+      </w:pPr>
+      <w:rPr>
+        <w:rFonts w:ascii="Wingdings" w:hAnsi="Wingdings" w:hint="default"/>
+      </w:rPr>
+    </w:lvl>
+    <w:lvl w:ilvl="7" w:tplc="04090003" w:tentative="1">
+      <w:start w:val="1"/>
+      <w:numFmt w:val="bullet"/>
+      <w:lvlText w:val=""/>
+      <w:lvlJc w:val="left"/>
+      <w:pPr>
+        <w:ind w:left="3780" w:hanging="420"/>
+      </w:pPr>
+      <w:rPr>
+        <w:rFonts w:ascii="Wingdings" w:hAnsi="Wingdings" w:hint="default"/>
+      </w:rPr>
+    </w:lvl>
+    <w:lvl w:ilvl="8" w:tplc="04090005" w:tentative="1">
+      <w:start w:val="1"/>
+      <w:numFmt w:val="bullet"/>
+      <w:lvlText w:val=""/>
+      <w:lvlJc w:val="left"/>
+      <w:pPr>
+        <w:ind w:left="4200" w:hanging="420"/>
+      </w:pPr>
+      <w:rPr>
+        <w:rFonts w:ascii="Wingdings" w:hAnsi="Wingdings" w:hint="default"/>
+      </w:rPr>
+    </w:lvl>
+  </w:abstractNum>
+  <w:abstractNum w:abstractNumId="26" w15:restartNumberingAfterBreak="0">
     <w:nsid w:val="59641CEA"/>
     <w:multiLevelType w:val="hybridMultilevel"/>
     <w:tmpl w:val="EC9806D8"/>
@@ -4193,7 +6583,7 @@
       </w:rPr>
     </w:lvl>
   </w:abstractNum>
-  <w:abstractNum w:abstractNumId="19" w15:restartNumberingAfterBreak="0">
+  <w:abstractNum w:abstractNumId="27" w15:restartNumberingAfterBreak="0">
     <w:nsid w:val="5B2C7FAD"/>
     <w:multiLevelType w:val="hybridMultilevel"/>
     <w:tmpl w:val="A53807BA"/>
@@ -4306,7 +6696,7 @@
       </w:rPr>
     </w:lvl>
   </w:abstractNum>
-  <w:abstractNum w:abstractNumId="20" w15:restartNumberingAfterBreak="0">
+  <w:abstractNum w:abstractNumId="28" w15:restartNumberingAfterBreak="0">
     <w:nsid w:val="5CDE05BB"/>
     <w:multiLevelType w:val="hybridMultilevel"/>
     <w:tmpl w:val="104A681E"/>
@@ -4419,7 +6809,7 @@
       </w:rPr>
     </w:lvl>
   </w:abstractNum>
-  <w:abstractNum w:abstractNumId="21" w15:restartNumberingAfterBreak="0">
+  <w:abstractNum w:abstractNumId="29" w15:restartNumberingAfterBreak="0">
     <w:nsid w:val="603D607E"/>
     <w:multiLevelType w:val="hybridMultilevel"/>
     <w:tmpl w:val="28BC0F8A"/>
@@ -4532,7 +6922,7 @@
       </w:rPr>
     </w:lvl>
   </w:abstractNum>
-  <w:abstractNum w:abstractNumId="22" w15:restartNumberingAfterBreak="0">
+  <w:abstractNum w:abstractNumId="30" w15:restartNumberingAfterBreak="0">
     <w:nsid w:val="67CA0A8A"/>
     <w:multiLevelType w:val="hybridMultilevel"/>
     <w:tmpl w:val="F1981DB0"/>
@@ -4645,7 +7035,7 @@
       </w:rPr>
     </w:lvl>
   </w:abstractNum>
-  <w:abstractNum w:abstractNumId="23" w15:restartNumberingAfterBreak="0">
+  <w:abstractNum w:abstractNumId="31" w15:restartNumberingAfterBreak="0">
     <w:nsid w:val="6D731336"/>
     <w:multiLevelType w:val="hybridMultilevel"/>
     <w:tmpl w:val="24868CD2"/>
@@ -4734,7 +7124,120 @@
       </w:pPr>
     </w:lvl>
   </w:abstractNum>
-  <w:abstractNum w:abstractNumId="24" w15:restartNumberingAfterBreak="0">
+  <w:abstractNum w:abstractNumId="32" w15:restartNumberingAfterBreak="0">
+    <w:nsid w:val="6E157A69"/>
+    <w:multiLevelType w:val="hybridMultilevel"/>
+    <w:tmpl w:val="E4FC39A8"/>
+    <w:lvl w:ilvl="0" w:tplc="04090009">
+      <w:start w:val="1"/>
+      <w:numFmt w:val="bullet"/>
+      <w:lvlText w:val=""/>
+      <w:lvlJc w:val="left"/>
+      <w:pPr>
+        <w:ind w:left="840" w:hanging="420"/>
+      </w:pPr>
+      <w:rPr>
+        <w:rFonts w:ascii="Wingdings" w:hAnsi="Wingdings" w:hint="default"/>
+      </w:rPr>
+    </w:lvl>
+    <w:lvl w:ilvl="1" w:tplc="04090003" w:tentative="1">
+      <w:start w:val="1"/>
+      <w:numFmt w:val="bullet"/>
+      <w:lvlText w:val=""/>
+      <w:lvlJc w:val="left"/>
+      <w:pPr>
+        <w:ind w:left="1260" w:hanging="420"/>
+      </w:pPr>
+      <w:rPr>
+        <w:rFonts w:ascii="Wingdings" w:hAnsi="Wingdings" w:hint="default"/>
+      </w:rPr>
+    </w:lvl>
+    <w:lvl w:ilvl="2" w:tplc="04090005" w:tentative="1">
+      <w:start w:val="1"/>
+      <w:numFmt w:val="bullet"/>
+      <w:lvlText w:val=""/>
+      <w:lvlJc w:val="left"/>
+      <w:pPr>
+        <w:ind w:left="1680" w:hanging="420"/>
+      </w:pPr>
+      <w:rPr>
+        <w:rFonts w:ascii="Wingdings" w:hAnsi="Wingdings" w:hint="default"/>
+      </w:rPr>
+    </w:lvl>
+    <w:lvl w:ilvl="3" w:tplc="04090001" w:tentative="1">
+      <w:start w:val="1"/>
+      <w:numFmt w:val="bullet"/>
+      <w:lvlText w:val=""/>
+      <w:lvlJc w:val="left"/>
+      <w:pPr>
+        <w:ind w:left="2100" w:hanging="420"/>
+      </w:pPr>
+      <w:rPr>
+        <w:rFonts w:ascii="Wingdings" w:hAnsi="Wingdings" w:hint="default"/>
+      </w:rPr>
+    </w:lvl>
+    <w:lvl w:ilvl="4" w:tplc="04090003" w:tentative="1">
+      <w:start w:val="1"/>
+      <w:numFmt w:val="bullet"/>
+      <w:lvlText w:val=""/>
+      <w:lvlJc w:val="left"/>
+      <w:pPr>
+        <w:ind w:left="2520" w:hanging="420"/>
+      </w:pPr>
+      <w:rPr>
+        <w:rFonts w:ascii="Wingdings" w:hAnsi="Wingdings" w:hint="default"/>
+      </w:rPr>
+    </w:lvl>
+    <w:lvl w:ilvl="5" w:tplc="04090005" w:tentative="1">
+      <w:start w:val="1"/>
+      <w:numFmt w:val="bullet"/>
+      <w:lvlText w:val=""/>
+      <w:lvlJc w:val="left"/>
+      <w:pPr>
+        <w:ind w:left="2940" w:hanging="420"/>
+      </w:pPr>
+      <w:rPr>
+        <w:rFonts w:ascii="Wingdings" w:hAnsi="Wingdings" w:hint="default"/>
+      </w:rPr>
+    </w:lvl>
+    <w:lvl w:ilvl="6" w:tplc="04090001" w:tentative="1">
+      <w:start w:val="1"/>
+      <w:numFmt w:val="bullet"/>
+      <w:lvlText w:val=""/>
+      <w:lvlJc w:val="left"/>
+      <w:pPr>
+        <w:ind w:left="3360" w:hanging="420"/>
+      </w:pPr>
+      <w:rPr>
+        <w:rFonts w:ascii="Wingdings" w:hAnsi="Wingdings" w:hint="default"/>
+      </w:rPr>
+    </w:lvl>
+    <w:lvl w:ilvl="7" w:tplc="04090003" w:tentative="1">
+      <w:start w:val="1"/>
+      <w:numFmt w:val="bullet"/>
+      <w:lvlText w:val=""/>
+      <w:lvlJc w:val="left"/>
+      <w:pPr>
+        <w:ind w:left="3780" w:hanging="420"/>
+      </w:pPr>
+      <w:rPr>
+        <w:rFonts w:ascii="Wingdings" w:hAnsi="Wingdings" w:hint="default"/>
+      </w:rPr>
+    </w:lvl>
+    <w:lvl w:ilvl="8" w:tplc="04090005" w:tentative="1">
+      <w:start w:val="1"/>
+      <w:numFmt w:val="bullet"/>
+      <w:lvlText w:val=""/>
+      <w:lvlJc w:val="left"/>
+      <w:pPr>
+        <w:ind w:left="4200" w:hanging="420"/>
+      </w:pPr>
+      <w:rPr>
+        <w:rFonts w:ascii="Wingdings" w:hAnsi="Wingdings" w:hint="default"/>
+      </w:rPr>
+    </w:lvl>
+  </w:abstractNum>
+  <w:abstractNum w:abstractNumId="33" w15:restartNumberingAfterBreak="0">
     <w:nsid w:val="6F310256"/>
     <w:multiLevelType w:val="hybridMultilevel"/>
     <w:tmpl w:val="B298028E"/>
@@ -4824,7 +7327,7 @@
       </w:pPr>
     </w:lvl>
   </w:abstractNum>
-  <w:abstractNum w:abstractNumId="25" w15:restartNumberingAfterBreak="0">
+  <w:abstractNum w:abstractNumId="34" w15:restartNumberingAfterBreak="0">
     <w:nsid w:val="70CA409B"/>
     <w:multiLevelType w:val="hybridMultilevel"/>
     <w:tmpl w:val="9328E4B2"/>
@@ -4937,10 +7440,10 @@
       </w:rPr>
     </w:lvl>
   </w:abstractNum>
-  <w:abstractNum w:abstractNumId="26" w15:restartNumberingAfterBreak="0">
+  <w:abstractNum w:abstractNumId="35" w15:restartNumberingAfterBreak="0">
     <w:nsid w:val="796A1E2B"/>
     <w:multiLevelType w:val="hybridMultilevel"/>
-    <w:tmpl w:val="2166A28C"/>
+    <w:tmpl w:val="A4EC9284"/>
     <w:lvl w:ilvl="0" w:tplc="4EB4C04E">
       <w:start w:val="1"/>
       <w:numFmt w:val="bullet"/>
@@ -5050,7 +7553,7 @@
       </w:rPr>
     </w:lvl>
   </w:abstractNum>
-  <w:abstractNum w:abstractNumId="27" w15:restartNumberingAfterBreak="0">
+  <w:abstractNum w:abstractNumId="36" w15:restartNumberingAfterBreak="0">
     <w:nsid w:val="7C4F2552"/>
     <w:multiLevelType w:val="hybridMultilevel"/>
     <w:tmpl w:val="E93AF742"/>
@@ -5163,7 +7666,7 @@
       </w:rPr>
     </w:lvl>
   </w:abstractNum>
-  <w:abstractNum w:abstractNumId="28" w15:restartNumberingAfterBreak="0">
+  <w:abstractNum w:abstractNumId="37" w15:restartNumberingAfterBreak="0">
     <w:nsid w:val="7CA17C52"/>
     <w:multiLevelType w:val="hybridMultilevel"/>
     <w:tmpl w:val="804E91C0"/>
@@ -5252,7 +7755,7 @@
       </w:pPr>
     </w:lvl>
   </w:abstractNum>
-  <w:abstractNum w:abstractNumId="29" w15:restartNumberingAfterBreak="0">
+  <w:abstractNum w:abstractNumId="38" w15:restartNumberingAfterBreak="0">
     <w:nsid w:val="7DC1330C"/>
     <w:multiLevelType w:val="hybridMultilevel"/>
     <w:tmpl w:val="0FE04B92"/>
@@ -5365,35 +7868,148 @@
       </w:rPr>
     </w:lvl>
   </w:abstractNum>
+  <w:abstractNum w:abstractNumId="39" w15:restartNumberingAfterBreak="0">
+    <w:nsid w:val="7FE553A6"/>
+    <w:multiLevelType w:val="hybridMultilevel"/>
+    <w:tmpl w:val="9612D242"/>
+    <w:lvl w:ilvl="0" w:tplc="04090009">
+      <w:start w:val="1"/>
+      <w:numFmt w:val="bullet"/>
+      <w:lvlText w:val=""/>
+      <w:lvlJc w:val="left"/>
+      <w:pPr>
+        <w:ind w:left="840" w:hanging="420"/>
+      </w:pPr>
+      <w:rPr>
+        <w:rFonts w:ascii="Wingdings" w:hAnsi="Wingdings" w:hint="default"/>
+      </w:rPr>
+    </w:lvl>
+    <w:lvl w:ilvl="1" w:tplc="04090003" w:tentative="1">
+      <w:start w:val="1"/>
+      <w:numFmt w:val="bullet"/>
+      <w:lvlText w:val=""/>
+      <w:lvlJc w:val="left"/>
+      <w:pPr>
+        <w:ind w:left="1260" w:hanging="420"/>
+      </w:pPr>
+      <w:rPr>
+        <w:rFonts w:ascii="Wingdings" w:hAnsi="Wingdings" w:hint="default"/>
+      </w:rPr>
+    </w:lvl>
+    <w:lvl w:ilvl="2" w:tplc="04090005" w:tentative="1">
+      <w:start w:val="1"/>
+      <w:numFmt w:val="bullet"/>
+      <w:lvlText w:val=""/>
+      <w:lvlJc w:val="left"/>
+      <w:pPr>
+        <w:ind w:left="1680" w:hanging="420"/>
+      </w:pPr>
+      <w:rPr>
+        <w:rFonts w:ascii="Wingdings" w:hAnsi="Wingdings" w:hint="default"/>
+      </w:rPr>
+    </w:lvl>
+    <w:lvl w:ilvl="3" w:tplc="04090001" w:tentative="1">
+      <w:start w:val="1"/>
+      <w:numFmt w:val="bullet"/>
+      <w:lvlText w:val=""/>
+      <w:lvlJc w:val="left"/>
+      <w:pPr>
+        <w:ind w:left="2100" w:hanging="420"/>
+      </w:pPr>
+      <w:rPr>
+        <w:rFonts w:ascii="Wingdings" w:hAnsi="Wingdings" w:hint="default"/>
+      </w:rPr>
+    </w:lvl>
+    <w:lvl w:ilvl="4" w:tplc="04090003" w:tentative="1">
+      <w:start w:val="1"/>
+      <w:numFmt w:val="bullet"/>
+      <w:lvlText w:val=""/>
+      <w:lvlJc w:val="left"/>
+      <w:pPr>
+        <w:ind w:left="2520" w:hanging="420"/>
+      </w:pPr>
+      <w:rPr>
+        <w:rFonts w:ascii="Wingdings" w:hAnsi="Wingdings" w:hint="default"/>
+      </w:rPr>
+    </w:lvl>
+    <w:lvl w:ilvl="5" w:tplc="04090005" w:tentative="1">
+      <w:start w:val="1"/>
+      <w:numFmt w:val="bullet"/>
+      <w:lvlText w:val=""/>
+      <w:lvlJc w:val="left"/>
+      <w:pPr>
+        <w:ind w:left="2940" w:hanging="420"/>
+      </w:pPr>
+      <w:rPr>
+        <w:rFonts w:ascii="Wingdings" w:hAnsi="Wingdings" w:hint="default"/>
+      </w:rPr>
+    </w:lvl>
+    <w:lvl w:ilvl="6" w:tplc="04090001" w:tentative="1">
+      <w:start w:val="1"/>
+      <w:numFmt w:val="bullet"/>
+      <w:lvlText w:val=""/>
+      <w:lvlJc w:val="left"/>
+      <w:pPr>
+        <w:ind w:left="3360" w:hanging="420"/>
+      </w:pPr>
+      <w:rPr>
+        <w:rFonts w:ascii="Wingdings" w:hAnsi="Wingdings" w:hint="default"/>
+      </w:rPr>
+    </w:lvl>
+    <w:lvl w:ilvl="7" w:tplc="04090003" w:tentative="1">
+      <w:start w:val="1"/>
+      <w:numFmt w:val="bullet"/>
+      <w:lvlText w:val=""/>
+      <w:lvlJc w:val="left"/>
+      <w:pPr>
+        <w:ind w:left="3780" w:hanging="420"/>
+      </w:pPr>
+      <w:rPr>
+        <w:rFonts w:ascii="Wingdings" w:hAnsi="Wingdings" w:hint="default"/>
+      </w:rPr>
+    </w:lvl>
+    <w:lvl w:ilvl="8" w:tplc="04090005" w:tentative="1">
+      <w:start w:val="1"/>
+      <w:numFmt w:val="bullet"/>
+      <w:lvlText w:val=""/>
+      <w:lvlJc w:val="left"/>
+      <w:pPr>
+        <w:ind w:left="4200" w:hanging="420"/>
+      </w:pPr>
+      <w:rPr>
+        <w:rFonts w:ascii="Wingdings" w:hAnsi="Wingdings" w:hint="default"/>
+      </w:rPr>
+    </w:lvl>
+  </w:abstractNum>
   <w:num w:numId="1">
-    <w:abstractNumId w:val="23"/>
+    <w:abstractNumId w:val="31"/>
   </w:num>
   <w:num w:numId="2">
+    <w:abstractNumId w:val="37"/>
+  </w:num>
+  <w:num w:numId="3">
+    <w:abstractNumId w:val="17"/>
+  </w:num>
+  <w:num w:numId="4">
     <w:abstractNumId w:val="28"/>
   </w:num>
-  <w:num w:numId="3">
-    <w:abstractNumId w:val="13"/>
+  <w:num w:numId="5">
+    <w:abstractNumId w:val="15"/>
   </w:num>
-  <w:num w:numId="4">
-    <w:abstractNumId w:val="20"/>
-  </w:num>
-  <w:num w:numId="5">
+  <w:num w:numId="6">
     <w:abstractNumId w:val="12"/>
   </w:num>
-  <w:num w:numId="6">
-    <w:abstractNumId w:val="9"/>
-  </w:num>
   <w:num w:numId="7">
-    <w:abstractNumId w:val="24"/>
+    <w:abstractNumId w:val="33"/>
   </w:num>
   <w:num w:numId="8">
-    <w:abstractNumId w:val="25"/>
+    <w:abstractNumId w:val="34"/>
   </w:num>
   <w:num w:numId="9">
-    <w:abstractNumId w:val="14"/>
+    <w:abstractNumId w:val="19"/>
   </w:num>
   <w:num w:numId="10">
-    <w:abstractNumId w:val="21"/>
+    <w:abstractNumId w:val="29"/>
   </w:num>
   <w:num w:numId="11">
     <w:abstractNumId w:val="0"/>
@@ -5402,31 +8018,31 @@
     <w:abstractNumId w:val="2"/>
   </w:num>
   <w:num w:numId="13">
-    <w:abstractNumId w:val="29"/>
+    <w:abstractNumId w:val="38"/>
   </w:num>
   <w:num w:numId="14">
-    <w:abstractNumId w:val="27"/>
+    <w:abstractNumId w:val="36"/>
   </w:num>
   <w:num w:numId="15">
-    <w:abstractNumId w:val="22"/>
+    <w:abstractNumId w:val="30"/>
   </w:num>
   <w:num w:numId="16">
-    <w:abstractNumId w:val="8"/>
+    <w:abstractNumId w:val="11"/>
   </w:num>
   <w:num w:numId="17">
-    <w:abstractNumId w:val="11"/>
+    <w:abstractNumId w:val="14"/>
   </w:num>
   <w:num w:numId="18">
-    <w:abstractNumId w:val="15"/>
+    <w:abstractNumId w:val="20"/>
   </w:num>
   <w:num w:numId="19">
-    <w:abstractNumId w:val="18"/>
+    <w:abstractNumId w:val="26"/>
   </w:num>
   <w:num w:numId="20">
-    <w:abstractNumId w:val="5"/>
+    <w:abstractNumId w:val="7"/>
   </w:num>
   <w:num w:numId="21">
-    <w:abstractNumId w:val="19"/>
+    <w:abstractNumId w:val="27"/>
   </w:num>
   <w:num w:numId="22">
     <w:abstractNumId w:val="3"/>
@@ -5435,25 +8051,55 @@
     <w:abstractNumId w:val="1"/>
   </w:num>
   <w:num w:numId="24">
-    <w:abstractNumId w:val="7"/>
+    <w:abstractNumId w:val="10"/>
   </w:num>
   <w:num w:numId="25">
-    <w:abstractNumId w:val="4"/>
+    <w:abstractNumId w:val="6"/>
   </w:num>
   <w:num w:numId="26">
+    <w:abstractNumId w:val="21"/>
+  </w:num>
+  <w:num w:numId="27">
+    <w:abstractNumId w:val="13"/>
+  </w:num>
+  <w:num w:numId="28">
+    <w:abstractNumId w:val="9"/>
+  </w:num>
+  <w:num w:numId="29">
+    <w:abstractNumId w:val="22"/>
+  </w:num>
+  <w:num w:numId="30">
+    <w:abstractNumId w:val="35"/>
+  </w:num>
+  <w:num w:numId="31">
+    <w:abstractNumId w:val="18"/>
+  </w:num>
+  <w:num w:numId="32">
+    <w:abstractNumId w:val="23"/>
+  </w:num>
+  <w:num w:numId="33">
+    <w:abstractNumId w:val="8"/>
+  </w:num>
+  <w:num w:numId="34">
+    <w:abstractNumId w:val="5"/>
+  </w:num>
+  <w:num w:numId="35">
+    <w:abstractNumId w:val="24"/>
+  </w:num>
+  <w:num w:numId="36">
     <w:abstractNumId w:val="16"/>
   </w:num>
-  <w:num w:numId="27">
-    <w:abstractNumId w:val="10"/>
+  <w:num w:numId="37">
+    <w:abstractNumId w:val="32"/>
   </w:num>
-  <w:num w:numId="28">
-    <w:abstractNumId w:val="6"/>
+  <w:num w:numId="38">
+    <w:abstractNumId w:val="25"/>
   </w:num>
-  <w:num w:numId="29">
-    <w:abstractNumId w:val="17"/>
+  <w:num w:numId="39">
+    <w:abstractNumId w:val="39"/>
   </w:num>
-  <w:num w:numId="30">
-    <w:abstractNumId w:val="26"/>
+  <w:num w:numId="40">
+    <w:abstractNumId w:val="4"/>
   </w:num>
 </w:numbering>
 </file>
@@ -5862,7 +8508,6 @@
   <w:style w:type="character" w:default="1" w:styleId="DefaultParagraphFont">
     <w:name w:val="Default Paragraph Font"/>
     <w:uiPriority w:val="1"/>
-    <w:semiHidden/>
     <w:unhideWhenUsed/>
   </w:style>
   <w:style w:type="table" w:default="1" w:styleId="TableNormal">

--- a/微生物学(Microbiology)/重点总结/6 真核微生物.docx
+++ b/微生物学(Microbiology)/重点总结/6 真核微生物.docx
@@ -159,198 +159,6 @@
           <w:u w:val="single"/>
           <w:lang w:val="en-US"/>
         </w:rPr>
-        <w:t>基本概念</w:t>
-      </w:r>
-    </w:p>
-    <w:p>
-      <w:pPr>
-        <w:pStyle w:val="ListParagraph"/>
-        <w:numPr>
-          <w:ilvl w:val="0"/>
-          <w:numId w:val="2"/>
-        </w:numPr>
-        <w:spacing w:line="276" w:lineRule="auto"/>
-        <w:ind w:firstLineChars="0"/>
-        <w:rPr>
-          <w:rFonts w:ascii="Times New Roman" w:eastAsia="KaiTi" w:hAnsi="Times New Roman" w:cs="Times New Roman"/>
-          <w:lang w:val="en-US"/>
-        </w:rPr>
-      </w:pPr>
-      <w:r>
-        <w:rPr>
-          <w:rFonts w:ascii="Times New Roman" w:eastAsia="KaiTi" w:hAnsi="Times New Roman" w:cs="Times New Roman"/>
-          <w:lang w:val="en-US"/>
-        </w:rPr>
-        <w:t>真核细胞的基本特征</w:t>
-      </w:r>
-    </w:p>
-    <w:p>
-      <w:pPr>
-        <w:pStyle w:val="ListParagraph"/>
-        <w:numPr>
-          <w:ilvl w:val="0"/>
-          <w:numId w:val="14"/>
-        </w:numPr>
-        <w:spacing w:line="276" w:lineRule="auto"/>
-        <w:ind w:firstLineChars="0"/>
-        <w:rPr>
-          <w:rFonts w:ascii="Times New Roman" w:eastAsia="KaiTi" w:hAnsi="Times New Roman" w:cs="Times New Roman"/>
-          <w:lang w:val="en-US"/>
-        </w:rPr>
-      </w:pPr>
-      <w:r>
-        <w:rPr>
-          <w:rFonts w:ascii="Times New Roman" w:eastAsia="KaiTi" w:hAnsi="Times New Roman" w:cs="Times New Roman"/>
-          <w:lang w:val="en-US"/>
-        </w:rPr>
-        <w:t>有细胞核，具有核膜</w:t>
-      </w:r>
-    </w:p>
-    <w:p>
-      <w:pPr>
-        <w:pStyle w:val="ListParagraph"/>
-        <w:numPr>
-          <w:ilvl w:val="0"/>
-          <w:numId w:val="14"/>
-        </w:numPr>
-        <w:spacing w:line="276" w:lineRule="auto"/>
-        <w:ind w:firstLineChars="0"/>
-        <w:rPr>
-          <w:rFonts w:ascii="Times New Roman" w:eastAsia="KaiTi" w:hAnsi="Times New Roman" w:cs="Times New Roman"/>
-          <w:lang w:val="en-US"/>
-        </w:rPr>
-      </w:pPr>
-      <w:r>
-        <w:rPr>
-          <w:rFonts w:ascii="Times New Roman" w:eastAsia="KaiTi" w:hAnsi="Times New Roman" w:cs="Times New Roman"/>
-          <w:lang w:val="en-US"/>
-        </w:rPr>
-        <w:t>能进行有丝分裂</w:t>
-      </w:r>
-    </w:p>
-    <w:p>
-      <w:pPr>
-        <w:pStyle w:val="ListParagraph"/>
-        <w:numPr>
-          <w:ilvl w:val="0"/>
-          <w:numId w:val="14"/>
-        </w:numPr>
-        <w:spacing w:line="276" w:lineRule="auto"/>
-        <w:ind w:firstLineChars="0"/>
-        <w:rPr>
-          <w:rFonts w:ascii="Times New Roman" w:eastAsia="KaiTi" w:hAnsi="Times New Roman" w:cs="Times New Roman"/>
-          <w:lang w:val="en-US"/>
-        </w:rPr>
-      </w:pPr>
-      <w:r>
-        <w:rPr>
-          <w:rFonts w:ascii="Times New Roman" w:eastAsia="KaiTi" w:hAnsi="Times New Roman" w:cs="Times New Roman"/>
-          <w:lang w:val="en-US"/>
-        </w:rPr>
-        <w:t>细胞质中存在线粒体或同时存在叶绿体等细胞器</w:t>
-      </w:r>
-    </w:p>
-    <w:p>
-      <w:pPr>
-        <w:pStyle w:val="ListParagraph"/>
-        <w:numPr>
-          <w:ilvl w:val="0"/>
-          <w:numId w:val="2"/>
-        </w:numPr>
-        <w:spacing w:line="276" w:lineRule="auto"/>
-        <w:ind w:firstLineChars="0"/>
-        <w:rPr>
-          <w:rFonts w:ascii="Times New Roman" w:eastAsia="KaiTi" w:hAnsi="Times New Roman" w:cs="Times New Roman"/>
-          <w:lang w:val="en-US"/>
-        </w:rPr>
-      </w:pPr>
-      <w:r>
-        <w:rPr>
-          <w:rFonts w:ascii="Times New Roman" w:eastAsia="KaiTi" w:hAnsi="Times New Roman" w:cs="Times New Roman"/>
-          <w:lang w:val="en-US"/>
-        </w:rPr>
-        <w:t>真核生物的起源：内共生学说</w:t>
-      </w:r>
-    </w:p>
-    <w:p>
-      <w:pPr>
-        <w:pStyle w:val="ListParagraph"/>
-        <w:numPr>
-          <w:ilvl w:val="0"/>
-          <w:numId w:val="16"/>
-        </w:numPr>
-        <w:spacing w:line="276" w:lineRule="auto"/>
-        <w:ind w:firstLineChars="0"/>
-        <w:rPr>
-          <w:rFonts w:ascii="Times New Roman" w:eastAsia="KaiTi" w:hAnsi="Times New Roman" w:cs="Times New Roman"/>
-          <w:lang w:val="en-US"/>
-        </w:rPr>
-      </w:pPr>
-      <w:r>
-        <w:rPr>
-          <w:rFonts w:ascii="Times New Roman" w:eastAsia="KaiTi" w:hAnsi="Times New Roman" w:cs="Times New Roman"/>
-          <w:lang w:val="en-US"/>
-        </w:rPr>
-        <w:t>真核微生物的种类约占微生物总数的</w:t>
-      </w:r>
-      <w:r>
-        <w:rPr>
-          <w:rFonts w:ascii="Times New Roman" w:eastAsia="KaiTi" w:hAnsi="Times New Roman" w:cs="Times New Roman"/>
-          <w:lang w:val="en-US"/>
-        </w:rPr>
-        <w:t>95%</w:t>
-      </w:r>
-      <w:r>
-        <w:rPr>
-          <w:rFonts w:ascii="Times New Roman" w:eastAsia="KaiTi" w:hAnsi="Times New Roman" w:cs="Times New Roman"/>
-          <w:lang w:val="en-US"/>
-        </w:rPr>
-        <w:t>以上</w:t>
-      </w:r>
-    </w:p>
-    <w:p>
-      <w:pPr>
-        <w:pStyle w:val="ListParagraph"/>
-        <w:numPr>
-          <w:ilvl w:val="0"/>
-          <w:numId w:val="16"/>
-        </w:numPr>
-        <w:spacing w:line="276" w:lineRule="auto"/>
-        <w:ind w:firstLineChars="0"/>
-        <w:rPr>
-          <w:rFonts w:ascii="Times New Roman" w:eastAsia="KaiTi" w:hAnsi="Times New Roman" w:cs="Times New Roman"/>
-          <w:lang w:val="en-US"/>
-        </w:rPr>
-      </w:pPr>
-      <w:r>
-        <w:rPr>
-          <w:rFonts w:ascii="Times New Roman" w:eastAsia="KaiTi" w:hAnsi="Times New Roman" w:cs="Times New Roman"/>
-          <w:lang w:val="en-US"/>
-        </w:rPr>
-        <w:t>多样性高</w:t>
-      </w:r>
-    </w:p>
-    <w:p>
-      <w:pPr>
-        <w:pStyle w:val="ListParagraph"/>
-        <w:numPr>
-          <w:ilvl w:val="0"/>
-          <w:numId w:val="1"/>
-        </w:numPr>
-        <w:spacing w:line="276" w:lineRule="auto"/>
-        <w:ind w:firstLineChars="0"/>
-        <w:rPr>
-          <w:rFonts w:ascii="Times New Roman" w:eastAsia="KaiTi" w:hAnsi="Times New Roman" w:cs="Times New Roman"/>
-          <w:u w:val="single"/>
-          <w:lang w:val="en-US"/>
-        </w:rPr>
-      </w:pPr>
-      <w:r>
-        <w:rPr>
-          <w:rFonts w:ascii="Times New Roman" w:eastAsia="KaiTi" w:hAnsi="Times New Roman" w:cs="Times New Roman"/>
-          <w:u w:val="single"/>
-          <w:lang w:val="en-US"/>
-        </w:rPr>
         <w:t>真菌</w:t>
       </w:r>
     </w:p>
@@ -373,240 +181,6 @@
           <w:rFonts w:ascii="Times New Roman" w:eastAsia="KaiTi" w:hAnsi="Times New Roman" w:cs="Times New Roman"/>
           <w:lang w:val="en-US"/>
         </w:rPr>
-        <w:t>基本概念及特点</w:t>
-      </w:r>
-    </w:p>
-    <w:p>
-      <w:pPr>
-        <w:pStyle w:val="ListParagraph"/>
-        <w:numPr>
-          <w:ilvl w:val="0"/>
-          <w:numId w:val="18"/>
-        </w:numPr>
-        <w:spacing w:line="276" w:lineRule="auto"/>
-        <w:ind w:firstLineChars="0"/>
-        <w:rPr>
-          <w:rFonts w:ascii="Times New Roman" w:eastAsia="KaiTi" w:hAnsi="Times New Roman" w:cs="Times New Roman"/>
-          <w:lang w:val="en-US"/>
-        </w:rPr>
-      </w:pPr>
-      <w:r>
-        <w:rPr>
-          <w:rFonts w:ascii="Times New Roman" w:eastAsia="KaiTi" w:hAnsi="Times New Roman" w:cs="Times New Roman"/>
-          <w:lang w:val="en-US"/>
-        </w:rPr>
-        <w:t>一类低等真核生物</w:t>
-      </w:r>
-    </w:p>
-    <w:p>
-      <w:pPr>
-        <w:pStyle w:val="ListParagraph"/>
-        <w:numPr>
-          <w:ilvl w:val="0"/>
-          <w:numId w:val="18"/>
-        </w:numPr>
-        <w:spacing w:line="276" w:lineRule="auto"/>
-        <w:ind w:firstLineChars="0"/>
-        <w:rPr>
-          <w:rFonts w:ascii="Times New Roman" w:eastAsia="KaiTi" w:hAnsi="Times New Roman" w:cs="Times New Roman"/>
-          <w:lang w:val="en-US"/>
-        </w:rPr>
-      </w:pPr>
-      <w:r>
-        <w:rPr>
-          <w:rFonts w:ascii="Times New Roman" w:eastAsia="KaiTi" w:hAnsi="Times New Roman" w:cs="Times New Roman"/>
-          <w:lang w:val="en-US"/>
-        </w:rPr>
-        <w:t>特点</w:t>
-      </w:r>
-    </w:p>
-    <w:p>
-      <w:pPr>
-        <w:pStyle w:val="ListParagraph"/>
-        <w:numPr>
-          <w:ilvl w:val="0"/>
-          <w:numId w:val="19"/>
-        </w:numPr>
-        <w:spacing w:line="276" w:lineRule="auto"/>
-        <w:ind w:firstLineChars="0"/>
-        <w:rPr>
-          <w:rFonts w:ascii="Times New Roman" w:eastAsia="KaiTi" w:hAnsi="Times New Roman" w:cs="Times New Roman"/>
-          <w:lang w:val="en-US"/>
-        </w:rPr>
-      </w:pPr>
-      <w:r>
-        <w:rPr>
-          <w:rFonts w:ascii="Times New Roman" w:eastAsia="KaiTi" w:hAnsi="Times New Roman" w:cs="Times New Roman"/>
-          <w:lang w:val="en-US"/>
-        </w:rPr>
-        <w:t>真核细胞核，有丝分裂</w:t>
-      </w:r>
-    </w:p>
-    <w:p>
-      <w:pPr>
-        <w:pStyle w:val="ListParagraph"/>
-        <w:numPr>
-          <w:ilvl w:val="0"/>
-          <w:numId w:val="19"/>
-        </w:numPr>
-        <w:spacing w:line="276" w:lineRule="auto"/>
-        <w:ind w:firstLineChars="0"/>
-        <w:rPr>
-          <w:rFonts w:ascii="Times New Roman" w:eastAsia="KaiTi" w:hAnsi="Times New Roman" w:cs="Times New Roman"/>
-          <w:lang w:val="en-US"/>
-        </w:rPr>
-      </w:pPr>
-      <w:r>
-        <w:rPr>
-          <w:rFonts w:ascii="Times New Roman" w:eastAsia="KaiTi" w:hAnsi="Times New Roman" w:cs="Times New Roman"/>
-          <w:lang w:val="en-US"/>
-        </w:rPr>
-        <w:t>有线粒体，无叶绿体，不进行光合作用</w:t>
-      </w:r>
-    </w:p>
-    <w:p>
-      <w:pPr>
-        <w:pStyle w:val="ListParagraph"/>
-        <w:numPr>
-          <w:ilvl w:val="0"/>
-          <w:numId w:val="19"/>
-        </w:numPr>
-        <w:spacing w:line="276" w:lineRule="auto"/>
-        <w:ind w:firstLineChars="0"/>
-        <w:rPr>
-          <w:rFonts w:ascii="Times New Roman" w:eastAsia="KaiTi" w:hAnsi="Times New Roman" w:cs="Times New Roman"/>
-          <w:lang w:val="en-US"/>
-        </w:rPr>
-      </w:pPr>
-      <w:r>
-        <w:rPr>
-          <w:rFonts w:ascii="Times New Roman" w:eastAsia="KaiTi" w:hAnsi="Times New Roman" w:cs="Times New Roman"/>
-          <w:lang w:val="en-US"/>
-        </w:rPr>
-        <w:t>无根、茎、叶的分化</w:t>
-      </w:r>
-    </w:p>
-    <w:p>
-      <w:pPr>
-        <w:pStyle w:val="ListParagraph"/>
-        <w:numPr>
-          <w:ilvl w:val="0"/>
-          <w:numId w:val="19"/>
-        </w:numPr>
-        <w:spacing w:line="276" w:lineRule="auto"/>
-        <w:ind w:firstLineChars="0"/>
-        <w:rPr>
-          <w:rFonts w:ascii="Times New Roman" w:eastAsia="KaiTi" w:hAnsi="Times New Roman" w:cs="Times New Roman"/>
-          <w:lang w:val="en-US"/>
-        </w:rPr>
-      </w:pPr>
-      <w:r>
-        <w:rPr>
-          <w:rFonts w:ascii="Times New Roman" w:eastAsia="KaiTi" w:hAnsi="Times New Roman" w:cs="Times New Roman"/>
-          <w:lang w:val="en-US"/>
-        </w:rPr>
-        <w:t>可有性繁殖（有性孢子）</w:t>
-      </w:r>
-    </w:p>
-    <w:p>
-      <w:pPr>
-        <w:pStyle w:val="ListParagraph"/>
-        <w:numPr>
-          <w:ilvl w:val="0"/>
-          <w:numId w:val="19"/>
-        </w:numPr>
-        <w:spacing w:line="276" w:lineRule="auto"/>
-        <w:ind w:firstLineChars="0"/>
-        <w:rPr>
-          <w:rFonts w:ascii="Times New Roman" w:eastAsia="KaiTi" w:hAnsi="Times New Roman" w:cs="Times New Roman"/>
-          <w:lang w:val="en-US"/>
-        </w:rPr>
-      </w:pPr>
-      <w:r>
-        <w:rPr>
-          <w:rFonts w:ascii="Times New Roman" w:eastAsia="KaiTi" w:hAnsi="Times New Roman" w:cs="Times New Roman"/>
-          <w:lang w:val="en-US"/>
-        </w:rPr>
-        <w:t>营养方式为化能有机营养（异养）好氧</w:t>
-      </w:r>
-    </w:p>
-    <w:p>
-      <w:pPr>
-        <w:pStyle w:val="ListParagraph"/>
-        <w:numPr>
-          <w:ilvl w:val="0"/>
-          <w:numId w:val="19"/>
-        </w:numPr>
-        <w:spacing w:line="276" w:lineRule="auto"/>
-        <w:ind w:firstLineChars="0"/>
-        <w:rPr>
-          <w:rFonts w:ascii="Times New Roman" w:eastAsia="KaiTi" w:hAnsi="Times New Roman" w:cs="Times New Roman"/>
-          <w:lang w:val="en-US"/>
-        </w:rPr>
-      </w:pPr>
-      <w:r>
-        <w:rPr>
-          <w:rFonts w:ascii="Times New Roman" w:eastAsia="KaiTi" w:hAnsi="Times New Roman" w:cs="Times New Roman"/>
-          <w:lang w:val="en-US"/>
-        </w:rPr>
-        <w:t>不运动（仅少数种类的游动孢子有</w:t>
-      </w:r>
-      <w:r>
-        <w:rPr>
-          <w:rFonts w:ascii="Times New Roman" w:eastAsia="KaiTi" w:hAnsi="Times New Roman" w:cs="Times New Roman"/>
-          <w:lang w:val="en-US"/>
-        </w:rPr>
-        <w:t>1-2</w:t>
-      </w:r>
-      <w:r>
-        <w:rPr>
-          <w:rFonts w:ascii="Times New Roman" w:eastAsia="KaiTi" w:hAnsi="Times New Roman" w:cs="Times New Roman"/>
-          <w:lang w:val="en-US"/>
-        </w:rPr>
-        <w:t>根鞭毛）</w:t>
-      </w:r>
-    </w:p>
-    <w:p>
-      <w:pPr>
-        <w:pStyle w:val="ListParagraph"/>
-        <w:numPr>
-          <w:ilvl w:val="0"/>
-          <w:numId w:val="19"/>
-        </w:numPr>
-        <w:spacing w:line="276" w:lineRule="auto"/>
-        <w:ind w:firstLineChars="0"/>
-        <w:rPr>
-          <w:rFonts w:ascii="Times New Roman" w:eastAsia="KaiTi" w:hAnsi="Times New Roman" w:cs="Times New Roman"/>
-          <w:lang w:val="en-US"/>
-        </w:rPr>
-      </w:pPr>
-      <w:r>
-        <w:rPr>
-          <w:rFonts w:ascii="Times New Roman" w:eastAsia="KaiTi" w:hAnsi="Times New Roman" w:cs="Times New Roman"/>
-          <w:lang w:val="en-US"/>
-        </w:rPr>
-        <w:t>种类繁多，形态各异、大小悬殊，细胞结构多样</w:t>
-      </w:r>
-    </w:p>
-    <w:p>
-      <w:pPr>
-        <w:pStyle w:val="ListParagraph"/>
-        <w:numPr>
-          <w:ilvl w:val="0"/>
-          <w:numId w:val="17"/>
-        </w:numPr>
-        <w:spacing w:line="276" w:lineRule="auto"/>
-        <w:ind w:firstLineChars="0"/>
-        <w:rPr>
-          <w:rFonts w:ascii="Times New Roman" w:eastAsia="KaiTi" w:hAnsi="Times New Roman" w:cs="Times New Roman"/>
-          <w:lang w:val="en-US"/>
-        </w:rPr>
-      </w:pPr>
-      <w:r>
-        <w:rPr>
-          <w:rFonts w:ascii="Times New Roman" w:eastAsia="KaiTi" w:hAnsi="Times New Roman" w:cs="Times New Roman"/>
-          <w:lang w:val="en-US"/>
-        </w:rPr>
         <w:t>霉菌</w:t>
       </w:r>
     </w:p>
@@ -620,7 +194,7 @@
         <w:spacing w:line="276" w:lineRule="auto"/>
         <w:ind w:firstLineChars="0"/>
         <w:rPr>
-          <w:rFonts w:ascii="Times New Roman" w:eastAsia="KaiTi" w:hAnsi="Times New Roman" w:cs="Times New Roman"/>
+          <w:rFonts w:ascii="Times New Roman" w:eastAsia="KaiTi" w:hAnsi="Times New Roman" w:cs="Times New Roman" w:hint="eastAsia"/>
           <w:lang w:val="en-US"/>
         </w:rPr>
       </w:pPr>
@@ -637,106 +211,12 @@
         <w:pStyle w:val="ListParagraph"/>
         <w:numPr>
           <w:ilvl w:val="0"/>
-          <w:numId w:val="21"/>
-        </w:numPr>
-        <w:spacing w:line="276" w:lineRule="auto"/>
-        <w:ind w:firstLineChars="0"/>
-        <w:rPr>
-          <w:rFonts w:ascii="Times New Roman" w:eastAsia="KaiTi" w:hAnsi="Times New Roman" w:cs="Times New Roman"/>
-          <w:lang w:val="en-US"/>
-        </w:rPr>
-      </w:pPr>
-      <w:r>
-        <w:rPr>
-          <w:rFonts w:ascii="Times New Roman" w:eastAsia="KaiTi" w:hAnsi="Times New Roman" w:cs="Times New Roman"/>
-          <w:lang w:val="en-US"/>
-        </w:rPr>
-        <w:t>丝状真菌的统称，不是分类学名词</w:t>
-      </w:r>
-    </w:p>
-    <w:p>
-      <w:pPr>
-        <w:pStyle w:val="ListParagraph"/>
-        <w:numPr>
-          <w:ilvl w:val="0"/>
-          <w:numId w:val="21"/>
-        </w:numPr>
-        <w:spacing w:line="276" w:lineRule="auto"/>
-        <w:ind w:firstLineChars="0"/>
-        <w:rPr>
-          <w:rFonts w:ascii="Times New Roman" w:eastAsia="KaiTi" w:hAnsi="Times New Roman" w:cs="Times New Roman"/>
-          <w:lang w:val="en-US"/>
-        </w:rPr>
-      </w:pPr>
-      <w:r>
-        <w:rPr>
-          <w:rFonts w:ascii="Times New Roman" w:eastAsia="KaiTi" w:hAnsi="Times New Roman" w:cs="Times New Roman"/>
-          <w:lang w:val="en-US"/>
-        </w:rPr>
-        <w:t>菌体均由分枝或不分枝的菌丝（</w:t>
-      </w:r>
-      <w:r>
-        <w:rPr>
-          <w:rFonts w:ascii="Times New Roman" w:eastAsia="KaiTi" w:hAnsi="Times New Roman" w:cs="Times New Roman"/>
-          <w:lang w:val="en-US"/>
-        </w:rPr>
-        <w:t>hypha</w:t>
-      </w:r>
-      <w:r>
-        <w:rPr>
-          <w:rFonts w:ascii="Times New Roman" w:eastAsia="KaiTi" w:hAnsi="Times New Roman" w:cs="Times New Roman"/>
-          <w:lang w:val="en-US"/>
-        </w:rPr>
-        <w:t>）构成</w:t>
-      </w:r>
-    </w:p>
-    <w:p>
-      <w:pPr>
-        <w:pStyle w:val="ListParagraph"/>
-        <w:numPr>
-          <w:ilvl w:val="0"/>
-          <w:numId w:val="22"/>
-        </w:numPr>
-        <w:spacing w:line="276" w:lineRule="auto"/>
-        <w:ind w:firstLineChars="0"/>
-        <w:rPr>
-          <w:rFonts w:ascii="Times New Roman" w:eastAsia="KaiTi" w:hAnsi="Times New Roman" w:cs="Times New Roman"/>
-          <w:lang w:val="en-US"/>
-        </w:rPr>
-      </w:pPr>
-      <w:r>
-        <w:rPr>
-          <w:rFonts w:ascii="Times New Roman" w:eastAsia="KaiTi" w:hAnsi="Times New Roman" w:cs="Times New Roman"/>
-          <w:lang w:val="en-US"/>
-        </w:rPr>
-        <w:t>许多菌丝交织成为菌丝体（</w:t>
-      </w:r>
-      <w:r>
-        <w:rPr>
-          <w:rFonts w:ascii="Times New Roman" w:eastAsia="KaiTi" w:hAnsi="Times New Roman" w:cs="Times New Roman"/>
-          <w:lang w:val="en-US"/>
-        </w:rPr>
-        <w:t>mycelium</w:t>
-      </w:r>
-      <w:r>
-        <w:rPr>
-          <w:rFonts w:ascii="Times New Roman" w:eastAsia="KaiTi" w:hAnsi="Times New Roman" w:cs="Times New Roman"/>
-          <w:lang w:val="en-US"/>
-        </w:rPr>
-        <w:t>）</w:t>
-      </w:r>
-    </w:p>
-    <w:p>
-      <w:pPr>
-        <w:pStyle w:val="ListParagraph"/>
-        <w:numPr>
-          <w:ilvl w:val="0"/>
           <w:numId w:val="20"/>
         </w:numPr>
         <w:spacing w:line="276" w:lineRule="auto"/>
         <w:ind w:firstLineChars="0"/>
         <w:rPr>
-          <w:rFonts w:ascii="Times New Roman" w:eastAsia="KaiTi" w:hAnsi="Times New Roman" w:cs="Times New Roman"/>
+          <w:rFonts w:ascii="Times New Roman" w:eastAsia="KaiTi" w:hAnsi="Times New Roman" w:cs="Times New Roman" w:hint="eastAsia"/>
           <w:lang w:val="en-US"/>
         </w:rPr>
       </w:pPr>
@@ -746,109 +226,6 @@
           <w:lang w:val="en-US"/>
         </w:rPr>
         <w:t>分布特点及与人类的关系</w:t>
-      </w:r>
-    </w:p>
-    <w:p>
-      <w:pPr>
-        <w:pStyle w:val="ListParagraph"/>
-        <w:numPr>
-          <w:ilvl w:val="0"/>
-          <w:numId w:val="23"/>
-        </w:numPr>
-        <w:spacing w:line="276" w:lineRule="auto"/>
-        <w:ind w:firstLineChars="0"/>
-        <w:rPr>
-          <w:rFonts w:ascii="Times New Roman" w:eastAsia="KaiTi" w:hAnsi="Times New Roman" w:cs="Times New Roman"/>
-          <w:lang w:val="en-US"/>
-        </w:rPr>
-      </w:pPr>
-      <w:r>
-        <w:rPr>
-          <w:rFonts w:ascii="Times New Roman" w:eastAsia="KaiTi" w:hAnsi="Times New Roman" w:cs="Times New Roman"/>
-          <w:lang w:val="en-US"/>
-        </w:rPr>
-        <w:t>在自然界分布极广</w:t>
-      </w:r>
-    </w:p>
-    <w:p>
-      <w:pPr>
-        <w:pStyle w:val="ListParagraph"/>
-        <w:numPr>
-          <w:ilvl w:val="0"/>
-          <w:numId w:val="23"/>
-        </w:numPr>
-        <w:spacing w:line="276" w:lineRule="auto"/>
-        <w:ind w:firstLineChars="0"/>
-        <w:rPr>
-          <w:rFonts w:ascii="Times New Roman" w:eastAsia="KaiTi" w:hAnsi="Times New Roman" w:cs="Times New Roman"/>
-          <w:lang w:val="en-US"/>
-        </w:rPr>
-      </w:pPr>
-      <w:r>
-        <w:rPr>
-          <w:rFonts w:ascii="Times New Roman" w:eastAsia="KaiTi" w:hAnsi="Times New Roman" w:cs="Times New Roman"/>
-          <w:lang w:val="en-US"/>
-        </w:rPr>
-        <w:t>人类实践活动中最早认识和利用的一类微生物</w:t>
-      </w:r>
-    </w:p>
-    <w:p>
-      <w:pPr>
-        <w:pStyle w:val="ListParagraph"/>
-        <w:numPr>
-          <w:ilvl w:val="0"/>
-          <w:numId w:val="23"/>
-        </w:numPr>
-        <w:spacing w:line="276" w:lineRule="auto"/>
-        <w:ind w:firstLineChars="0"/>
-        <w:rPr>
-          <w:rFonts w:ascii="Times New Roman" w:eastAsia="KaiTi" w:hAnsi="Times New Roman" w:cs="Times New Roman"/>
-          <w:lang w:val="en-US"/>
-        </w:rPr>
-      </w:pPr>
-      <w:r>
-        <w:rPr>
-          <w:rFonts w:ascii="Times New Roman" w:eastAsia="KaiTi" w:hAnsi="Times New Roman" w:cs="Times New Roman"/>
-          <w:lang w:val="en-US"/>
-        </w:rPr>
-        <w:t>食物、工农业制品的霉变（</w:t>
-      </w:r>
-      <w:r>
-        <w:rPr>
-          <w:rFonts w:ascii="Times New Roman" w:eastAsia="KaiTi" w:hAnsi="Times New Roman" w:cs="Times New Roman"/>
-          <w:lang w:val="en-US"/>
-        </w:rPr>
-        <w:t>2%</w:t>
-      </w:r>
-      <w:r>
-        <w:rPr>
-          <w:rFonts w:ascii="Times New Roman" w:eastAsia="KaiTi" w:hAnsi="Times New Roman" w:cs="Times New Roman"/>
-          <w:lang w:val="en-US"/>
-        </w:rPr>
-        <w:t>谷物）；动植物疾病</w:t>
-      </w:r>
-    </w:p>
-    <w:p>
-      <w:pPr>
-        <w:pStyle w:val="ListParagraph"/>
-        <w:numPr>
-          <w:ilvl w:val="0"/>
-          <w:numId w:val="23"/>
-        </w:numPr>
-        <w:spacing w:line="276" w:lineRule="auto"/>
-        <w:ind w:firstLineChars="0"/>
-        <w:rPr>
-          <w:rFonts w:ascii="Times New Roman" w:eastAsia="KaiTi" w:hAnsi="Times New Roman" w:cs="Times New Roman"/>
-          <w:lang w:val="en-US"/>
-        </w:rPr>
-      </w:pPr>
-      <w:r>
-        <w:rPr>
-          <w:rFonts w:ascii="Times New Roman" w:eastAsia="KaiTi" w:hAnsi="Times New Roman" w:cs="Times New Roman"/>
-          <w:lang w:val="en-US"/>
-        </w:rPr>
-        <w:lastRenderedPageBreak/>
-        <w:t>自然界的物质转化（腐生型霉菌）</w:t>
       </w:r>
     </w:p>
     <w:p>
@@ -890,7 +267,7 @@
         <w:spacing w:line="276" w:lineRule="auto"/>
         <w:ind w:firstLineChars="0"/>
         <w:rPr>
-          <w:rFonts w:ascii="Times New Roman" w:eastAsia="KaiTi" w:hAnsi="Times New Roman" w:cs="Times New Roman"/>
+          <w:rFonts w:ascii="Times New Roman" w:eastAsia="KaiTi" w:hAnsi="Times New Roman" w:cs="Times New Roman" w:hint="eastAsia"/>
           <w:lang w:val="en-US"/>
         </w:rPr>
       </w:pPr>
@@ -907,70 +284,12 @@
         <w:pStyle w:val="ListParagraph"/>
         <w:numPr>
           <w:ilvl w:val="0"/>
-          <w:numId w:val="22"/>
-        </w:numPr>
-        <w:spacing w:line="276" w:lineRule="auto"/>
-        <w:ind w:firstLineChars="0"/>
-        <w:rPr>
-          <w:rFonts w:ascii="Times New Roman" w:eastAsia="KaiTi" w:hAnsi="Times New Roman" w:cs="Times New Roman"/>
-          <w:lang w:val="en-US"/>
-        </w:rPr>
-      </w:pPr>
-      <w:r>
-        <w:rPr>
-          <w:rFonts w:ascii="Times New Roman" w:eastAsia="KaiTi" w:hAnsi="Times New Roman" w:cs="Times New Roman"/>
-          <w:lang w:val="en-US"/>
-        </w:rPr>
-        <w:t>直径比一般细菌和放线菌菌丝（二者</w:t>
-      </w:r>
-      <w:r>
-        <w:rPr>
-          <w:rFonts w:ascii="Times New Roman" w:eastAsia="KaiTi" w:hAnsi="Times New Roman" w:cs="Times New Roman"/>
-          <w:lang w:val="en-US"/>
-        </w:rPr>
-        <w:t>形态上</w:t>
-      </w:r>
-      <w:r>
-        <w:rPr>
-          <w:rFonts w:ascii="Times New Roman" w:eastAsia="KaiTi" w:hAnsi="Times New Roman" w:cs="Times New Roman"/>
-          <w:lang w:val="en-US"/>
-        </w:rPr>
-        <w:t>很像）大几到几十倍</w:t>
-      </w:r>
-    </w:p>
-    <w:p>
-      <w:pPr>
-        <w:pStyle w:val="ListParagraph"/>
-        <w:numPr>
-          <w:ilvl w:val="0"/>
-          <w:numId w:val="22"/>
-        </w:numPr>
-        <w:spacing w:line="276" w:lineRule="auto"/>
-        <w:ind w:firstLineChars="0"/>
-        <w:rPr>
-          <w:rFonts w:ascii="Times New Roman" w:eastAsia="KaiTi" w:hAnsi="Times New Roman" w:cs="Times New Roman"/>
-          <w:lang w:val="en-US"/>
-        </w:rPr>
-      </w:pPr>
-      <w:r>
-        <w:rPr>
-          <w:rFonts w:ascii="Times New Roman" w:eastAsia="KaiTi" w:hAnsi="Times New Roman" w:cs="Times New Roman"/>
-          <w:lang w:val="en-US"/>
-        </w:rPr>
-        <w:t>营养菌丝、气生菌丝、繁殖菌丝</w:t>
-      </w:r>
-    </w:p>
-    <w:p>
-      <w:pPr>
-        <w:pStyle w:val="ListParagraph"/>
-        <w:numPr>
-          <w:ilvl w:val="0"/>
           <w:numId w:val="24"/>
         </w:numPr>
         <w:spacing w:line="276" w:lineRule="auto"/>
         <w:ind w:firstLineChars="0"/>
         <w:rPr>
-          <w:rFonts w:ascii="Times New Roman" w:eastAsia="KaiTi" w:hAnsi="Times New Roman" w:cs="Times New Roman"/>
+          <w:rFonts w:ascii="Times New Roman" w:eastAsia="KaiTi" w:hAnsi="Times New Roman" w:cs="Times New Roman" w:hint="eastAsia"/>
           <w:lang w:val="en-US"/>
         </w:rPr>
       </w:pPr>
@@ -987,99 +306,12 @@
         <w:pStyle w:val="ListParagraph"/>
         <w:numPr>
           <w:ilvl w:val="0"/>
-          <w:numId w:val="25"/>
-        </w:numPr>
-        <w:spacing w:line="276" w:lineRule="auto"/>
-        <w:ind w:firstLineChars="0"/>
-        <w:rPr>
-          <w:rFonts w:ascii="Times New Roman" w:eastAsia="KaiTi" w:hAnsi="Times New Roman" w:cs="Times New Roman"/>
-          <w:lang w:val="en-US"/>
-        </w:rPr>
-      </w:pPr>
-      <w:r>
-        <w:rPr>
-          <w:rFonts w:ascii="Times New Roman" w:eastAsia="KaiTi" w:hAnsi="Times New Roman" w:cs="Times New Roman"/>
-          <w:lang w:val="en-US"/>
-        </w:rPr>
-        <w:t>分为</w:t>
-      </w:r>
-      <w:r>
-        <w:rPr>
-          <w:rFonts w:ascii="Times New Roman" w:eastAsia="KaiTi" w:hAnsi="Times New Roman" w:cs="Times New Roman"/>
-          <w:lang w:val="en-US"/>
-        </w:rPr>
-        <w:t>无隔膜菌丝和有隔膜菌丝</w:t>
-      </w:r>
-    </w:p>
-    <w:p>
-      <w:pPr>
-        <w:pStyle w:val="ListParagraph"/>
-        <w:numPr>
-          <w:ilvl w:val="0"/>
-          <w:numId w:val="25"/>
-        </w:numPr>
-        <w:spacing w:line="276" w:lineRule="auto"/>
-        <w:ind w:firstLineChars="0"/>
-        <w:rPr>
-          <w:rFonts w:ascii="Times New Roman" w:eastAsia="KaiTi" w:hAnsi="Times New Roman" w:cs="Times New Roman"/>
-          <w:lang w:val="en-US"/>
-        </w:rPr>
-      </w:pPr>
-      <w:r>
-        <w:rPr>
-          <w:rFonts w:ascii="Times New Roman" w:eastAsia="KaiTi" w:hAnsi="Times New Roman" w:cs="Times New Roman"/>
-          <w:lang w:val="en-US"/>
-        </w:rPr>
-        <w:t>隔膜：分隔成串的多细胞，上有小孔</w:t>
-      </w:r>
-      <w:r>
-        <w:rPr>
-          <w:rFonts w:ascii="Times New Roman" w:eastAsia="KaiTi" w:hAnsi="Times New Roman" w:cs="Times New Roman"/>
-          <w:lang w:val="en-US"/>
-        </w:rPr>
-        <w:t>使相邻细胞的细胞质和细胞核可自由流通</w:t>
-      </w:r>
-    </w:p>
-    <w:p>
-      <w:pPr>
-        <w:pStyle w:val="ListParagraph"/>
-        <w:numPr>
-          <w:ilvl w:val="0"/>
-          <w:numId w:val="25"/>
-        </w:numPr>
-        <w:spacing w:line="276" w:lineRule="auto"/>
-        <w:ind w:firstLineChars="0"/>
-        <w:rPr>
-          <w:rFonts w:ascii="Times New Roman" w:eastAsia="KaiTi" w:hAnsi="Times New Roman" w:cs="Times New Roman"/>
-          <w:lang w:val="en-US"/>
-        </w:rPr>
-      </w:pPr>
-      <w:r>
-        <w:rPr>
-          <w:rFonts w:ascii="Times New Roman" w:eastAsia="KaiTi" w:hAnsi="Times New Roman" w:cs="Times New Roman"/>
-          <w:lang w:val="en-US"/>
-        </w:rPr>
-        <w:t>每个细胞内含有一个或多个细胞核</w:t>
-      </w:r>
-      <w:r>
-        <w:rPr>
-          <w:rFonts w:ascii="Times New Roman" w:eastAsia="KaiTi" w:hAnsi="Times New Roman" w:cs="Times New Roman"/>
-          <w:lang w:val="en-US"/>
-        </w:rPr>
-        <w:t>，各个细胞功能相同</w:t>
-      </w:r>
-    </w:p>
-    <w:p>
-      <w:pPr>
-        <w:pStyle w:val="ListParagraph"/>
-        <w:numPr>
-          <w:ilvl w:val="0"/>
           <w:numId w:val="24"/>
         </w:numPr>
         <w:spacing w:line="276" w:lineRule="auto"/>
         <w:ind w:firstLineChars="0"/>
         <w:rPr>
-          <w:rFonts w:ascii="Times New Roman" w:eastAsia="KaiTi" w:hAnsi="Times New Roman" w:cs="Times New Roman"/>
+          <w:rFonts w:ascii="Times New Roman" w:eastAsia="KaiTi" w:hAnsi="Times New Roman" w:cs="Times New Roman" w:hint="eastAsia"/>
           <w:lang w:val="en-US"/>
         </w:rPr>
       </w:pPr>
@@ -1096,584 +328,22 @@
         <w:pStyle w:val="ListParagraph"/>
         <w:numPr>
           <w:ilvl w:val="0"/>
-          <w:numId w:val="26"/>
-        </w:numPr>
-        <w:spacing w:line="276" w:lineRule="auto"/>
-        <w:ind w:firstLineChars="0"/>
-        <w:rPr>
-          <w:rFonts w:ascii="Times New Roman" w:eastAsia="KaiTi" w:hAnsi="Times New Roman" w:cs="Times New Roman"/>
-          <w:lang w:val="en-US"/>
-        </w:rPr>
-      </w:pPr>
-      <w:r>
-        <w:rPr>
-          <w:rFonts w:ascii="Times New Roman" w:eastAsia="KaiTi" w:hAnsi="Times New Roman" w:cs="Times New Roman"/>
-          <w:lang w:val="en-US"/>
-        </w:rPr>
-        <w:t>菌丝延长</w:t>
-      </w:r>
-    </w:p>
-    <w:p>
-      <w:pPr>
-        <w:pStyle w:val="ListParagraph"/>
-        <w:numPr>
-          <w:ilvl w:val="0"/>
-          <w:numId w:val="26"/>
-        </w:numPr>
-        <w:spacing w:line="276" w:lineRule="auto"/>
-        <w:ind w:firstLineChars="0"/>
-        <w:rPr>
-          <w:rFonts w:ascii="Times New Roman" w:eastAsia="KaiTi" w:hAnsi="Times New Roman" w:cs="Times New Roman"/>
-          <w:lang w:val="en-US"/>
-        </w:rPr>
-      </w:pPr>
-      <w:r>
-        <w:rPr>
-          <w:rFonts w:ascii="Times New Roman" w:eastAsia="KaiTi" w:hAnsi="Times New Roman" w:cs="Times New Roman"/>
-          <w:lang w:val="en-US"/>
-        </w:rPr>
-        <w:t>细胞核分裂</w:t>
-      </w:r>
-    </w:p>
-    <w:p>
-      <w:pPr>
-        <w:pStyle w:val="ListParagraph"/>
-        <w:numPr>
-          <w:ilvl w:val="0"/>
-          <w:numId w:val="26"/>
-        </w:numPr>
-        <w:spacing w:line="276" w:lineRule="auto"/>
-        <w:ind w:firstLineChars="0"/>
-        <w:rPr>
-          <w:rFonts w:ascii="Times New Roman" w:eastAsia="KaiTi" w:hAnsi="Times New Roman" w:cs="Times New Roman"/>
-          <w:lang w:val="en-US"/>
-        </w:rPr>
-      </w:pPr>
-      <w:r>
-        <w:rPr>
-          <w:rFonts w:ascii="Times New Roman" w:eastAsia="KaiTi" w:hAnsi="Times New Roman" w:cs="Times New Roman"/>
-          <w:lang w:val="en-US"/>
-        </w:rPr>
-        <w:t>细胞质增加</w:t>
-      </w:r>
-    </w:p>
-    <w:p>
-      <w:pPr>
-        <w:pStyle w:val="ListParagraph"/>
-        <w:numPr>
-          <w:ilvl w:val="0"/>
           <w:numId w:val="24"/>
         </w:numPr>
         <w:spacing w:line="276" w:lineRule="auto"/>
         <w:ind w:firstLineChars="0"/>
         <w:rPr>
-          <w:rFonts w:ascii="Times New Roman" w:eastAsia="KaiTi" w:hAnsi="Times New Roman" w:cs="Times New Roman"/>
+          <w:rFonts w:ascii="Times New Roman" w:eastAsia="KaiTi" w:hAnsi="Times New Roman" w:cs="Times New Roman" w:hint="eastAsia"/>
           <w:lang w:val="en-US"/>
         </w:rPr>
       </w:pPr>
       <w:r>
         <w:rPr>
           <w:rFonts w:ascii="Times New Roman" w:eastAsia="KaiTi" w:hAnsi="Times New Roman" w:cs="Times New Roman"/>
+          <w:color w:val="FF0000"/>
           <w:lang w:val="en-US"/>
         </w:rPr>
         <w:t>特化</w:t>
-      </w:r>
-    </w:p>
-    <w:p>
-      <w:pPr>
-        <w:pStyle w:val="ListParagraph"/>
-        <w:numPr>
-          <w:ilvl w:val="0"/>
-          <w:numId w:val="27"/>
-        </w:numPr>
-        <w:spacing w:line="276" w:lineRule="auto"/>
-        <w:ind w:firstLineChars="0"/>
-        <w:rPr>
-          <w:rFonts w:ascii="Times New Roman" w:eastAsia="KaiTi" w:hAnsi="Times New Roman" w:cs="Times New Roman"/>
-          <w:lang w:val="en-US"/>
-        </w:rPr>
-      </w:pPr>
-      <w:r>
-        <w:rPr>
-          <w:rFonts w:ascii="Times New Roman" w:eastAsia="KaiTi" w:hAnsi="Times New Roman" w:cs="Times New Roman"/>
-          <w:lang w:val="en-US"/>
-        </w:rPr>
-        <w:t>菌环：菌丝交织成套状</w:t>
-      </w:r>
-    </w:p>
-    <w:p>
-      <w:pPr>
-        <w:pStyle w:val="ListParagraph"/>
-        <w:numPr>
-          <w:ilvl w:val="0"/>
-          <w:numId w:val="27"/>
-        </w:numPr>
-        <w:spacing w:line="276" w:lineRule="auto"/>
-        <w:ind w:firstLineChars="0"/>
-        <w:rPr>
-          <w:rFonts w:ascii="Times New Roman" w:eastAsia="KaiTi" w:hAnsi="Times New Roman" w:cs="Times New Roman"/>
-          <w:lang w:val="en-US"/>
-        </w:rPr>
-      </w:pPr>
-      <w:r>
-        <w:rPr>
-          <w:rFonts w:ascii="Times New Roman" w:eastAsia="KaiTi" w:hAnsi="Times New Roman" w:cs="Times New Roman"/>
-          <w:lang w:val="en-US"/>
-        </w:rPr>
-        <w:t>菌网：菌丝交织成网状</w:t>
-      </w:r>
-    </w:p>
-    <w:p>
-      <w:pPr>
-        <w:pStyle w:val="ListParagraph"/>
-        <w:numPr>
-          <w:ilvl w:val="0"/>
-          <w:numId w:val="27"/>
-        </w:numPr>
-        <w:spacing w:line="276" w:lineRule="auto"/>
-        <w:ind w:firstLineChars="0"/>
-        <w:rPr>
-          <w:rFonts w:ascii="Times New Roman" w:eastAsia="KaiTi" w:hAnsi="Times New Roman" w:cs="Times New Roman"/>
-          <w:lang w:val="en-US"/>
-        </w:rPr>
-      </w:pPr>
-      <w:r>
-        <w:rPr>
-          <w:rFonts w:ascii="Times New Roman" w:eastAsia="KaiTi" w:hAnsi="Times New Roman" w:cs="Times New Roman"/>
-          <w:lang w:val="en-US"/>
-        </w:rPr>
-        <w:t>附枝：匍匐菌丝</w:t>
-      </w:r>
-      <w:r>
-        <w:rPr>
-          <w:rFonts w:ascii="Times New Roman" w:eastAsia="KaiTi" w:hAnsi="Times New Roman" w:cs="Times New Roman"/>
-          <w:lang w:val="en-US"/>
-        </w:rPr>
-        <w:t>/</w:t>
-      </w:r>
-      <w:r>
-        <w:rPr>
-          <w:rFonts w:ascii="Times New Roman" w:eastAsia="KaiTi" w:hAnsi="Times New Roman" w:cs="Times New Roman"/>
-          <w:lang w:val="en-US"/>
-        </w:rPr>
-        <w:t>假根（附着，吸收营养）</w:t>
-      </w:r>
-    </w:p>
-    <w:p>
-      <w:pPr>
-        <w:pStyle w:val="ListParagraph"/>
-        <w:numPr>
-          <w:ilvl w:val="0"/>
-          <w:numId w:val="27"/>
-        </w:numPr>
-        <w:spacing w:line="276" w:lineRule="auto"/>
-        <w:ind w:firstLineChars="0"/>
-        <w:rPr>
-          <w:rFonts w:ascii="Times New Roman" w:eastAsia="KaiTi" w:hAnsi="Times New Roman" w:cs="Times New Roman"/>
-          <w:lang w:val="en-US"/>
-        </w:rPr>
-      </w:pPr>
-      <w:r>
-        <w:rPr>
-          <w:rFonts w:ascii="Times New Roman" w:eastAsia="KaiTi" w:hAnsi="Times New Roman" w:cs="Times New Roman"/>
-          <w:lang w:val="en-US"/>
-        </w:rPr>
-        <w:t>附着枝：寄生真菌</w:t>
-      </w:r>
-      <w:r>
-        <w:rPr>
-          <w:rFonts w:ascii="Times New Roman" w:eastAsia="KaiTi" w:hAnsi="Times New Roman" w:cs="Times New Roman"/>
-          <w:lang w:val="en-US"/>
-        </w:rPr>
-        <w:t>菌丝细胞生出</w:t>
-      </w:r>
-      <w:r>
-        <w:rPr>
-          <w:rFonts w:ascii="Times New Roman" w:eastAsia="KaiTi" w:hAnsi="Times New Roman" w:cs="Times New Roman"/>
-          <w:lang w:val="en-US"/>
-        </w:rPr>
-        <w:t>1 – 2</w:t>
-      </w:r>
-      <w:r>
-        <w:rPr>
-          <w:rFonts w:ascii="Times New Roman" w:eastAsia="KaiTi" w:hAnsi="Times New Roman" w:cs="Times New Roman"/>
-          <w:lang w:val="en-US"/>
-        </w:rPr>
-        <w:t>个细胞的短枝，以将菌丝附着于宿主上</w:t>
-      </w:r>
-    </w:p>
-    <w:p>
-      <w:pPr>
-        <w:pStyle w:val="ListParagraph"/>
-        <w:numPr>
-          <w:ilvl w:val="0"/>
-          <w:numId w:val="27"/>
-        </w:numPr>
-        <w:spacing w:line="276" w:lineRule="auto"/>
-        <w:ind w:firstLineChars="0"/>
-        <w:rPr>
-          <w:rFonts w:ascii="Times New Roman" w:eastAsia="KaiTi" w:hAnsi="Times New Roman" w:cs="Times New Roman"/>
-          <w:lang w:val="en-US"/>
-        </w:rPr>
-      </w:pPr>
-      <w:r>
-        <w:rPr>
-          <w:rFonts w:ascii="Times New Roman" w:eastAsia="KaiTi" w:hAnsi="Times New Roman" w:cs="Times New Roman"/>
-          <w:lang w:val="en-US"/>
-        </w:rPr>
-        <w:t>吸器</w:t>
-      </w:r>
-      <w:r>
-        <w:rPr>
-          <w:rFonts w:ascii="Times New Roman" w:eastAsia="KaiTi" w:hAnsi="Times New Roman" w:cs="Times New Roman"/>
-          <w:lang w:val="en-US"/>
-        </w:rPr>
-        <w:t>：专性寄生真菌从菌丝上分化出来的旁枝，侵入细胞内分化成指状、球状或丝状，以吸收细胞内的营养</w:t>
-      </w:r>
-    </w:p>
-    <w:p>
-      <w:pPr>
-        <w:pStyle w:val="ListParagraph"/>
-        <w:numPr>
-          <w:ilvl w:val="0"/>
-          <w:numId w:val="27"/>
-        </w:numPr>
-        <w:spacing w:line="276" w:lineRule="auto"/>
-        <w:ind w:firstLineChars="0"/>
-        <w:rPr>
-          <w:rFonts w:ascii="Times New Roman" w:eastAsia="KaiTi" w:hAnsi="Times New Roman" w:cs="Times New Roman"/>
-          <w:lang w:val="en-US"/>
-        </w:rPr>
-      </w:pPr>
-      <w:r>
-        <w:rPr>
-          <w:rFonts w:ascii="Times New Roman" w:eastAsia="KaiTi" w:hAnsi="Times New Roman" w:cs="Times New Roman"/>
-          <w:lang w:val="en-US"/>
-        </w:rPr>
-        <w:t>附着胞：</w:t>
-      </w:r>
-      <w:r>
-        <w:rPr>
-          <w:rFonts w:ascii="Times New Roman" w:eastAsia="KaiTi" w:hAnsi="Times New Roman" w:cs="Times New Roman"/>
-          <w:lang w:val="en-US"/>
-        </w:rPr>
-        <w:t>许多植物寄生真菌在其芽管或老菌丝顶端发生膨大，并分泌粘性物，借以牢</w:t>
-      </w:r>
-      <w:r>
-        <w:rPr>
-          <w:rFonts w:ascii="Times New Roman" w:eastAsia="KaiTi" w:hAnsi="Times New Roman" w:cs="Times New Roman"/>
-          <w:lang w:val="en-US"/>
-        </w:rPr>
-        <w:t xml:space="preserve"> </w:t>
-      </w:r>
-      <w:r>
-        <w:rPr>
-          <w:rFonts w:ascii="Times New Roman" w:eastAsia="KaiTi" w:hAnsi="Times New Roman" w:cs="Times New Roman"/>
-          <w:lang w:val="en-US"/>
-        </w:rPr>
-        <w:t>固地粘附在宿主的表面（附着胞），附着胞上再形成纤细的针状感染菌丝，以侵入</w:t>
-      </w:r>
-      <w:r>
-        <w:rPr>
-          <w:rFonts w:ascii="Times New Roman" w:eastAsia="KaiTi" w:hAnsi="Times New Roman" w:cs="Times New Roman"/>
-          <w:lang w:val="en-US"/>
-        </w:rPr>
-        <w:t>（附着胞内高渗透压以提供巨大的膨压）</w:t>
-      </w:r>
-      <w:r>
-        <w:rPr>
-          <w:rFonts w:ascii="Times New Roman" w:eastAsia="KaiTi" w:hAnsi="Times New Roman" w:cs="Times New Roman"/>
-          <w:lang w:val="en-US"/>
-        </w:rPr>
-        <w:t>宿主的角质层从而吸取营养</w:t>
-      </w:r>
-    </w:p>
-    <w:p>
-      <w:pPr>
-        <w:pStyle w:val="ListParagraph"/>
-        <w:numPr>
-          <w:ilvl w:val="0"/>
-          <w:numId w:val="27"/>
-        </w:numPr>
-        <w:spacing w:line="276" w:lineRule="auto"/>
-        <w:ind w:firstLineChars="0"/>
-        <w:rPr>
-          <w:rFonts w:ascii="Times New Roman" w:eastAsia="KaiTi" w:hAnsi="Times New Roman" w:cs="Times New Roman"/>
-          <w:lang w:val="en-US"/>
-        </w:rPr>
-      </w:pPr>
-      <w:r>
-        <w:rPr>
-          <w:rFonts w:ascii="Times New Roman" w:eastAsia="KaiTi" w:hAnsi="Times New Roman" w:cs="Times New Roman"/>
-          <w:lang w:val="en-US"/>
-        </w:rPr>
-        <w:t>菌核：休眠的菌丝组织。由菌丝密集地交织在一起，外层坚硬色深，内层疏松，大多呈白色</w:t>
-      </w:r>
-    </w:p>
-    <w:p>
-      <w:pPr>
-        <w:pStyle w:val="ListParagraph"/>
-        <w:numPr>
-          <w:ilvl w:val="0"/>
-          <w:numId w:val="27"/>
-        </w:numPr>
-        <w:spacing w:line="276" w:lineRule="auto"/>
-        <w:ind w:firstLineChars="0"/>
-        <w:rPr>
-          <w:rFonts w:ascii="Times New Roman" w:eastAsia="KaiTi" w:hAnsi="Times New Roman" w:cs="Times New Roman"/>
-          <w:lang w:val="en-US"/>
-        </w:rPr>
-      </w:pPr>
-      <w:r>
-        <w:rPr>
-          <w:rFonts w:ascii="Times New Roman" w:eastAsia="KaiTi" w:hAnsi="Times New Roman" w:cs="Times New Roman"/>
-          <w:lang w:val="en-US"/>
-        </w:rPr>
-        <w:t>子座：菌丝交织成垫状</w:t>
-      </w:r>
-      <w:r>
-        <w:rPr>
-          <w:rFonts w:ascii="Times New Roman" w:eastAsia="KaiTi" w:hAnsi="Times New Roman" w:cs="Times New Roman"/>
-          <w:lang w:val="en-US"/>
-        </w:rPr>
-        <w:t>/</w:t>
-      </w:r>
-      <w:r>
-        <w:rPr>
-          <w:rFonts w:ascii="Times New Roman" w:eastAsia="KaiTi" w:hAnsi="Times New Roman" w:cs="Times New Roman"/>
-          <w:lang w:val="en-US"/>
-        </w:rPr>
-        <w:t>壳状等，在子座</w:t>
-      </w:r>
-      <w:r>
-        <w:rPr>
-          <w:rFonts w:ascii="Times New Roman" w:eastAsia="KaiTi" w:hAnsi="Times New Roman" w:cs="Times New Roman"/>
-          <w:lang w:val="en-US"/>
-        </w:rPr>
-        <w:t>（产孢器官）</w:t>
-      </w:r>
-      <w:r>
-        <w:rPr>
-          <w:rFonts w:ascii="Times New Roman" w:eastAsia="KaiTi" w:hAnsi="Times New Roman" w:cs="Times New Roman"/>
-          <w:lang w:val="en-US"/>
-        </w:rPr>
-        <w:t>内</w:t>
-      </w:r>
-      <w:r>
-        <w:rPr>
-          <w:rFonts w:ascii="Times New Roman" w:eastAsia="KaiTi" w:hAnsi="Times New Roman" w:cs="Times New Roman"/>
-          <w:lang w:val="en-US"/>
-        </w:rPr>
-        <w:t>/</w:t>
-      </w:r>
-      <w:r>
-        <w:rPr>
-          <w:rFonts w:ascii="Times New Roman" w:eastAsia="KaiTi" w:hAnsi="Times New Roman" w:cs="Times New Roman"/>
-          <w:lang w:val="en-US"/>
-        </w:rPr>
-        <w:t>外形成繁殖器官</w:t>
-      </w:r>
-    </w:p>
-    <w:p>
-      <w:pPr>
-        <w:spacing w:line="276" w:lineRule="auto"/>
-        <w:jc w:val="center"/>
-        <w:rPr>
-          <w:rFonts w:ascii="Times New Roman" w:eastAsia="KaiTi" w:hAnsi="Times New Roman" w:cs="Times New Roman"/>
-          <w:noProof/>
-        </w:rPr>
-      </w:pPr>
-      <w:r>
-        <w:rPr>
-          <w:rFonts w:ascii="Times New Roman" w:eastAsia="KaiTi" w:hAnsi="Times New Roman" w:cs="Times New Roman"/>
-          <w:noProof/>
-          <w:lang w:val="en-US"/>
-        </w:rPr>
-        <w:drawing>
-          <wp:inline distT="0" distB="0" distL="0" distR="0" wp14:anchorId="66D69881" wp14:editId="151E9FB1">
-            <wp:extent cx="2286000" cy="1441938"/>
-            <wp:effectExtent l="0" t="0" r="0" b="6350"/>
-            <wp:docPr id="3" name="Picture 3"/>
-            <wp:cNvGraphicFramePr>
-              <a:graphicFrameLocks xmlns:a="http://schemas.openxmlformats.org/drawingml/2006/main" noChangeAspect="1"/>
-            </wp:cNvGraphicFramePr>
-            <a:graphic xmlns:a="http://schemas.openxmlformats.org/drawingml/2006/main">
-              <a:graphicData uri="http://schemas.openxmlformats.org/drawingml/2006/picture">
-                <pic:pic xmlns:pic="http://schemas.openxmlformats.org/drawingml/2006/picture">
-                  <pic:nvPicPr>
-                    <pic:cNvPr id="1" name=""/>
-                    <pic:cNvPicPr/>
-                  </pic:nvPicPr>
-                  <pic:blipFill>
-                    <a:blip r:embed="rId6"/>
-                    <a:stretch>
-                      <a:fillRect/>
-                    </a:stretch>
-                  </pic:blipFill>
-                  <pic:spPr>
-                    <a:xfrm>
-                      <a:off x="0" y="0"/>
-                      <a:ext cx="2324484" cy="1466212"/>
-                    </a:xfrm>
-                    <a:prstGeom prst="rect">
-                      <a:avLst/>
-                    </a:prstGeom>
-                  </pic:spPr>
-                </pic:pic>
-              </a:graphicData>
-            </a:graphic>
-          </wp:inline>
-        </w:drawing>
-      </w:r>
-      <w:r>
-        <w:rPr>
-          <w:rFonts w:ascii="Times New Roman" w:eastAsia="KaiTi" w:hAnsi="Times New Roman" w:cs="Times New Roman"/>
-          <w:noProof/>
-        </w:rPr>
-        <w:t xml:space="preserve"> </w:t>
-      </w:r>
-      <w:r>
-        <w:rPr>
-          <w:rFonts w:ascii="Times New Roman" w:eastAsia="KaiTi" w:hAnsi="Times New Roman" w:cs="Times New Roman"/>
-          <w:noProof/>
-          <w:lang w:val="en-US"/>
-        </w:rPr>
-        <w:drawing>
-          <wp:inline distT="0" distB="0" distL="0" distR="0" wp14:anchorId="3F48E142" wp14:editId="477A8BBF">
-            <wp:extent cx="2373442" cy="1203435"/>
-            <wp:effectExtent l="0" t="0" r="1905" b="3175"/>
-            <wp:docPr id="4" name="Picture 4"/>
-            <wp:cNvGraphicFramePr>
-              <a:graphicFrameLocks xmlns:a="http://schemas.openxmlformats.org/drawingml/2006/main" noChangeAspect="1"/>
-            </wp:cNvGraphicFramePr>
-            <a:graphic xmlns:a="http://schemas.openxmlformats.org/drawingml/2006/main">
-              <a:graphicData uri="http://schemas.openxmlformats.org/drawingml/2006/picture">
-                <pic:pic xmlns:pic="http://schemas.openxmlformats.org/drawingml/2006/picture">
-                  <pic:nvPicPr>
-                    <pic:cNvPr id="1" name=""/>
-                    <pic:cNvPicPr/>
-                  </pic:nvPicPr>
-                  <pic:blipFill>
-                    <a:blip r:embed="rId7"/>
-                    <a:stretch>
-                      <a:fillRect/>
-                    </a:stretch>
-                  </pic:blipFill>
-                  <pic:spPr>
-                    <a:xfrm>
-                      <a:off x="0" y="0"/>
-                      <a:ext cx="2418200" cy="1226129"/>
-                    </a:xfrm>
-                    <a:prstGeom prst="rect">
-                      <a:avLst/>
-                    </a:prstGeom>
-                  </pic:spPr>
-                </pic:pic>
-              </a:graphicData>
-            </a:graphic>
-          </wp:inline>
-        </w:drawing>
-      </w:r>
-    </w:p>
-    <w:p>
-      <w:pPr>
-        <w:spacing w:line="276" w:lineRule="auto"/>
-        <w:jc w:val="center"/>
-        <w:rPr>
-          <w:rFonts w:ascii="Times New Roman" w:eastAsia="KaiTi" w:hAnsi="Times New Roman" w:cs="Times New Roman"/>
-          <w:noProof/>
-        </w:rPr>
-      </w:pPr>
-      <w:r>
-        <w:rPr>
-          <w:rFonts w:ascii="Times New Roman" w:eastAsia="KaiTi" w:hAnsi="Times New Roman" w:cs="Times New Roman"/>
-          <w:noProof/>
-          <w:lang w:val="en-US"/>
-        </w:rPr>
-        <w:drawing>
-          <wp:inline distT="0" distB="0" distL="0" distR="0" wp14:anchorId="7F0BF9CA" wp14:editId="16EAA88E">
-            <wp:extent cx="2548759" cy="1049093"/>
-            <wp:effectExtent l="0" t="0" r="4445" b="5080"/>
-            <wp:docPr id="5" name="Picture 5"/>
-            <wp:cNvGraphicFramePr>
-              <a:graphicFrameLocks xmlns:a="http://schemas.openxmlformats.org/drawingml/2006/main" noChangeAspect="1"/>
-            </wp:cNvGraphicFramePr>
-            <a:graphic xmlns:a="http://schemas.openxmlformats.org/drawingml/2006/main">
-              <a:graphicData uri="http://schemas.openxmlformats.org/drawingml/2006/picture">
-                <pic:pic xmlns:pic="http://schemas.openxmlformats.org/drawingml/2006/picture">
-                  <pic:nvPicPr>
-                    <pic:cNvPr id="1" name=""/>
-                    <pic:cNvPicPr/>
-                  </pic:nvPicPr>
-                  <pic:blipFill>
-                    <a:blip r:embed="rId8"/>
-                    <a:stretch>
-                      <a:fillRect/>
-                    </a:stretch>
-                  </pic:blipFill>
-                  <pic:spPr>
-                    <a:xfrm>
-                      <a:off x="0" y="0"/>
-                      <a:ext cx="2601645" cy="1070862"/>
-                    </a:xfrm>
-                    <a:prstGeom prst="rect">
-                      <a:avLst/>
-                    </a:prstGeom>
-                  </pic:spPr>
-                </pic:pic>
-              </a:graphicData>
-            </a:graphic>
-          </wp:inline>
-        </w:drawing>
-      </w:r>
-      <w:r>
-        <w:rPr>
-          <w:rFonts w:ascii="Times New Roman" w:eastAsia="KaiTi" w:hAnsi="Times New Roman" w:cs="Times New Roman"/>
-          <w:noProof/>
-        </w:rPr>
-        <w:t xml:space="preserve"> </w:t>
-      </w:r>
-      <w:r>
-        <w:rPr>
-          <w:rFonts w:ascii="Times New Roman" w:eastAsia="KaiTi" w:hAnsi="Times New Roman" w:cs="Times New Roman"/>
-          <w:noProof/>
-          <w:lang w:val="en-US"/>
-        </w:rPr>
-        <w:drawing>
-          <wp:inline distT="0" distB="0" distL="0" distR="0" wp14:anchorId="44AA59ED" wp14:editId="48FF957B">
-            <wp:extent cx="1514046" cy="872359"/>
-            <wp:effectExtent l="0" t="0" r="0" b="4445"/>
-            <wp:docPr id="6" name="Picture 6"/>
-            <wp:cNvGraphicFramePr>
-              <a:graphicFrameLocks xmlns:a="http://schemas.openxmlformats.org/drawingml/2006/main" noChangeAspect="1"/>
-            </wp:cNvGraphicFramePr>
-            <a:graphic xmlns:a="http://schemas.openxmlformats.org/drawingml/2006/main">
-              <a:graphicData uri="http://schemas.openxmlformats.org/drawingml/2006/picture">
-                <pic:pic xmlns:pic="http://schemas.openxmlformats.org/drawingml/2006/picture">
-                  <pic:nvPicPr>
-                    <pic:cNvPr id="1" name=""/>
-                    <pic:cNvPicPr/>
-                  </pic:nvPicPr>
-                  <pic:blipFill>
-                    <a:blip r:embed="rId9"/>
-                    <a:stretch>
-                      <a:fillRect/>
-                    </a:stretch>
-                  </pic:blipFill>
-                  <pic:spPr>
-                    <a:xfrm>
-                      <a:off x="0" y="0"/>
-                      <a:ext cx="1558997" cy="898259"/>
-                    </a:xfrm>
-                    <a:prstGeom prst="rect">
-                      <a:avLst/>
-                    </a:prstGeom>
-                  </pic:spPr>
-                </pic:pic>
-              </a:graphicData>
-            </a:graphic>
-          </wp:inline>
-        </w:drawing>
       </w:r>
     </w:p>
     <w:p>
@@ -1687,7 +357,7 @@
         <w:ind w:firstLineChars="0"/>
         <w:jc w:val="left"/>
         <w:rPr>
-          <w:rFonts w:ascii="Times New Roman" w:eastAsia="KaiTi" w:hAnsi="Times New Roman" w:cs="Times New Roman"/>
+          <w:rFonts w:ascii="Times New Roman" w:eastAsia="KaiTi" w:hAnsi="Times New Roman" w:cs="Times New Roman" w:hint="eastAsia"/>
           <w:noProof/>
         </w:rPr>
       </w:pPr>
@@ -1696,100 +366,7 @@
           <w:rFonts w:ascii="Times New Roman" w:eastAsia="KaiTi" w:hAnsi="Times New Roman" w:cs="Times New Roman"/>
           <w:noProof/>
         </w:rPr>
-        <w:lastRenderedPageBreak/>
         <w:t>菌落</w:t>
-      </w:r>
-    </w:p>
-    <w:p>
-      <w:pPr>
-        <w:pStyle w:val="ListParagraph"/>
-        <w:numPr>
-          <w:ilvl w:val="0"/>
-          <w:numId w:val="24"/>
-        </w:numPr>
-        <w:spacing w:line="276" w:lineRule="auto"/>
-        <w:ind w:firstLineChars="0"/>
-        <w:jc w:val="left"/>
-        <w:rPr>
-          <w:rFonts w:ascii="Times New Roman" w:eastAsia="KaiTi" w:hAnsi="Times New Roman" w:cs="Times New Roman"/>
-          <w:noProof/>
-        </w:rPr>
-      </w:pPr>
-      <w:r>
-        <w:rPr>
-          <w:rFonts w:ascii="Times New Roman" w:eastAsia="KaiTi" w:hAnsi="Times New Roman" w:cs="Times New Roman" w:hint="eastAsia"/>
-          <w:noProof/>
-        </w:rPr>
-        <w:t>基本概念</w:t>
-      </w:r>
-    </w:p>
-    <w:p>
-      <w:pPr>
-        <w:pStyle w:val="ListParagraph"/>
-        <w:numPr>
-          <w:ilvl w:val="0"/>
-          <w:numId w:val="31"/>
-        </w:numPr>
-        <w:spacing w:line="276" w:lineRule="auto"/>
-        <w:ind w:firstLineChars="0"/>
-        <w:jc w:val="left"/>
-        <w:rPr>
-          <w:rFonts w:ascii="Times New Roman" w:eastAsia="KaiTi" w:hAnsi="Times New Roman" w:cs="Times New Roman"/>
-          <w:noProof/>
-        </w:rPr>
-      </w:pPr>
-      <w:r>
-        <w:rPr>
-          <w:rFonts w:ascii="Times New Roman" w:eastAsia="KaiTi" w:hAnsi="Times New Roman" w:cs="Times New Roman" w:hint="eastAsia"/>
-          <w:noProof/>
-        </w:rPr>
-        <w:t>由粗而长的分枝状菌丝组成，菌落疏松，呈绒毛状、絮状或蜘蛛网状</w:t>
-      </w:r>
-    </w:p>
-    <w:p>
-      <w:pPr>
-        <w:pStyle w:val="ListParagraph"/>
-        <w:numPr>
-          <w:ilvl w:val="0"/>
-          <w:numId w:val="31"/>
-        </w:numPr>
-        <w:spacing w:line="276" w:lineRule="auto"/>
-        <w:ind w:firstLineChars="0"/>
-        <w:jc w:val="left"/>
-        <w:rPr>
-          <w:rFonts w:ascii="Times New Roman" w:eastAsia="KaiTi" w:hAnsi="Times New Roman" w:cs="Times New Roman"/>
-          <w:noProof/>
-        </w:rPr>
-      </w:pPr>
-      <w:r>
-        <w:rPr>
-          <w:rFonts w:ascii="Times New Roman" w:eastAsia="KaiTi" w:hAnsi="Times New Roman" w:cs="Times New Roman" w:hint="eastAsia"/>
-          <w:noProof/>
-        </w:rPr>
-        <w:t>比细菌菌落大几到几十倍，有的无固定大小</w:t>
-      </w:r>
-    </w:p>
-    <w:p>
-      <w:pPr>
-        <w:pStyle w:val="ListParagraph"/>
-        <w:numPr>
-          <w:ilvl w:val="0"/>
-          <w:numId w:val="31"/>
-        </w:numPr>
-        <w:spacing w:line="276" w:lineRule="auto"/>
-        <w:ind w:firstLineChars="0"/>
-        <w:jc w:val="left"/>
-        <w:rPr>
-          <w:rFonts w:ascii="Times New Roman" w:eastAsia="KaiTi" w:hAnsi="Times New Roman" w:cs="Times New Roman" w:hint="eastAsia"/>
-          <w:noProof/>
-        </w:rPr>
-      </w:pPr>
-      <w:r>
-        <w:rPr>
-          <w:rFonts w:ascii="Times New Roman" w:eastAsia="KaiTi" w:hAnsi="Times New Roman" w:cs="Times New Roman" w:hint="eastAsia"/>
-          <w:noProof/>
-        </w:rPr>
-        <w:t>在特定培养基上菌落大小、形状、颜色等相对稳定，可作为分类依据</w:t>
       </w:r>
     </w:p>
     <w:p>
@@ -1803,1251 +380,7 @@
         <w:ind w:firstLineChars="0"/>
         <w:jc w:val="left"/>
         <w:rPr>
-          <w:rFonts w:ascii="Times New Roman" w:eastAsia="KaiTi" w:hAnsi="Times New Roman" w:cs="Times New Roman"/>
-          <w:noProof/>
-        </w:rPr>
-      </w:pPr>
-      <w:r>
-        <w:rPr>
           <w:rFonts w:ascii="Times New Roman" w:eastAsia="KaiTi" w:hAnsi="Times New Roman" w:cs="Times New Roman" w:hint="eastAsia"/>
-          <w:noProof/>
-        </w:rPr>
-        <w:t>繁殖方式</w:t>
-      </w:r>
-      <w:r>
-        <w:rPr>
-          <w:rFonts w:ascii="Times New Roman" w:eastAsia="KaiTi" w:hAnsi="Times New Roman" w:cs="Times New Roman" w:hint="eastAsia"/>
-          <w:noProof/>
-        </w:rPr>
-        <w:t>——孢子</w:t>
-      </w:r>
-    </w:p>
-    <w:p>
-      <w:pPr>
-        <w:pStyle w:val="ListParagraph"/>
-        <w:numPr>
-          <w:ilvl w:val="0"/>
-          <w:numId w:val="24"/>
-        </w:numPr>
-        <w:spacing w:line="276" w:lineRule="auto"/>
-        <w:ind w:firstLineChars="0"/>
-        <w:jc w:val="left"/>
-        <w:rPr>
-          <w:rFonts w:ascii="Times New Roman" w:eastAsia="KaiTi" w:hAnsi="Times New Roman" w:cs="Times New Roman"/>
-          <w:noProof/>
-        </w:rPr>
-      </w:pPr>
-      <w:r>
-        <w:rPr>
-          <w:rFonts w:ascii="Times New Roman" w:eastAsia="KaiTi" w:hAnsi="Times New Roman" w:cs="Times New Roman" w:hint="eastAsia"/>
-          <w:noProof/>
-        </w:rPr>
-        <w:t>无性孢子</w:t>
-      </w:r>
-    </w:p>
-    <w:p>
-      <w:pPr>
-        <w:pStyle w:val="ListParagraph"/>
-        <w:numPr>
-          <w:ilvl w:val="0"/>
-          <w:numId w:val="32"/>
-        </w:numPr>
-        <w:spacing w:line="276" w:lineRule="auto"/>
-        <w:ind w:firstLineChars="0"/>
-        <w:jc w:val="left"/>
-        <w:rPr>
-          <w:rFonts w:ascii="Times New Roman" w:eastAsia="KaiTi" w:hAnsi="Times New Roman" w:cs="Times New Roman"/>
-          <w:noProof/>
-        </w:rPr>
-      </w:pPr>
-      <w:r>
-        <w:rPr>
-          <w:rFonts w:ascii="Times New Roman" w:eastAsia="KaiTi" w:hAnsi="Times New Roman" w:cs="Times New Roman" w:hint="eastAsia"/>
-          <w:noProof/>
-        </w:rPr>
-        <w:t>不经过两性细胞融合，通过营养细胞的分裂或营养菌丝的分化（断裂切割）形成新个体</w:t>
-      </w:r>
-    </w:p>
-    <w:p>
-      <w:pPr>
-        <w:pStyle w:val="ListParagraph"/>
-        <w:numPr>
-          <w:ilvl w:val="0"/>
-          <w:numId w:val="32"/>
-        </w:numPr>
-        <w:spacing w:line="276" w:lineRule="auto"/>
-        <w:ind w:firstLineChars="0"/>
-        <w:jc w:val="left"/>
-        <w:rPr>
-          <w:rFonts w:ascii="Times New Roman" w:eastAsia="KaiTi" w:hAnsi="Times New Roman" w:cs="Times New Roman"/>
-          <w:noProof/>
-        </w:rPr>
-      </w:pPr>
-      <w:r>
-        <w:rPr>
-          <w:rFonts w:ascii="Times New Roman" w:eastAsia="KaiTi" w:hAnsi="Times New Roman" w:cs="Times New Roman" w:hint="eastAsia"/>
-          <w:noProof/>
-        </w:rPr>
-        <w:t>类型：</w:t>
-      </w:r>
-      <w:r>
-        <w:rPr>
-          <w:rFonts w:ascii="Times New Roman" w:eastAsia="KaiTi" w:hAnsi="Times New Roman" w:cs="Times New Roman" w:hint="eastAsia"/>
-          <w:noProof/>
-        </w:rPr>
-        <w:t>厚垣孢子、节孢子、分生孢子、孢囊孢子</w:t>
-      </w:r>
-    </w:p>
-    <w:p>
-      <w:pPr>
-        <w:spacing w:line="276" w:lineRule="auto"/>
-        <w:jc w:val="center"/>
-        <w:rPr>
-          <w:rFonts w:ascii="Times New Roman" w:eastAsia="KaiTi" w:hAnsi="Times New Roman" w:cs="Times New Roman" w:hint="eastAsia"/>
-          <w:noProof/>
-        </w:rPr>
-      </w:pPr>
-      <w:r>
-        <w:rPr>
-          <w:rFonts w:ascii="Times New Roman" w:eastAsia="KaiTi" w:hAnsi="Times New Roman" w:cs="Times New Roman"/>
-          <w:noProof/>
-        </w:rPr>
-        <w:drawing>
-          <wp:inline distT="0" distB="0" distL="0" distR="0" wp14:anchorId="4B4F281F" wp14:editId="1A7A2D8E">
-            <wp:extent cx="2123090" cy="1537511"/>
-            <wp:effectExtent l="0" t="0" r="0" b="0"/>
-            <wp:docPr id="2" name="Picture 2"/>
-            <wp:cNvGraphicFramePr>
-              <a:graphicFrameLocks xmlns:a="http://schemas.openxmlformats.org/drawingml/2006/main" noChangeAspect="1"/>
-            </wp:cNvGraphicFramePr>
-            <a:graphic xmlns:a="http://schemas.openxmlformats.org/drawingml/2006/main">
-              <a:graphicData uri="http://schemas.openxmlformats.org/drawingml/2006/picture">
-                <pic:pic xmlns:pic="http://schemas.openxmlformats.org/drawingml/2006/picture">
-                  <pic:nvPicPr>
-                    <pic:cNvPr id="1" name=""/>
-                    <pic:cNvPicPr/>
-                  </pic:nvPicPr>
-                  <pic:blipFill rotWithShape="1">
-                    <a:blip r:embed="rId10"/>
-                    <a:srcRect l="34017"/>
-                    <a:stretch/>
-                  </pic:blipFill>
-                  <pic:spPr bwMode="auto">
-                    <a:xfrm>
-                      <a:off x="0" y="0"/>
-                      <a:ext cx="2146155" cy="1554214"/>
-                    </a:xfrm>
-                    <a:prstGeom prst="rect">
-                      <a:avLst/>
-                    </a:prstGeom>
-                    <a:ln>
-                      <a:noFill/>
-                    </a:ln>
-                    <a:extLst>
-                      <a:ext uri="{53640926-AAD7-44D8-BBD7-CCE9431645EC}">
-                        <a14:shadowObscured xmlns:a14="http://schemas.microsoft.com/office/drawing/2010/main"/>
-                      </a:ext>
-                    </a:extLst>
-                  </pic:spPr>
-                </pic:pic>
-              </a:graphicData>
-            </a:graphic>
-          </wp:inline>
-        </w:drawing>
-      </w:r>
-    </w:p>
-    <w:p>
-      <w:pPr>
-        <w:pStyle w:val="ListParagraph"/>
-        <w:numPr>
-          <w:ilvl w:val="0"/>
-          <w:numId w:val="24"/>
-        </w:numPr>
-        <w:spacing w:line="276" w:lineRule="auto"/>
-        <w:ind w:firstLineChars="0"/>
-        <w:jc w:val="left"/>
-        <w:rPr>
-          <w:rFonts w:ascii="Times New Roman" w:eastAsia="KaiTi" w:hAnsi="Times New Roman" w:cs="Times New Roman"/>
-          <w:noProof/>
-        </w:rPr>
-      </w:pPr>
-      <w:r>
-        <w:rPr>
-          <w:rFonts w:ascii="Times New Roman" w:eastAsia="KaiTi" w:hAnsi="Times New Roman" w:cs="Times New Roman" w:hint="eastAsia"/>
-          <w:noProof/>
-        </w:rPr>
-        <w:t>有性孢子</w:t>
-      </w:r>
-      <w:r>
-        <w:rPr>
-          <w:rFonts w:ascii="Times New Roman" w:eastAsia="KaiTi" w:hAnsi="Times New Roman" w:cs="Times New Roman" w:hint="eastAsia"/>
-          <w:noProof/>
-        </w:rPr>
-        <w:t>（</w:t>
-      </w:r>
-      <w:r>
-        <w:rPr>
-          <w:rFonts w:ascii="Times New Roman" w:eastAsia="KaiTi" w:hAnsi="Times New Roman" w:cs="Times New Roman" w:hint="eastAsia"/>
-          <w:noProof/>
-        </w:rPr>
-        <w:t>繁殖过程</w:t>
-      </w:r>
-      <w:r>
-        <w:rPr>
-          <w:rFonts w:ascii="Times New Roman" w:eastAsia="KaiTi" w:hAnsi="Times New Roman" w:cs="Times New Roman" w:hint="eastAsia"/>
-          <w:noProof/>
-        </w:rPr>
-        <w:t>）</w:t>
-      </w:r>
-    </w:p>
-    <w:p>
-      <w:pPr>
-        <w:pStyle w:val="ListParagraph"/>
-        <w:numPr>
-          <w:ilvl w:val="0"/>
-          <w:numId w:val="33"/>
-        </w:numPr>
-        <w:spacing w:line="276" w:lineRule="auto"/>
-        <w:ind w:firstLineChars="0"/>
-        <w:jc w:val="left"/>
-        <w:rPr>
-          <w:rFonts w:ascii="Times New Roman" w:eastAsia="KaiTi" w:hAnsi="Times New Roman" w:cs="Times New Roman"/>
-          <w:noProof/>
-        </w:rPr>
-      </w:pPr>
-      <w:r>
-        <w:rPr>
-          <w:rFonts w:ascii="Times New Roman" w:eastAsia="KaiTi" w:hAnsi="Times New Roman" w:cs="Times New Roman" w:hint="eastAsia"/>
-          <w:noProof/>
-        </w:rPr>
-        <w:t>质配：两个性细胞细胞质融合</w:t>
-      </w:r>
-      <w:r>
-        <w:rPr>
-          <w:rFonts w:ascii="Times New Roman" w:eastAsia="KaiTi" w:hAnsi="Times New Roman" w:cs="Times New Roman"/>
-          <w:noProof/>
-          <w:lang w:val="en-US"/>
-        </w:rPr>
-        <w:t xml:space="preserve"> -&gt; </w:t>
-      </w:r>
-      <w:r>
-        <w:rPr>
-          <w:rFonts w:ascii="Times New Roman" w:eastAsia="KaiTi" w:hAnsi="Times New Roman" w:cs="Times New Roman" w:hint="eastAsia"/>
-          <w:noProof/>
-          <w:lang w:val="en-US"/>
-        </w:rPr>
-        <w:t>双核细胞（</w:t>
-      </w:r>
-      <w:r>
-        <w:rPr>
-          <w:rFonts w:ascii="Times New Roman" w:eastAsia="KaiTi" w:hAnsi="Times New Roman" w:cs="Times New Roman"/>
-          <w:noProof/>
-          <w:lang w:val="en-US"/>
-        </w:rPr>
-        <w:t>n + n</w:t>
-      </w:r>
-      <w:r>
-        <w:rPr>
-          <w:rFonts w:ascii="Times New Roman" w:eastAsia="KaiTi" w:hAnsi="Times New Roman" w:cs="Times New Roman" w:hint="eastAsia"/>
-          <w:noProof/>
-          <w:lang w:val="en-US"/>
-        </w:rPr>
-        <w:t>）</w:t>
-      </w:r>
-    </w:p>
-    <w:p>
-      <w:pPr>
-        <w:pStyle w:val="ListParagraph"/>
-        <w:numPr>
-          <w:ilvl w:val="0"/>
-          <w:numId w:val="33"/>
-        </w:numPr>
-        <w:spacing w:line="276" w:lineRule="auto"/>
-        <w:ind w:firstLineChars="0"/>
-        <w:jc w:val="left"/>
-        <w:rPr>
-          <w:rFonts w:ascii="Times New Roman" w:eastAsia="KaiTi" w:hAnsi="Times New Roman" w:cs="Times New Roman"/>
-          <w:noProof/>
-        </w:rPr>
-      </w:pPr>
-      <w:r>
-        <w:rPr>
-          <w:rFonts w:ascii="Times New Roman" w:eastAsia="KaiTi" w:hAnsi="Times New Roman" w:cs="Times New Roman" w:hint="eastAsia"/>
-          <w:noProof/>
-        </w:rPr>
-        <w:t>核配：核融合</w:t>
-      </w:r>
-      <w:r>
-        <w:rPr>
-          <w:rFonts w:ascii="Times New Roman" w:eastAsia="KaiTi" w:hAnsi="Times New Roman" w:cs="Times New Roman" w:hint="eastAsia"/>
-          <w:noProof/>
-        </w:rPr>
-        <w:t xml:space="preserve"> </w:t>
-      </w:r>
-      <w:r>
-        <w:rPr>
-          <w:rFonts w:ascii="Times New Roman" w:eastAsia="KaiTi" w:hAnsi="Times New Roman" w:cs="Times New Roman"/>
-          <w:noProof/>
-        </w:rPr>
-        <w:t xml:space="preserve">-&gt; </w:t>
-      </w:r>
-      <w:r>
-        <w:rPr>
-          <w:rFonts w:ascii="Times New Roman" w:eastAsia="KaiTi" w:hAnsi="Times New Roman" w:cs="Times New Roman" w:hint="eastAsia"/>
-          <w:noProof/>
-        </w:rPr>
-        <w:t>二倍体</w:t>
-      </w:r>
-      <w:r>
-        <w:rPr>
-          <w:rFonts w:ascii="Times New Roman" w:eastAsia="KaiTi" w:hAnsi="Times New Roman" w:cs="Times New Roman" w:hint="eastAsia"/>
-          <w:noProof/>
-        </w:rPr>
-        <w:t>接</w:t>
-      </w:r>
-      <w:r>
-        <w:rPr>
-          <w:rFonts w:ascii="Times New Roman" w:eastAsia="KaiTi" w:hAnsi="Times New Roman" w:cs="Times New Roman" w:hint="eastAsia"/>
-          <w:noProof/>
-        </w:rPr>
-        <w:t>合子核（</w:t>
-      </w:r>
-      <w:r>
-        <w:rPr>
-          <w:rFonts w:ascii="Times New Roman" w:eastAsia="KaiTi" w:hAnsi="Times New Roman" w:cs="Times New Roman" w:hint="eastAsia"/>
-          <w:noProof/>
-        </w:rPr>
-        <w:t>2n</w:t>
-      </w:r>
-      <w:r>
-        <w:rPr>
-          <w:rFonts w:ascii="Times New Roman" w:eastAsia="KaiTi" w:hAnsi="Times New Roman" w:cs="Times New Roman" w:hint="eastAsia"/>
-          <w:noProof/>
-        </w:rPr>
-        <w:t>）</w:t>
-      </w:r>
-    </w:p>
-    <w:p>
-      <w:pPr>
-        <w:pStyle w:val="ListParagraph"/>
-        <w:numPr>
-          <w:ilvl w:val="0"/>
-          <w:numId w:val="33"/>
-        </w:numPr>
-        <w:spacing w:line="276" w:lineRule="auto"/>
-        <w:ind w:firstLineChars="0"/>
-        <w:jc w:val="left"/>
-        <w:rPr>
-          <w:rFonts w:ascii="Times New Roman" w:eastAsia="KaiTi" w:hAnsi="Times New Roman" w:cs="Times New Roman" w:hint="eastAsia"/>
-          <w:noProof/>
-        </w:rPr>
-      </w:pPr>
-      <w:r>
-        <w:rPr>
-          <w:rFonts w:ascii="Times New Roman" w:eastAsia="KaiTi" w:hAnsi="Times New Roman" w:cs="Times New Roman" w:hint="eastAsia"/>
-          <w:noProof/>
-        </w:rPr>
-        <w:t>减数分裂</w:t>
-      </w:r>
-      <w:r>
-        <w:rPr>
-          <w:rFonts w:ascii="Times New Roman" w:eastAsia="KaiTi" w:hAnsi="Times New Roman" w:cs="Times New Roman" w:hint="eastAsia"/>
-          <w:noProof/>
-        </w:rPr>
-        <w:t>：</w:t>
-      </w:r>
-      <w:r>
-        <w:rPr>
-          <w:rFonts w:ascii="Times New Roman" w:eastAsia="KaiTi" w:hAnsi="Times New Roman" w:cs="Times New Roman" w:hint="eastAsia"/>
-          <w:noProof/>
-          <w:lang w:val="en-US"/>
-        </w:rPr>
-        <w:t>二倍体</w:t>
-      </w:r>
-      <w:r>
-        <w:rPr>
-          <w:rFonts w:ascii="Times New Roman" w:eastAsia="KaiTi" w:hAnsi="Times New Roman" w:cs="Times New Roman" w:hint="eastAsia"/>
-          <w:noProof/>
-          <w:lang w:val="en-US"/>
-        </w:rPr>
-        <w:t>接</w:t>
-      </w:r>
-      <w:r>
-        <w:rPr>
-          <w:rFonts w:ascii="Times New Roman" w:eastAsia="KaiTi" w:hAnsi="Times New Roman" w:cs="Times New Roman" w:hint="eastAsia"/>
-          <w:noProof/>
-          <w:lang w:val="en-US"/>
-        </w:rPr>
-        <w:t>合子核</w:t>
-      </w:r>
-      <w:r>
-        <w:rPr>
-          <w:rFonts w:ascii="Times New Roman" w:eastAsia="KaiTi" w:hAnsi="Times New Roman" w:cs="Times New Roman" w:hint="eastAsia"/>
-          <w:noProof/>
-          <w:lang w:val="en-US"/>
-        </w:rPr>
-        <w:t>减数分裂一次</w:t>
-      </w:r>
-      <w:r>
-        <w:rPr>
-          <w:rFonts w:ascii="Times New Roman" w:eastAsia="KaiTi" w:hAnsi="Times New Roman" w:cs="Times New Roman" w:hint="eastAsia"/>
-          <w:noProof/>
-          <w:lang w:val="en-US"/>
-        </w:rPr>
-        <w:t>（</w:t>
-      </w:r>
-      <w:r>
-        <w:rPr>
-          <w:rFonts w:ascii="Times New Roman" w:eastAsia="KaiTi" w:hAnsi="Times New Roman" w:cs="Times New Roman" w:hint="eastAsia"/>
-          <w:noProof/>
-          <w:lang w:val="en-US"/>
-        </w:rPr>
-        <w:t>霉菌的性细胞核配后一般立即进行减数分裂</w:t>
-      </w:r>
-      <w:r>
-        <w:rPr>
-          <w:rFonts w:ascii="Times New Roman" w:eastAsia="KaiTi" w:hAnsi="Times New Roman" w:cs="Times New Roman" w:hint="eastAsia"/>
-          <w:noProof/>
-          <w:lang w:val="en-US"/>
-        </w:rPr>
-        <w:t>）</w:t>
-      </w:r>
-    </w:p>
-    <w:p>
-      <w:pPr>
-        <w:pStyle w:val="ListParagraph"/>
-        <w:numPr>
-          <w:ilvl w:val="0"/>
-          <w:numId w:val="24"/>
-        </w:numPr>
-        <w:spacing w:line="276" w:lineRule="auto"/>
-        <w:ind w:firstLineChars="0"/>
-        <w:jc w:val="left"/>
-        <w:rPr>
-          <w:rFonts w:ascii="Times New Roman" w:eastAsia="KaiTi" w:hAnsi="Times New Roman" w:cs="Times New Roman"/>
-          <w:noProof/>
-        </w:rPr>
-      </w:pPr>
-      <w:r>
-        <w:rPr>
-          <w:rFonts w:ascii="Times New Roman" w:eastAsia="KaiTi" w:hAnsi="Times New Roman" w:cs="Times New Roman" w:hint="eastAsia"/>
-          <w:noProof/>
-        </w:rPr>
-        <w:t>菌丝断片</w:t>
-      </w:r>
-    </w:p>
-    <w:p>
-      <w:pPr>
-        <w:pStyle w:val="ListParagraph"/>
-        <w:numPr>
-          <w:ilvl w:val="0"/>
-          <w:numId w:val="30"/>
-        </w:numPr>
-        <w:spacing w:line="276" w:lineRule="auto"/>
-        <w:ind w:firstLineChars="0"/>
-        <w:jc w:val="left"/>
-        <w:rPr>
-          <w:rFonts w:ascii="Times New Roman" w:eastAsia="KaiTi" w:hAnsi="Times New Roman" w:cs="Times New Roman"/>
-          <w:noProof/>
-        </w:rPr>
-      </w:pPr>
-      <w:r>
-        <w:rPr>
-          <w:rFonts w:ascii="Times New Roman" w:eastAsia="KaiTi" w:hAnsi="Times New Roman" w:cs="Times New Roman" w:hint="eastAsia"/>
-          <w:noProof/>
-        </w:rPr>
-        <w:t>孢子的特点</w:t>
-      </w:r>
-    </w:p>
-    <w:p>
-      <w:pPr>
-        <w:pStyle w:val="ListParagraph"/>
-        <w:numPr>
-          <w:ilvl w:val="0"/>
-          <w:numId w:val="24"/>
-        </w:numPr>
-        <w:spacing w:line="276" w:lineRule="auto"/>
-        <w:ind w:firstLineChars="0"/>
-        <w:jc w:val="left"/>
-        <w:rPr>
-          <w:rFonts w:ascii="Times New Roman" w:eastAsia="KaiTi" w:hAnsi="Times New Roman" w:cs="Times New Roman"/>
-          <w:noProof/>
-        </w:rPr>
-      </w:pPr>
-      <w:r>
-        <w:rPr>
-          <w:rFonts w:ascii="Times New Roman" w:eastAsia="KaiTi" w:hAnsi="Times New Roman" w:cs="Times New Roman" w:hint="eastAsia"/>
-          <w:noProof/>
-        </w:rPr>
-        <w:t>小、轻、干、多、形态色泽多样、休眠期长、抗逆性强</w:t>
-      </w:r>
-    </w:p>
-    <w:p>
-      <w:pPr>
-        <w:pStyle w:val="ListParagraph"/>
-        <w:numPr>
-          <w:ilvl w:val="0"/>
-          <w:numId w:val="36"/>
-        </w:numPr>
-        <w:spacing w:line="276" w:lineRule="auto"/>
-        <w:ind w:firstLineChars="0"/>
-        <w:jc w:val="left"/>
-        <w:rPr>
-          <w:rFonts w:ascii="Times New Roman" w:eastAsia="KaiTi" w:hAnsi="Times New Roman" w:cs="Times New Roman"/>
-          <w:noProof/>
-        </w:rPr>
-      </w:pPr>
-      <w:r>
-        <w:rPr>
-          <w:rFonts w:ascii="Times New Roman" w:eastAsia="KaiTi" w:hAnsi="Times New Roman" w:cs="Times New Roman" w:hint="eastAsia"/>
-          <w:noProof/>
-        </w:rPr>
-        <w:t>抗逆性较细菌芽</w:t>
-      </w:r>
-      <w:r>
-        <w:rPr>
-          <w:rFonts w:ascii="Times New Roman" w:eastAsia="KaiTi" w:hAnsi="Times New Roman" w:cs="Times New Roman" w:hint="eastAsia"/>
-          <w:noProof/>
-          <w:u w:val="single"/>
-        </w:rPr>
-        <w:t>胞</w:t>
-      </w:r>
-      <w:r>
-        <w:rPr>
-          <w:rFonts w:ascii="Times New Roman" w:eastAsia="KaiTi" w:hAnsi="Times New Roman" w:cs="Times New Roman" w:hint="eastAsia"/>
-          <w:noProof/>
-        </w:rPr>
-        <w:t>差，</w:t>
-      </w:r>
-      <w:r>
-        <w:rPr>
-          <w:rFonts w:ascii="Times New Roman" w:eastAsia="KaiTi" w:hAnsi="Times New Roman" w:cs="Times New Roman" w:hint="eastAsia"/>
-          <w:noProof/>
-        </w:rPr>
-        <w:t>60</w:t>
-      </w:r>
-      <w:r>
-        <w:rPr>
-          <w:rFonts w:ascii="Times New Roman" w:eastAsia="KaiTi" w:hAnsi="Times New Roman" w:cs="Times New Roman"/>
-          <w:noProof/>
-        </w:rPr>
-        <w:t xml:space="preserve"> – </w:t>
-      </w:r>
-      <w:r>
-        <w:rPr>
-          <w:rFonts w:ascii="Times New Roman" w:eastAsia="KaiTi" w:hAnsi="Times New Roman" w:cs="Times New Roman"/>
-          <w:noProof/>
-        </w:rPr>
-        <w:t>70</w:t>
-      </w:r>
-      <w:r>
-        <w:rPr>
-          <w:rFonts w:ascii="Times New Roman" w:eastAsia="KaiTi" w:hAnsi="Times New Roman" w:cs="Times New Roman"/>
-          <w:noProof/>
-        </w:rPr>
-        <w:t>℃</w:t>
-      </w:r>
-      <w:r>
-        <w:rPr>
-          <w:rFonts w:ascii="Times New Roman" w:eastAsia="KaiTi" w:hAnsi="Times New Roman" w:cs="Times New Roman" w:hint="eastAsia"/>
-          <w:noProof/>
-        </w:rPr>
-        <w:t>下易杀死</w:t>
-      </w:r>
-    </w:p>
-    <w:p>
-      <w:pPr>
-        <w:pStyle w:val="ListParagraph"/>
-        <w:numPr>
-          <w:ilvl w:val="0"/>
-          <w:numId w:val="36"/>
-        </w:numPr>
-        <w:spacing w:line="276" w:lineRule="auto"/>
-        <w:ind w:firstLineChars="0"/>
-        <w:jc w:val="left"/>
-        <w:rPr>
-          <w:rFonts w:ascii="Times New Roman" w:eastAsia="KaiTi" w:hAnsi="Times New Roman" w:cs="Times New Roman"/>
-          <w:noProof/>
-        </w:rPr>
-      </w:pPr>
-      <w:r>
-        <w:rPr>
-          <w:rFonts w:ascii="Times New Roman" w:eastAsia="KaiTi" w:hAnsi="Times New Roman" w:cs="Times New Roman" w:hint="eastAsia"/>
-          <w:noProof/>
-        </w:rPr>
-        <w:t>有助于传播、繁殖</w:t>
-      </w:r>
-    </w:p>
-    <w:p>
-      <w:pPr>
-        <w:pStyle w:val="ListParagraph"/>
-        <w:numPr>
-          <w:ilvl w:val="0"/>
-          <w:numId w:val="36"/>
-        </w:numPr>
-        <w:spacing w:line="276" w:lineRule="auto"/>
-        <w:ind w:firstLineChars="0"/>
-        <w:jc w:val="left"/>
-        <w:rPr>
-          <w:rFonts w:ascii="Times New Roman" w:eastAsia="KaiTi" w:hAnsi="Times New Roman" w:cs="Times New Roman" w:hint="eastAsia"/>
-          <w:noProof/>
-        </w:rPr>
-      </w:pPr>
-      <w:r>
-        <w:rPr>
-          <w:rFonts w:ascii="Times New Roman" w:eastAsia="KaiTi" w:hAnsi="Times New Roman" w:cs="Times New Roman" w:hint="eastAsia"/>
-          <w:noProof/>
-        </w:rPr>
-        <w:t>易于造成污染</w:t>
-      </w:r>
-    </w:p>
-    <w:p>
-      <w:pPr>
-        <w:pStyle w:val="ListParagraph"/>
-        <w:numPr>
-          <w:ilvl w:val="0"/>
-          <w:numId w:val="30"/>
-        </w:numPr>
-        <w:spacing w:line="276" w:lineRule="auto"/>
-        <w:ind w:firstLineChars="0"/>
-        <w:jc w:val="left"/>
-        <w:rPr>
-          <w:rFonts w:ascii="Times New Roman" w:eastAsia="KaiTi" w:hAnsi="Times New Roman" w:cs="Times New Roman"/>
-          <w:noProof/>
-        </w:rPr>
-      </w:pPr>
-      <w:r>
-        <w:rPr>
-          <w:rFonts w:ascii="Times New Roman" w:eastAsia="KaiTi" w:hAnsi="Times New Roman" w:cs="Times New Roman" w:hint="eastAsia"/>
-          <w:noProof/>
-        </w:rPr>
-        <w:t>生活史</w:t>
-      </w:r>
-    </w:p>
-    <w:p>
-      <w:pPr>
-        <w:pStyle w:val="ListParagraph"/>
-        <w:numPr>
-          <w:ilvl w:val="0"/>
-          <w:numId w:val="34"/>
-        </w:numPr>
-        <w:spacing w:line="276" w:lineRule="auto"/>
-        <w:ind w:firstLineChars="0"/>
-        <w:jc w:val="left"/>
-        <w:rPr>
-          <w:rFonts w:ascii="Times New Roman" w:eastAsia="KaiTi" w:hAnsi="Times New Roman" w:cs="Times New Roman"/>
-          <w:noProof/>
-        </w:rPr>
-      </w:pPr>
-      <w:r>
-        <w:rPr>
-          <w:rFonts w:ascii="Times New Roman" w:eastAsia="KaiTi" w:hAnsi="Times New Roman" w:cs="Times New Roman" w:hint="eastAsia"/>
-          <w:noProof/>
-        </w:rPr>
-        <w:t>无性繁殖阶段</w:t>
-      </w:r>
-    </w:p>
-    <w:p>
-      <w:pPr>
-        <w:pStyle w:val="ListParagraph"/>
-        <w:numPr>
-          <w:ilvl w:val="0"/>
-          <w:numId w:val="35"/>
-        </w:numPr>
-        <w:spacing w:line="276" w:lineRule="auto"/>
-        <w:ind w:firstLineChars="0"/>
-        <w:jc w:val="left"/>
-        <w:rPr>
-          <w:rFonts w:ascii="Times New Roman" w:eastAsia="KaiTi" w:hAnsi="Times New Roman" w:cs="Times New Roman" w:hint="eastAsia"/>
-          <w:noProof/>
-        </w:rPr>
-      </w:pPr>
-      <w:r>
-        <w:rPr>
-          <w:rFonts w:ascii="Times New Roman" w:eastAsia="KaiTi" w:hAnsi="Times New Roman" w:cs="Times New Roman" w:hint="eastAsia"/>
-          <w:noProof/>
-        </w:rPr>
-        <w:t>菌丝体在适宜条件下产生无性孢子，无性孢子萌发形成新的菌丝体</w:t>
-      </w:r>
-    </w:p>
-    <w:p>
-      <w:pPr>
-        <w:pStyle w:val="ListParagraph"/>
-        <w:numPr>
-          <w:ilvl w:val="0"/>
-          <w:numId w:val="34"/>
-        </w:numPr>
-        <w:spacing w:line="276" w:lineRule="auto"/>
-        <w:ind w:firstLineChars="0"/>
-        <w:jc w:val="left"/>
-        <w:rPr>
-          <w:rFonts w:ascii="Times New Roman" w:eastAsia="KaiTi" w:hAnsi="Times New Roman" w:cs="Times New Roman"/>
-          <w:noProof/>
-        </w:rPr>
-      </w:pPr>
-      <w:r>
-        <w:rPr>
-          <w:rFonts w:ascii="Times New Roman" w:eastAsia="KaiTi" w:hAnsi="Times New Roman" w:cs="Times New Roman" w:hint="eastAsia"/>
-          <w:noProof/>
-        </w:rPr>
-        <w:t>有性繁殖阶段</w:t>
-      </w:r>
-    </w:p>
-    <w:p>
-      <w:pPr>
-        <w:pStyle w:val="ListParagraph"/>
-        <w:numPr>
-          <w:ilvl w:val="0"/>
-          <w:numId w:val="35"/>
-        </w:numPr>
-        <w:spacing w:line="276" w:lineRule="auto"/>
-        <w:ind w:firstLineChars="0"/>
-        <w:jc w:val="left"/>
-        <w:rPr>
-          <w:rFonts w:ascii="Times New Roman" w:eastAsia="KaiTi" w:hAnsi="Times New Roman" w:cs="Times New Roman"/>
-          <w:noProof/>
-        </w:rPr>
-      </w:pPr>
-      <w:r>
-        <w:rPr>
-          <w:rFonts w:ascii="Times New Roman" w:eastAsia="KaiTi" w:hAnsi="Times New Roman" w:cs="Times New Roman" w:hint="eastAsia"/>
-          <w:noProof/>
-        </w:rPr>
-        <w:t>发育后期在一定条件下菌丝体上分化出特殊性器官</w:t>
-      </w:r>
-      <w:r>
-        <w:rPr>
-          <w:rFonts w:ascii="Times New Roman" w:eastAsia="KaiTi" w:hAnsi="Times New Roman" w:cs="Times New Roman" w:hint="eastAsia"/>
-          <w:noProof/>
-        </w:rPr>
-        <w:t>（</w:t>
-      </w:r>
-      <w:r>
-        <w:rPr>
-          <w:rFonts w:ascii="Times New Roman" w:eastAsia="KaiTi" w:hAnsi="Times New Roman" w:cs="Times New Roman" w:hint="eastAsia"/>
-          <w:noProof/>
-        </w:rPr>
-        <w:t>细胞</w:t>
-      </w:r>
-      <w:r>
-        <w:rPr>
-          <w:rFonts w:ascii="Times New Roman" w:eastAsia="KaiTi" w:hAnsi="Times New Roman" w:cs="Times New Roman" w:hint="eastAsia"/>
-          <w:noProof/>
-        </w:rPr>
-        <w:t>）</w:t>
-      </w:r>
-      <w:r>
-        <w:rPr>
-          <w:rFonts w:ascii="Times New Roman" w:eastAsia="KaiTi" w:hAnsi="Times New Roman" w:cs="Times New Roman" w:hint="eastAsia"/>
-          <w:noProof/>
-        </w:rPr>
-        <w:t>，质配、核配、减数分裂后形成单倍体孢子，再萌发形成新的菌丝体</w:t>
-      </w:r>
-    </w:p>
-    <w:p>
-      <w:pPr>
-        <w:pStyle w:val="ListParagraph"/>
-        <w:numPr>
-          <w:ilvl w:val="0"/>
-          <w:numId w:val="34"/>
-        </w:numPr>
-        <w:spacing w:line="276" w:lineRule="auto"/>
-        <w:ind w:firstLineChars="0"/>
-        <w:jc w:val="left"/>
-        <w:rPr>
-          <w:rFonts w:ascii="Times New Roman" w:eastAsia="KaiTi" w:hAnsi="Times New Roman" w:cs="Times New Roman" w:hint="eastAsia"/>
-          <w:noProof/>
-        </w:rPr>
-      </w:pPr>
-      <w:r>
-        <w:rPr>
-          <w:rFonts w:ascii="Times New Roman" w:eastAsia="KaiTi" w:hAnsi="Times New Roman" w:cs="Times New Roman" w:hint="eastAsia"/>
-          <w:noProof/>
-        </w:rPr>
-        <w:t>半知菌：未发现有性繁殖阶段</w:t>
-      </w:r>
-    </w:p>
-    <w:p>
-      <w:pPr>
-        <w:pStyle w:val="ListParagraph"/>
-        <w:numPr>
-          <w:ilvl w:val="0"/>
-          <w:numId w:val="17"/>
-        </w:numPr>
-        <w:spacing w:line="276" w:lineRule="auto"/>
-        <w:ind w:firstLineChars="0"/>
-        <w:jc w:val="left"/>
-        <w:rPr>
-          <w:rFonts w:ascii="Times New Roman" w:eastAsia="KaiTi" w:hAnsi="Times New Roman" w:cs="Times New Roman"/>
-          <w:noProof/>
-        </w:rPr>
-      </w:pPr>
-      <w:r>
-        <w:rPr>
-          <w:rFonts w:ascii="Times New Roman" w:eastAsia="KaiTi" w:hAnsi="Times New Roman" w:cs="Times New Roman" w:hint="eastAsia"/>
-          <w:noProof/>
-        </w:rPr>
-        <w:t>酵母菌</w:t>
-      </w:r>
-    </w:p>
-    <w:p>
-      <w:pPr>
-        <w:pStyle w:val="ListParagraph"/>
-        <w:numPr>
-          <w:ilvl w:val="0"/>
-          <w:numId w:val="30"/>
-        </w:numPr>
-        <w:spacing w:line="276" w:lineRule="auto"/>
-        <w:ind w:firstLineChars="0"/>
-        <w:jc w:val="left"/>
-        <w:rPr>
-          <w:rFonts w:ascii="Times New Roman" w:eastAsia="KaiTi" w:hAnsi="Times New Roman" w:cs="Times New Roman"/>
-          <w:noProof/>
-        </w:rPr>
-      </w:pPr>
-      <w:r>
-        <w:rPr>
-          <w:rFonts w:ascii="Times New Roman" w:eastAsia="KaiTi" w:hAnsi="Times New Roman" w:cs="Times New Roman" w:hint="eastAsia"/>
-          <w:noProof/>
-        </w:rPr>
-        <w:t>基本概念及特点</w:t>
-      </w:r>
-    </w:p>
-    <w:p>
-      <w:pPr>
-        <w:pStyle w:val="ListParagraph"/>
-        <w:numPr>
-          <w:ilvl w:val="0"/>
-          <w:numId w:val="34"/>
-        </w:numPr>
-        <w:spacing w:line="276" w:lineRule="auto"/>
-        <w:ind w:firstLineChars="0"/>
-        <w:jc w:val="left"/>
-        <w:rPr>
-          <w:rFonts w:ascii="Times New Roman" w:eastAsia="KaiTi" w:hAnsi="Times New Roman" w:cs="Times New Roman"/>
-          <w:noProof/>
-        </w:rPr>
-      </w:pPr>
-      <w:r>
-        <w:rPr>
-          <w:rFonts w:ascii="Times New Roman" w:eastAsia="KaiTi" w:hAnsi="Times New Roman" w:cs="Times New Roman" w:hint="eastAsia"/>
-          <w:noProof/>
-        </w:rPr>
-        <w:t>无分类学意义的名称</w:t>
-      </w:r>
-    </w:p>
-    <w:p>
-      <w:pPr>
-        <w:pStyle w:val="ListParagraph"/>
-        <w:numPr>
-          <w:ilvl w:val="0"/>
-          <w:numId w:val="34"/>
-        </w:numPr>
-        <w:spacing w:line="276" w:lineRule="auto"/>
-        <w:ind w:firstLineChars="0"/>
-        <w:jc w:val="left"/>
-        <w:rPr>
-          <w:rFonts w:ascii="Times New Roman" w:eastAsia="KaiTi" w:hAnsi="Times New Roman" w:cs="Times New Roman"/>
-          <w:noProof/>
-        </w:rPr>
-      </w:pPr>
-      <w:r>
-        <w:rPr>
-          <w:rFonts w:ascii="Times New Roman" w:eastAsia="KaiTi" w:hAnsi="Times New Roman" w:cs="Times New Roman" w:hint="eastAsia"/>
-          <w:noProof/>
-        </w:rPr>
-        <w:t>通常用于以</w:t>
-      </w:r>
-      <w:r>
-        <w:rPr>
-          <w:rFonts w:ascii="Times New Roman" w:eastAsia="KaiTi" w:hAnsi="Times New Roman" w:cs="Times New Roman" w:hint="eastAsia"/>
-          <w:noProof/>
-        </w:rPr>
-        <w:t>芽殖或裂殖来进行无性繁殖</w:t>
-      </w:r>
-      <w:r>
-        <w:rPr>
-          <w:rFonts w:ascii="Times New Roman" w:eastAsia="KaiTi" w:hAnsi="Times New Roman" w:cs="Times New Roman" w:hint="eastAsia"/>
-          <w:noProof/>
-        </w:rPr>
-        <w:t>的</w:t>
-      </w:r>
-      <w:r>
-        <w:rPr>
-          <w:rFonts w:ascii="Times New Roman" w:eastAsia="KaiTi" w:hAnsi="Times New Roman" w:cs="Times New Roman" w:hint="eastAsia"/>
-          <w:noProof/>
-        </w:rPr>
-        <w:t>单细胞真菌</w:t>
-      </w:r>
-    </w:p>
-    <w:p>
-      <w:pPr>
-        <w:pStyle w:val="ListParagraph"/>
-        <w:numPr>
-          <w:ilvl w:val="0"/>
-          <w:numId w:val="35"/>
-        </w:numPr>
-        <w:spacing w:line="276" w:lineRule="auto"/>
-        <w:ind w:firstLineChars="0"/>
-        <w:jc w:val="left"/>
-        <w:rPr>
-          <w:rFonts w:ascii="Times New Roman" w:eastAsia="KaiTi" w:hAnsi="Times New Roman" w:cs="Times New Roman" w:hint="eastAsia"/>
-          <w:noProof/>
-        </w:rPr>
-      </w:pPr>
-      <w:r>
-        <w:rPr>
-          <w:rFonts w:ascii="Times New Roman" w:eastAsia="KaiTi" w:hAnsi="Times New Roman" w:cs="Times New Roman" w:hint="eastAsia"/>
-          <w:noProof/>
-        </w:rPr>
-        <w:lastRenderedPageBreak/>
-        <w:t>有些可产生子囊孢子有性繁殖</w:t>
-      </w:r>
-    </w:p>
-    <w:p>
-      <w:pPr>
-        <w:pStyle w:val="ListParagraph"/>
-        <w:numPr>
-          <w:ilvl w:val="0"/>
-          <w:numId w:val="30"/>
-        </w:numPr>
-        <w:spacing w:line="276" w:lineRule="auto"/>
-        <w:ind w:firstLineChars="0"/>
-        <w:jc w:val="left"/>
-        <w:rPr>
-          <w:rFonts w:ascii="Times New Roman" w:eastAsia="KaiTi" w:hAnsi="Times New Roman" w:cs="Times New Roman"/>
-          <w:noProof/>
-        </w:rPr>
-      </w:pPr>
-      <w:r>
-        <w:rPr>
-          <w:rFonts w:ascii="Times New Roman" w:eastAsia="KaiTi" w:hAnsi="Times New Roman" w:cs="Times New Roman" w:hint="eastAsia"/>
-          <w:noProof/>
-        </w:rPr>
-        <w:t>分布及与人类的关系</w:t>
-      </w:r>
-    </w:p>
-    <w:p>
-      <w:pPr>
-        <w:pStyle w:val="ListParagraph"/>
-        <w:numPr>
-          <w:ilvl w:val="0"/>
-          <w:numId w:val="37"/>
-        </w:numPr>
-        <w:spacing w:line="276" w:lineRule="auto"/>
-        <w:ind w:firstLineChars="0"/>
-        <w:jc w:val="left"/>
-        <w:rPr>
-          <w:rFonts w:ascii="Times New Roman" w:eastAsia="KaiTi" w:hAnsi="Times New Roman" w:cs="Times New Roman"/>
-          <w:noProof/>
-        </w:rPr>
-      </w:pPr>
-      <w:r>
-        <w:rPr>
-          <w:rFonts w:ascii="Times New Roman" w:eastAsia="KaiTi" w:hAnsi="Times New Roman" w:cs="Times New Roman" w:hint="eastAsia"/>
-          <w:noProof/>
-        </w:rPr>
-        <w:t>多分布在含糖的偏酸性环境，也称为“糖菌”</w:t>
-      </w:r>
-    </w:p>
-    <w:p>
-      <w:pPr>
-        <w:pStyle w:val="ListParagraph"/>
-        <w:numPr>
-          <w:ilvl w:val="0"/>
-          <w:numId w:val="37"/>
-        </w:numPr>
-        <w:spacing w:line="276" w:lineRule="auto"/>
-        <w:ind w:firstLineChars="0"/>
-        <w:jc w:val="left"/>
-        <w:rPr>
-          <w:rFonts w:ascii="Times New Roman" w:eastAsia="KaiTi" w:hAnsi="Times New Roman" w:cs="Times New Roman"/>
-          <w:noProof/>
-        </w:rPr>
-      </w:pPr>
-      <w:r>
-        <w:rPr>
-          <w:rFonts w:ascii="Times New Roman" w:eastAsia="KaiTi" w:hAnsi="Times New Roman" w:cs="Times New Roman" w:hint="eastAsia"/>
-          <w:noProof/>
-        </w:rPr>
-        <w:t>重要的微生物资源</w:t>
-      </w:r>
-      <w:r>
-        <w:rPr>
-          <w:rFonts w:ascii="Times New Roman" w:eastAsia="KaiTi" w:hAnsi="Times New Roman" w:cs="Times New Roman" w:hint="eastAsia"/>
-          <w:noProof/>
-        </w:rPr>
-        <w:t>（第一种家养微生物）</w:t>
-      </w:r>
-    </w:p>
-    <w:p>
-      <w:pPr>
-        <w:pStyle w:val="ListParagraph"/>
-        <w:numPr>
-          <w:ilvl w:val="0"/>
-          <w:numId w:val="37"/>
-        </w:numPr>
-        <w:spacing w:line="276" w:lineRule="auto"/>
-        <w:ind w:firstLineChars="0"/>
-        <w:jc w:val="left"/>
-        <w:rPr>
-          <w:rFonts w:ascii="Times New Roman" w:eastAsia="KaiTi" w:hAnsi="Times New Roman" w:cs="Times New Roman"/>
-          <w:noProof/>
-        </w:rPr>
-      </w:pPr>
-      <w:r>
-        <w:rPr>
-          <w:rFonts w:ascii="Times New Roman" w:eastAsia="KaiTi" w:hAnsi="Times New Roman" w:cs="Times New Roman" w:hint="eastAsia"/>
-          <w:noProof/>
-        </w:rPr>
-        <w:t>重要的科研模式微生物</w:t>
-      </w:r>
-    </w:p>
-    <w:p>
-      <w:pPr>
-        <w:pStyle w:val="ListParagraph"/>
-        <w:numPr>
-          <w:ilvl w:val="0"/>
-          <w:numId w:val="37"/>
-        </w:numPr>
-        <w:spacing w:line="276" w:lineRule="auto"/>
-        <w:ind w:firstLineChars="0"/>
-        <w:jc w:val="left"/>
-        <w:rPr>
-          <w:rFonts w:ascii="Times New Roman" w:eastAsia="KaiTi" w:hAnsi="Times New Roman" w:cs="Times New Roman"/>
-          <w:noProof/>
-        </w:rPr>
-      </w:pPr>
-      <w:r>
-        <w:rPr>
-          <w:rFonts w:ascii="Times New Roman" w:eastAsia="KaiTi" w:hAnsi="Times New Roman" w:cs="Times New Roman" w:hint="eastAsia"/>
-          <w:noProof/>
-        </w:rPr>
-        <w:t>有些具有危害性</w:t>
-      </w:r>
-      <w:r>
-        <w:rPr>
-          <w:rFonts w:ascii="Times New Roman" w:eastAsia="KaiTi" w:hAnsi="Times New Roman" w:cs="Times New Roman" w:hint="eastAsia"/>
-          <w:noProof/>
-        </w:rPr>
-        <w:t>（念珠菌）</w:t>
-      </w:r>
-    </w:p>
-    <w:p>
-      <w:pPr>
-        <w:pStyle w:val="ListParagraph"/>
-        <w:numPr>
-          <w:ilvl w:val="0"/>
-          <w:numId w:val="30"/>
-        </w:numPr>
-        <w:spacing w:line="276" w:lineRule="auto"/>
-        <w:ind w:firstLineChars="0"/>
-        <w:jc w:val="left"/>
-        <w:rPr>
-          <w:rFonts w:ascii="Times New Roman" w:eastAsia="KaiTi" w:hAnsi="Times New Roman" w:cs="Times New Roman"/>
-          <w:noProof/>
-        </w:rPr>
-      </w:pPr>
-      <w:r>
-        <w:rPr>
-          <w:rFonts w:ascii="Times New Roman" w:eastAsia="KaiTi" w:hAnsi="Times New Roman" w:cs="Times New Roman" w:hint="eastAsia"/>
-          <w:noProof/>
-        </w:rPr>
-        <w:t>形态结构</w:t>
-      </w:r>
-    </w:p>
-    <w:p>
-      <w:pPr>
-        <w:pStyle w:val="ListParagraph"/>
-        <w:numPr>
-          <w:ilvl w:val="0"/>
-          <w:numId w:val="38"/>
-        </w:numPr>
-        <w:spacing w:line="276" w:lineRule="auto"/>
-        <w:ind w:firstLineChars="0"/>
-        <w:jc w:val="left"/>
-        <w:rPr>
-          <w:rFonts w:ascii="Times New Roman" w:eastAsia="KaiTi" w:hAnsi="Times New Roman" w:cs="Times New Roman"/>
-          <w:noProof/>
-        </w:rPr>
-      </w:pPr>
-      <w:r>
-        <w:rPr>
-          <w:rFonts w:ascii="Times New Roman" w:eastAsia="KaiTi" w:hAnsi="Times New Roman" w:cs="Times New Roman" w:hint="eastAsia"/>
-          <w:noProof/>
-        </w:rPr>
-        <w:t>假菌丝、酵母态、真菌丝</w:t>
-      </w:r>
-    </w:p>
-    <w:p>
-      <w:pPr>
-        <w:spacing w:line="276" w:lineRule="auto"/>
-        <w:jc w:val="center"/>
-        <w:rPr>
-          <w:rFonts w:ascii="Times New Roman" w:eastAsia="KaiTi" w:hAnsi="Times New Roman" w:cs="Times New Roman"/>
-          <w:noProof/>
-        </w:rPr>
-      </w:pPr>
-      <w:r>
-        <w:rPr>
-          <w:rFonts w:ascii="Times New Roman" w:eastAsia="KaiTi" w:hAnsi="Times New Roman" w:cs="Times New Roman"/>
-          <w:noProof/>
-        </w:rPr>
-        <w:drawing>
-          <wp:inline distT="0" distB="0" distL="0" distR="0" wp14:anchorId="2D78431F" wp14:editId="7746C5AF">
-            <wp:extent cx="2154621" cy="1262552"/>
-            <wp:effectExtent l="0" t="0" r="4445" b="0"/>
-            <wp:docPr id="7" name="Picture 7"/>
-            <wp:cNvGraphicFramePr>
-              <a:graphicFrameLocks xmlns:a="http://schemas.openxmlformats.org/drawingml/2006/main" noChangeAspect="1"/>
-            </wp:cNvGraphicFramePr>
-            <a:graphic xmlns:a="http://schemas.openxmlformats.org/drawingml/2006/main">
-              <a:graphicData uri="http://schemas.openxmlformats.org/drawingml/2006/picture">
-                <pic:pic xmlns:pic="http://schemas.openxmlformats.org/drawingml/2006/picture">
-                  <pic:nvPicPr>
-                    <pic:cNvPr id="1" name=""/>
-                    <pic:cNvPicPr/>
-                  </pic:nvPicPr>
-                  <pic:blipFill>
-                    <a:blip r:embed="rId11"/>
-                    <a:stretch>
-                      <a:fillRect/>
-                    </a:stretch>
-                  </pic:blipFill>
-                  <pic:spPr>
-                    <a:xfrm>
-                      <a:off x="0" y="0"/>
-                      <a:ext cx="2195449" cy="1286476"/>
-                    </a:xfrm>
-                    <a:prstGeom prst="rect">
-                      <a:avLst/>
-                    </a:prstGeom>
-                  </pic:spPr>
-                </pic:pic>
-              </a:graphicData>
-            </a:graphic>
-          </wp:inline>
-        </w:drawing>
-      </w:r>
-    </w:p>
-    <w:p>
-      <w:pPr>
-        <w:pStyle w:val="ListParagraph"/>
-        <w:numPr>
-          <w:ilvl w:val="0"/>
-          <w:numId w:val="30"/>
-        </w:numPr>
-        <w:spacing w:line="276" w:lineRule="auto"/>
-        <w:ind w:firstLineChars="0"/>
-        <w:jc w:val="left"/>
-        <w:rPr>
-          <w:rFonts w:ascii="Times New Roman" w:eastAsia="KaiTi" w:hAnsi="Times New Roman" w:cs="Times New Roman"/>
-          <w:noProof/>
-        </w:rPr>
-      </w:pPr>
-      <w:r>
-        <w:rPr>
-          <w:rFonts w:ascii="Times New Roman" w:eastAsia="KaiTi" w:hAnsi="Times New Roman" w:cs="Times New Roman" w:hint="eastAsia"/>
-          <w:noProof/>
-        </w:rPr>
-        <w:t>菌落特征</w:t>
-      </w:r>
-    </w:p>
-    <w:p>
-      <w:pPr>
-        <w:pStyle w:val="ListParagraph"/>
-        <w:numPr>
-          <w:ilvl w:val="0"/>
-          <w:numId w:val="38"/>
-        </w:numPr>
-        <w:spacing w:line="276" w:lineRule="auto"/>
-        <w:ind w:firstLineChars="0"/>
-        <w:jc w:val="left"/>
-        <w:rPr>
-          <w:rFonts w:ascii="Times New Roman" w:eastAsia="KaiTi" w:hAnsi="Times New Roman" w:cs="Times New Roman"/>
-          <w:noProof/>
-        </w:rPr>
-      </w:pPr>
-      <w:r>
-        <w:rPr>
-          <w:rFonts w:ascii="Times New Roman" w:eastAsia="KaiTi" w:hAnsi="Times New Roman" w:cs="Times New Roman" w:hint="eastAsia"/>
-          <w:noProof/>
-        </w:rPr>
-        <w:t>与</w:t>
-      </w:r>
-      <w:r>
-        <w:rPr>
-          <w:rFonts w:ascii="Times New Roman" w:eastAsia="KaiTi" w:hAnsi="Times New Roman" w:cs="Times New Roman" w:hint="eastAsia"/>
-          <w:noProof/>
-        </w:rPr>
-        <w:t>细菌菌落类似</w:t>
-      </w:r>
-      <w:r>
-        <w:rPr>
-          <w:rFonts w:ascii="Times New Roman" w:eastAsia="KaiTi" w:hAnsi="Times New Roman" w:cs="Times New Roman" w:hint="eastAsia"/>
-          <w:noProof/>
-        </w:rPr>
-        <w:t>（更大更厚）</w:t>
-      </w:r>
-    </w:p>
-    <w:p>
-      <w:pPr>
-        <w:pStyle w:val="ListParagraph"/>
-        <w:numPr>
-          <w:ilvl w:val="0"/>
-          <w:numId w:val="38"/>
-        </w:numPr>
-        <w:spacing w:line="276" w:lineRule="auto"/>
-        <w:ind w:firstLineChars="0"/>
-        <w:jc w:val="left"/>
-        <w:rPr>
-          <w:rFonts w:ascii="Times New Roman" w:eastAsia="KaiTi" w:hAnsi="Times New Roman" w:cs="Times New Roman"/>
-          <w:noProof/>
-        </w:rPr>
-      </w:pPr>
-      <w:r>
-        <w:rPr>
-          <w:rFonts w:ascii="Times New Roman" w:eastAsia="KaiTi" w:hAnsi="Times New Roman" w:cs="Times New Roman" w:hint="eastAsia"/>
-          <w:noProof/>
-        </w:rPr>
-        <w:t>表面湿润粘稠，易被挑起</w:t>
-      </w:r>
-    </w:p>
-    <w:p>
-      <w:pPr>
-        <w:pStyle w:val="ListParagraph"/>
-        <w:numPr>
-          <w:ilvl w:val="0"/>
-          <w:numId w:val="38"/>
-        </w:numPr>
-        <w:spacing w:line="276" w:lineRule="auto"/>
-        <w:ind w:firstLineChars="0"/>
-        <w:jc w:val="left"/>
-        <w:rPr>
-          <w:rFonts w:ascii="Times New Roman" w:eastAsia="KaiTi" w:hAnsi="Times New Roman" w:cs="Times New Roman"/>
-          <w:noProof/>
-        </w:rPr>
-      </w:pPr>
-      <w:r>
-        <w:rPr>
-          <w:rFonts w:ascii="Times New Roman" w:eastAsia="KaiTi" w:hAnsi="Times New Roman" w:cs="Times New Roman" w:hint="eastAsia"/>
-          <w:noProof/>
-        </w:rPr>
-        <w:t>多乳白色，少数红色</w:t>
-      </w:r>
-    </w:p>
-    <w:p>
-      <w:pPr>
-        <w:pStyle w:val="ListParagraph"/>
-        <w:numPr>
-          <w:ilvl w:val="0"/>
-          <w:numId w:val="30"/>
-        </w:numPr>
-        <w:spacing w:line="276" w:lineRule="auto"/>
-        <w:ind w:firstLineChars="0"/>
-        <w:jc w:val="left"/>
-        <w:rPr>
-          <w:rFonts w:ascii="Times New Roman" w:eastAsia="KaiTi" w:hAnsi="Times New Roman" w:cs="Times New Roman"/>
           <w:noProof/>
         </w:rPr>
       </w:pPr>
@@ -3071,7 +404,30 @@
         <w:pStyle w:val="ListParagraph"/>
         <w:numPr>
           <w:ilvl w:val="0"/>
-          <w:numId w:val="39"/>
+          <w:numId w:val="30"/>
+        </w:numPr>
+        <w:spacing w:line="276" w:lineRule="auto"/>
+        <w:ind w:firstLineChars="0"/>
+        <w:jc w:val="left"/>
+        <w:rPr>
+          <w:rFonts w:ascii="Times New Roman" w:eastAsia="KaiTi" w:hAnsi="Times New Roman" w:cs="Times New Roman" w:hint="eastAsia"/>
+          <w:noProof/>
+        </w:rPr>
+      </w:pPr>
+      <w:r>
+        <w:rPr>
+          <w:rFonts w:ascii="Times New Roman" w:eastAsia="KaiTi" w:hAnsi="Times New Roman" w:cs="Times New Roman" w:hint="eastAsia"/>
+          <w:noProof/>
+        </w:rPr>
+        <w:t>孢子的特点</w:t>
+      </w:r>
+    </w:p>
+    <w:p>
+      <w:pPr>
+        <w:pStyle w:val="ListParagraph"/>
+        <w:numPr>
+          <w:ilvl w:val="0"/>
+          <w:numId w:val="17"/>
         </w:numPr>
         <w:spacing w:line="276" w:lineRule="auto"/>
         <w:ind w:firstLineChars="0"/>
@@ -3086,7 +442,7 @@
           <w:rFonts w:ascii="Times New Roman" w:eastAsia="KaiTi" w:hAnsi="Times New Roman" w:cs="Times New Roman" w:hint="eastAsia"/>
           <w:noProof/>
         </w:rPr>
-        <w:t>无性繁殖</w:t>
+        <w:t>酵母菌</w:t>
       </w:r>
     </w:p>
     <w:p>
@@ -3094,37 +450,7 @@
         <w:pStyle w:val="ListParagraph"/>
         <w:numPr>
           <w:ilvl w:val="0"/>
-          <w:numId w:val="35"/>
-        </w:numPr>
-        <w:spacing w:line="276" w:lineRule="auto"/>
-        <w:ind w:firstLineChars="0"/>
-        <w:jc w:val="left"/>
-        <w:rPr>
-          <w:rFonts w:ascii="Times New Roman" w:eastAsia="KaiTi" w:hAnsi="Times New Roman" w:cs="Times New Roman"/>
-          <w:noProof/>
-        </w:rPr>
-      </w:pPr>
-      <w:r>
-        <w:rPr>
-          <w:rFonts w:ascii="Times New Roman" w:eastAsia="KaiTi" w:hAnsi="Times New Roman" w:cs="Times New Roman" w:hint="eastAsia"/>
-          <w:noProof/>
-        </w:rPr>
-        <w:t>芽殖：主要无性繁殖方式，</w:t>
-      </w:r>
-      <w:r>
-        <w:rPr>
-          <w:rFonts w:ascii="Times New Roman" w:eastAsia="KaiTi" w:hAnsi="Times New Roman" w:cs="Times New Roman" w:hint="eastAsia"/>
-          <w:noProof/>
-        </w:rPr>
-        <w:t>出芽生殖</w:t>
-      </w:r>
-    </w:p>
-    <w:p>
-      <w:pPr>
-        <w:pStyle w:val="ListParagraph"/>
-        <w:numPr>
-          <w:ilvl w:val="0"/>
-          <w:numId w:val="35"/>
+          <w:numId w:val="30"/>
         </w:numPr>
         <w:spacing w:line="276" w:lineRule="auto"/>
         <w:ind w:firstLineChars="0"/>
@@ -3139,293 +465,60 @@
           <w:rFonts w:ascii="Times New Roman" w:eastAsia="KaiTi" w:hAnsi="Times New Roman" w:cs="Times New Roman" w:hint="eastAsia"/>
           <w:noProof/>
         </w:rPr>
-        <w:t>裂殖</w:t>
+        <w:t>简介</w:t>
+      </w:r>
+    </w:p>
+    <w:p>
+      <w:pPr>
+        <w:pStyle w:val="ListParagraph"/>
+        <w:numPr>
+          <w:ilvl w:val="0"/>
+          <w:numId w:val="30"/>
+        </w:numPr>
+        <w:spacing w:line="276" w:lineRule="auto"/>
+        <w:ind w:firstLineChars="0"/>
+        <w:jc w:val="left"/>
+        <w:rPr>
+          <w:rFonts w:ascii="Times New Roman" w:eastAsia="KaiTi" w:hAnsi="Times New Roman" w:cs="Times New Roman" w:hint="eastAsia"/>
+          <w:noProof/>
+        </w:rPr>
+      </w:pPr>
+      <w:r>
+        <w:rPr>
+          <w:rFonts w:ascii="Times New Roman" w:eastAsia="KaiTi" w:hAnsi="Times New Roman" w:cs="Times New Roman" w:hint="eastAsia"/>
+          <w:noProof/>
+        </w:rPr>
+        <w:t>分布及与人类的关系</w:t>
+      </w:r>
+    </w:p>
+    <w:p>
+      <w:pPr>
+        <w:pStyle w:val="ListParagraph"/>
+        <w:numPr>
+          <w:ilvl w:val="0"/>
+          <w:numId w:val="30"/>
+        </w:numPr>
+        <w:spacing w:line="276" w:lineRule="auto"/>
+        <w:ind w:firstLineChars="0"/>
+        <w:jc w:val="left"/>
+        <w:rPr>
+          <w:rFonts w:ascii="Times New Roman" w:eastAsia="KaiTi" w:hAnsi="Times New Roman" w:cs="Times New Roman" w:hint="eastAsia"/>
+          <w:noProof/>
+        </w:rPr>
+      </w:pPr>
+      <w:r>
+        <w:rPr>
+          <w:rFonts w:ascii="Times New Roman" w:eastAsia="KaiTi" w:hAnsi="Times New Roman" w:cs="Times New Roman" w:hint="eastAsia"/>
+          <w:noProof/>
+        </w:rPr>
+        <w:t>细胞</w:t>
       </w:r>
       <w:r>
         <w:rPr>
           <w:rFonts w:ascii="Times New Roman" w:eastAsia="KaiTi" w:hAnsi="Times New Roman" w:cs="Times New Roman" w:hint="eastAsia"/>
           <w:noProof/>
         </w:rPr>
-        <w:t>：少数酵母菌（如裂殖酵母），类似细菌的二分裂</w:t>
-      </w:r>
-    </w:p>
-    <w:p>
-      <w:pPr>
-        <w:pStyle w:val="ListParagraph"/>
-        <w:numPr>
-          <w:ilvl w:val="0"/>
-          <w:numId w:val="39"/>
-        </w:numPr>
-        <w:spacing w:line="276" w:lineRule="auto"/>
-        <w:ind w:firstLineChars="0"/>
-        <w:jc w:val="left"/>
-        <w:rPr>
-          <w:rFonts w:ascii="Times New Roman" w:eastAsia="KaiTi" w:hAnsi="Times New Roman" w:cs="Times New Roman"/>
-          <w:noProof/>
-        </w:rPr>
-      </w:pPr>
-      <w:r>
-        <w:rPr>
-          <w:rFonts w:ascii="Times New Roman" w:eastAsia="KaiTi" w:hAnsi="Times New Roman" w:cs="Times New Roman" w:hint="eastAsia"/>
-          <w:noProof/>
-        </w:rPr>
-        <w:t>有性繁殖</w:t>
-      </w:r>
-    </w:p>
-    <w:p>
-      <w:pPr>
-        <w:pStyle w:val="ListParagraph"/>
-        <w:numPr>
-          <w:ilvl w:val="0"/>
-          <w:numId w:val="40"/>
-        </w:numPr>
-        <w:spacing w:line="276" w:lineRule="auto"/>
-        <w:ind w:firstLineChars="0"/>
-        <w:jc w:val="left"/>
-        <w:rPr>
-          <w:rFonts w:ascii="Times New Roman" w:eastAsia="KaiTi" w:hAnsi="Times New Roman" w:cs="Times New Roman"/>
-          <w:noProof/>
-        </w:rPr>
-      </w:pPr>
-      <w:r>
-        <w:rPr>
-          <w:rFonts w:ascii="Times New Roman" w:eastAsia="KaiTi" w:hAnsi="Times New Roman" w:cs="Times New Roman" w:hint="eastAsia"/>
-          <w:noProof/>
-        </w:rPr>
-        <w:t>子囊和子囊孢子</w:t>
-      </w:r>
-    </w:p>
-    <w:p>
-      <w:pPr>
-        <w:pStyle w:val="ListParagraph"/>
-        <w:numPr>
-          <w:ilvl w:val="0"/>
-          <w:numId w:val="40"/>
-        </w:numPr>
-        <w:spacing w:line="276" w:lineRule="auto"/>
-        <w:ind w:firstLineChars="0"/>
-        <w:jc w:val="left"/>
-        <w:rPr>
-          <w:rFonts w:ascii="Times New Roman" w:eastAsia="KaiTi" w:hAnsi="Times New Roman" w:cs="Times New Roman"/>
-          <w:noProof/>
-        </w:rPr>
-      </w:pPr>
-      <w:r>
-        <w:rPr>
-          <w:rFonts w:ascii="Times New Roman" w:eastAsia="KaiTi" w:hAnsi="Times New Roman" w:cs="Times New Roman" w:hint="eastAsia"/>
-          <w:noProof/>
-        </w:rPr>
-        <w:t>单倍体接触</w:t>
-      </w:r>
-      <w:r>
-        <w:rPr>
-          <w:rFonts w:ascii="Times New Roman" w:eastAsia="KaiTi" w:hAnsi="Times New Roman" w:cs="Times New Roman" w:hint="eastAsia"/>
-          <w:noProof/>
-        </w:rPr>
-        <w:t xml:space="preserve"> </w:t>
-      </w:r>
-      <w:r>
-        <w:rPr>
-          <w:rFonts w:ascii="Times New Roman" w:eastAsia="KaiTi" w:hAnsi="Times New Roman" w:cs="Times New Roman"/>
-          <w:noProof/>
-          <w:lang w:val="en-US"/>
-        </w:rPr>
-        <w:t xml:space="preserve">=&gt; </w:t>
-      </w:r>
-      <w:r>
-        <w:rPr>
-          <w:rFonts w:ascii="Times New Roman" w:eastAsia="KaiTi" w:hAnsi="Times New Roman" w:cs="Times New Roman" w:hint="eastAsia"/>
-          <w:noProof/>
-          <w:lang w:val="en-US"/>
-        </w:rPr>
-        <w:t>质配</w:t>
-      </w:r>
-      <w:r>
-        <w:rPr>
-          <w:rFonts w:ascii="Times New Roman" w:eastAsia="KaiTi" w:hAnsi="Times New Roman" w:cs="Times New Roman" w:hint="eastAsia"/>
-          <w:noProof/>
-          <w:lang w:val="en-US"/>
-        </w:rPr>
-        <w:t xml:space="preserve"> </w:t>
-      </w:r>
-      <w:r>
-        <w:rPr>
-          <w:rFonts w:ascii="Times New Roman" w:eastAsia="KaiTi" w:hAnsi="Times New Roman" w:cs="Times New Roman"/>
-          <w:noProof/>
-          <w:lang w:val="en-US"/>
-        </w:rPr>
-        <w:t xml:space="preserve">=&gt; </w:t>
-      </w:r>
-      <w:r>
-        <w:rPr>
-          <w:rFonts w:ascii="Times New Roman" w:eastAsia="KaiTi" w:hAnsi="Times New Roman" w:cs="Times New Roman" w:hint="eastAsia"/>
-          <w:noProof/>
-          <w:lang w:val="en-US"/>
-        </w:rPr>
-        <w:t>核配，形成二倍体接合子</w:t>
-      </w:r>
-      <w:r>
-        <w:rPr>
-          <w:rFonts w:ascii="Times New Roman" w:eastAsia="KaiTi" w:hAnsi="Times New Roman" w:cs="Times New Roman"/>
-          <w:noProof/>
-          <w:lang w:val="en-US"/>
-        </w:rPr>
-        <w:t xml:space="preserve"> =&gt;</w:t>
-      </w:r>
-    </w:p>
-    <w:p>
-      <w:pPr>
-        <w:pStyle w:val="ListParagraph"/>
-        <w:numPr>
-          <w:ilvl w:val="0"/>
-          <w:numId w:val="40"/>
-        </w:numPr>
-        <w:spacing w:line="276" w:lineRule="auto"/>
-        <w:ind w:firstLineChars="0"/>
-        <w:jc w:val="left"/>
-        <w:rPr>
-          <w:rFonts w:ascii="Times New Roman" w:eastAsia="KaiTi" w:hAnsi="Times New Roman" w:cs="Times New Roman"/>
-          <w:noProof/>
-        </w:rPr>
-      </w:pPr>
-      <w:r>
-        <w:rPr>
-          <w:rFonts w:ascii="Times New Roman" w:eastAsia="KaiTi" w:hAnsi="Times New Roman" w:cs="Times New Roman"/>
-          <w:noProof/>
-          <w:lang w:val="en-US"/>
-        </w:rPr>
-        <w:t>A.</w:t>
-      </w:r>
-      <w:r>
-        <w:rPr>
-          <w:rFonts w:ascii="Times New Roman" w:eastAsia="KaiTi" w:hAnsi="Times New Roman" w:cs="Times New Roman" w:hint="eastAsia"/>
-          <w:noProof/>
-          <w:lang w:val="en-US"/>
-        </w:rPr>
-        <w:t>以二倍体营养细胞生长繁殖，下次有性繁殖前减数分裂</w:t>
-      </w:r>
-    </w:p>
-    <w:p>
-      <w:pPr>
-        <w:pStyle w:val="ListParagraph"/>
-        <w:numPr>
-          <w:ilvl w:val="0"/>
-          <w:numId w:val="40"/>
-        </w:numPr>
-        <w:spacing w:line="276" w:lineRule="auto"/>
-        <w:ind w:firstLineChars="0"/>
-        <w:jc w:val="left"/>
-        <w:rPr>
-          <w:rFonts w:ascii="Times New Roman" w:eastAsia="KaiTi" w:hAnsi="Times New Roman" w:cs="Times New Roman"/>
-          <w:noProof/>
-        </w:rPr>
-      </w:pPr>
-      <w:r>
-        <w:rPr>
-          <w:rFonts w:ascii="Times New Roman" w:eastAsia="KaiTi" w:hAnsi="Times New Roman" w:cs="Times New Roman" w:hint="eastAsia"/>
-          <w:noProof/>
-          <w:lang w:val="en-US"/>
-        </w:rPr>
-        <w:t>B</w:t>
-      </w:r>
-      <w:r>
-        <w:rPr>
-          <w:rFonts w:ascii="Times New Roman" w:eastAsia="KaiTi" w:hAnsi="Times New Roman" w:cs="Times New Roman"/>
-          <w:noProof/>
-          <w:lang w:val="en-US"/>
-        </w:rPr>
-        <w:t>.</w:t>
-      </w:r>
-      <w:r>
-        <w:rPr>
-          <w:rFonts w:ascii="Times New Roman" w:eastAsia="KaiTi" w:hAnsi="Times New Roman" w:cs="Times New Roman" w:hint="eastAsia"/>
-          <w:noProof/>
-          <w:lang w:val="en-US"/>
-        </w:rPr>
-        <w:t>减数分裂，形成</w:t>
-      </w:r>
-      <w:r>
-        <w:rPr>
-          <w:rFonts w:ascii="Times New Roman" w:eastAsia="KaiTi" w:hAnsi="Times New Roman" w:cs="Times New Roman" w:hint="eastAsia"/>
-          <w:noProof/>
-          <w:lang w:val="en-US"/>
-        </w:rPr>
-        <w:t>4</w:t>
-      </w:r>
-      <w:r>
-        <w:rPr>
-          <w:rFonts w:ascii="Times New Roman" w:eastAsia="KaiTi" w:hAnsi="Times New Roman" w:cs="Times New Roman"/>
-          <w:noProof/>
-          <w:lang w:val="en-US"/>
-        </w:rPr>
-        <w:t>/8</w:t>
-      </w:r>
-      <w:r>
-        <w:rPr>
-          <w:rFonts w:ascii="Times New Roman" w:eastAsia="KaiTi" w:hAnsi="Times New Roman" w:cs="Times New Roman" w:hint="eastAsia"/>
-          <w:noProof/>
-          <w:lang w:val="en-US"/>
-        </w:rPr>
-        <w:t>子囊孢子，</w:t>
-      </w:r>
-      <w:r>
-        <w:rPr>
-          <w:rFonts w:ascii="Times New Roman" w:eastAsia="KaiTi" w:hAnsi="Times New Roman" w:cs="Times New Roman" w:hint="eastAsia"/>
-          <w:noProof/>
-          <w:lang w:val="en-US"/>
-        </w:rPr>
-        <w:t>原有的营养细胞成为子囊</w:t>
-      </w:r>
-    </w:p>
-    <w:p>
-      <w:pPr>
-        <w:spacing w:line="276" w:lineRule="auto"/>
-        <w:jc w:val="center"/>
-        <w:rPr>
-          <w:rFonts w:ascii="Times New Roman" w:eastAsia="KaiTi" w:hAnsi="Times New Roman" w:cs="Times New Roman" w:hint="eastAsia"/>
-          <w:noProof/>
-        </w:rPr>
-      </w:pPr>
-      <w:r>
-        <w:rPr>
-          <w:rFonts w:ascii="Times New Roman" w:eastAsia="KaiTi" w:hAnsi="Times New Roman" w:cs="Times New Roman"/>
-          <w:noProof/>
-        </w:rPr>
-        <w:drawing>
-          <wp:inline distT="0" distB="0" distL="0" distR="0" wp14:anchorId="1D33E5E2" wp14:editId="0EC94AE2">
-            <wp:extent cx="2942897" cy="1429062"/>
-            <wp:effectExtent l="0" t="0" r="3810" b="6350"/>
-            <wp:docPr id="9" name="Picture 9"/>
-            <wp:cNvGraphicFramePr>
-              <a:graphicFrameLocks xmlns:a="http://schemas.openxmlformats.org/drawingml/2006/main" noChangeAspect="1"/>
-            </wp:cNvGraphicFramePr>
-            <a:graphic xmlns:a="http://schemas.openxmlformats.org/drawingml/2006/main">
-              <a:graphicData uri="http://schemas.openxmlformats.org/drawingml/2006/picture">
-                <pic:pic xmlns:pic="http://schemas.openxmlformats.org/drawingml/2006/picture">
-                  <pic:nvPicPr>
-                    <pic:cNvPr id="1" name=""/>
-                    <pic:cNvPicPr/>
-                  </pic:nvPicPr>
-                  <pic:blipFill>
-                    <a:blip r:embed="rId12"/>
-                    <a:stretch>
-                      <a:fillRect/>
-                    </a:stretch>
-                  </pic:blipFill>
-                  <pic:spPr>
-                    <a:xfrm>
-                      <a:off x="0" y="0"/>
-                      <a:ext cx="2984581" cy="1449303"/>
-                    </a:xfrm>
-                    <a:prstGeom prst="rect">
-                      <a:avLst/>
-                    </a:prstGeom>
-                  </pic:spPr>
-                </pic:pic>
-              </a:graphicData>
-            </a:graphic>
-          </wp:inline>
-        </w:drawing>
+        <w:t>形态结构</w:t>
       </w:r>
     </w:p>
     <w:p>
@@ -3448,123 +541,37 @@
           <w:rFonts w:ascii="Times New Roman" w:eastAsia="KaiTi" w:hAnsi="Times New Roman" w:cs="Times New Roman" w:hint="eastAsia"/>
           <w:noProof/>
         </w:rPr>
-        <w:t>实验技术：单细胞（孢子）分离</w:t>
+        <w:t>菌落特征</w:t>
+      </w:r>
+    </w:p>
+    <w:p>
+      <w:pPr>
+        <w:pStyle w:val="ListParagraph"/>
+        <w:numPr>
+          <w:ilvl w:val="0"/>
+          <w:numId w:val="30"/>
+        </w:numPr>
+        <w:spacing w:line="276" w:lineRule="auto"/>
+        <w:ind w:firstLineChars="0"/>
+        <w:jc w:val="left"/>
+        <w:rPr>
+          <w:rFonts w:ascii="Times New Roman" w:eastAsia="KaiTi" w:hAnsi="Times New Roman" w:cs="Times New Roman" w:hint="eastAsia"/>
+          <w:noProof/>
+        </w:rPr>
+      </w:pPr>
+      <w:r>
+        <w:rPr>
+          <w:rFonts w:ascii="Times New Roman" w:eastAsia="KaiTi" w:hAnsi="Times New Roman" w:cs="Times New Roman" w:hint="eastAsia"/>
+          <w:noProof/>
+        </w:rPr>
+        <w:t>繁殖方式</w:t>
       </w:r>
       <w:r>
         <w:rPr>
           <w:rFonts w:ascii="Times New Roman" w:eastAsia="KaiTi" w:hAnsi="Times New Roman" w:cs="Times New Roman" w:hint="eastAsia"/>
           <w:noProof/>
         </w:rPr>
-        <w:t>，显微镜下进行</w:t>
-      </w:r>
-    </w:p>
-    <w:p>
-      <w:pPr>
-        <w:spacing w:line="276" w:lineRule="auto"/>
-        <w:jc w:val="left"/>
-        <w:rPr>
-          <w:rFonts w:ascii="Times New Roman" w:eastAsia="KaiTi" w:hAnsi="Times New Roman" w:cs="Times New Roman"/>
-          <w:noProof/>
-        </w:rPr>
-      </w:pPr>
-    </w:p>
-    <w:p>
-      <w:pPr>
-        <w:spacing w:line="276" w:lineRule="auto"/>
-        <w:jc w:val="left"/>
-        <w:rPr>
-          <w:rFonts w:ascii="Times New Roman" w:eastAsia="KaiTi" w:hAnsi="Times New Roman" w:cs="Times New Roman"/>
-          <w:noProof/>
-        </w:rPr>
-      </w:pPr>
-    </w:p>
-    <w:p>
-      <w:pPr>
-        <w:spacing w:line="276" w:lineRule="auto"/>
-        <w:jc w:val="left"/>
-        <w:rPr>
-          <w:rFonts w:ascii="Times New Roman" w:eastAsia="KaiTi" w:hAnsi="Times New Roman" w:cs="Times New Roman"/>
-          <w:noProof/>
-        </w:rPr>
-      </w:pPr>
-    </w:p>
-    <w:p>
-      <w:pPr>
-        <w:spacing w:line="276" w:lineRule="auto"/>
-        <w:jc w:val="left"/>
-        <w:rPr>
-          <w:rFonts w:ascii="Times New Roman" w:eastAsia="KaiTi" w:hAnsi="Times New Roman" w:cs="Times New Roman"/>
-          <w:noProof/>
-        </w:rPr>
-      </w:pPr>
-    </w:p>
-    <w:p>
-      <w:pPr>
-        <w:spacing w:line="276" w:lineRule="auto"/>
-        <w:jc w:val="left"/>
-        <w:rPr>
-          <w:rFonts w:ascii="Times New Roman" w:eastAsia="KaiTi" w:hAnsi="Times New Roman" w:cs="Times New Roman"/>
-          <w:noProof/>
-        </w:rPr>
-      </w:pPr>
-      <w:r>
-        <w:rPr>
-          <w:rFonts w:ascii="Times New Roman" w:eastAsia="KaiTi" w:hAnsi="Times New Roman" w:cs="Times New Roman" w:hint="eastAsia"/>
-          <w:noProof/>
-        </w:rPr>
-        <w:lastRenderedPageBreak/>
-        <w:t>总结：细菌、古菌和真核生物的对比</w:t>
-      </w:r>
-    </w:p>
-    <w:p>
-      <w:pPr>
-        <w:spacing w:line="276" w:lineRule="auto"/>
-        <w:jc w:val="center"/>
-        <w:rPr>
-          <w:rFonts w:ascii="Times New Roman" w:eastAsia="KaiTi" w:hAnsi="Times New Roman" w:cs="Times New Roman" w:hint="eastAsia"/>
-          <w:noProof/>
-        </w:rPr>
-      </w:pPr>
-      <w:r>
-        <w:rPr>
-          <w:rFonts w:ascii="Times New Roman" w:eastAsia="KaiTi" w:hAnsi="Times New Roman" w:cs="Times New Roman"/>
-          <w:noProof/>
-        </w:rPr>
-        <w:drawing>
-          <wp:inline distT="0" distB="0" distL="0" distR="0" wp14:anchorId="146B78B7" wp14:editId="47E2C49F">
-            <wp:extent cx="3594538" cy="3457042"/>
-            <wp:effectExtent l="0" t="0" r="0" b="0"/>
-            <wp:docPr id="10" name="Picture 10"/>
-            <wp:cNvGraphicFramePr>
-              <a:graphicFrameLocks xmlns:a="http://schemas.openxmlformats.org/drawingml/2006/main" noChangeAspect="1"/>
-            </wp:cNvGraphicFramePr>
-            <a:graphic xmlns:a="http://schemas.openxmlformats.org/drawingml/2006/main">
-              <a:graphicData uri="http://schemas.openxmlformats.org/drawingml/2006/picture">
-                <pic:pic xmlns:pic="http://schemas.openxmlformats.org/drawingml/2006/picture">
-                  <pic:nvPicPr>
-                    <pic:cNvPr id="1" name=""/>
-                    <pic:cNvPicPr/>
-                  </pic:nvPicPr>
-                  <pic:blipFill>
-                    <a:blip r:embed="rId13"/>
-                    <a:stretch>
-                      <a:fillRect/>
-                    </a:stretch>
-                  </pic:blipFill>
-                  <pic:spPr>
-                    <a:xfrm>
-                      <a:off x="0" y="0"/>
-                      <a:ext cx="3620170" cy="3481694"/>
-                    </a:xfrm>
-                    <a:prstGeom prst="rect">
-                      <a:avLst/>
-                    </a:prstGeom>
-                  </pic:spPr>
-                </pic:pic>
-              </a:graphicData>
-            </a:graphic>
-          </wp:inline>
-        </w:drawing>
+        <w:t>和生活史</w:t>
       </w:r>
     </w:p>
     <w:sectPr>
@@ -8508,6 +5515,7 @@
   <w:style w:type="character" w:default="1" w:styleId="DefaultParagraphFont">
     <w:name w:val="Default Paragraph Font"/>
     <w:uiPriority w:val="1"/>
+    <w:semiHidden/>
     <w:unhideWhenUsed/>
   </w:style>
   <w:style w:type="table" w:default="1" w:styleId="TableNormal">
